--- a/Strategic thinking.docx
+++ b/Strategic thinking.docx
@@ -7,6 +7,17 @@
         <w:t>Day one- Strategic thinking</w:t>
       </w:r>
     </w:p>
+    <w:p>
+      <w:r>
+        <w:t>Idea project:</w:t>
+      </w:r>
+    </w:p>
+    <w:p>
+      <w:r>
+        <w:t>1.</w:t>
+      </w:r>
+    </w:p>
+    <w:p/>
     <w:sectPr>
       <w:pgSz w:w="11906" w:h="16838"/>
       <w:pgMar w:top="1440" w:right="1440" w:bottom="1440" w:left="1440" w:header="708" w:footer="708" w:gutter="0"/>

--- a/Strategic thinking.docx
+++ b/Strategic thinking.docx
@@ -3,20 +3,75 @@
 <w:document xmlns:wpc="http://schemas.microsoft.com/office/word/2010/wordprocessingCanvas" xmlns:cx="http://schemas.microsoft.com/office/drawing/2014/chartex" xmlns:cx1="http://schemas.microsoft.com/office/drawing/2015/9/8/chartex" xmlns:cx2="http://schemas.microsoft.com/office/drawing/2015/10/21/chartex" xmlns:cx3="http://schemas.microsoft.com/office/drawing/2016/5/9/chartex" xmlns:cx4="http://schemas.microsoft.com/office/drawing/2016/5/10/chartex" xmlns:cx5="http://schemas.microsoft.com/office/drawing/2016/5/11/chartex" xmlns:cx6="http://schemas.microsoft.com/office/drawing/2016/5/12/chartex" xmlns:cx7="http://schemas.microsoft.com/office/drawing/2016/5/13/chartex" xmlns:cx8="http://schemas.microsoft.com/office/drawing/2016/5/14/chartex" xmlns:mc="http://schemas.openxmlformats.org/markup-compatibility/2006" xmlns:aink="http://schemas.microsoft.com/office/drawing/2016/ink" xmlns:am3d="http://schemas.microsoft.com/office/drawing/2017/model3d" xmlns:o="urn:schemas-microsoft-com:office:office" xmlns:oel="http://schemas.microsoft.com/office/2019/extlst" xmlns:r="http://schemas.openxmlformats.org/officeDocument/2006/relationships" xmlns:m="http://schemas.openxmlformats.org/officeDocument/2006/math" xmlns:v="urn:schemas-microsoft-com:vml" xmlns:wp14="http://schemas.microsoft.com/office/word/2010/wordprocessingDrawing" xmlns:wp="http://schemas.openxmlformats.org/drawingml/2006/wordprocessingDrawing" xmlns:w10="urn:schemas-microsoft-com:office:word" xmlns:w="http://schemas.openxmlformats.org/wordprocessingml/2006/main" xmlns:w14="http://schemas.microsoft.com/office/word/2010/wordml" xmlns:w15="http://schemas.microsoft.com/office/word/2012/wordml" xmlns:w16cex="http://schemas.microsoft.com/office/word/2018/wordml/cex" xmlns:w16cid="http://schemas.microsoft.com/office/word/2016/wordml/cid" xmlns:w16="http://schemas.microsoft.com/office/word/2018/wordml" xmlns:w16du="http://schemas.microsoft.com/office/word/2023/wordml/word16du" xmlns:w16sdtdh="http://schemas.microsoft.com/office/word/2020/wordml/sdtdatahash" xmlns:w16sdtfl="http://schemas.microsoft.com/office/word/2024/wordml/sdtformatlock" xmlns:w16se="http://schemas.microsoft.com/office/word/2015/wordml/symex" xmlns:wpg="http://schemas.microsoft.com/office/word/2010/wordprocessingGroup" xmlns:wpi="http://schemas.microsoft.com/office/word/2010/wordprocessingInk" xmlns:wne="http://schemas.microsoft.com/office/word/2006/wordml" xmlns:wps="http://schemas.microsoft.com/office/word/2010/wordprocessingShape" mc:Ignorable="w14 w15 w16se w16cid w16 w16cex w16sdtdh w16sdtfl w16du wp14">
   <w:body>
     <w:p>
+      <w:pPr>
+        <w:rPr>
+          <w:b/>
+          <w:bCs/>
+        </w:rPr>
+      </w:pPr>
       <w:r>
-        <w:t>Day one- Strategic thinking</w:t>
+        <w:rPr>
+          <w:b/>
+          <w:bCs/>
+        </w:rPr>
+        <w:t>Capstone Project Proposal</w:t>
+      </w:r>
+    </w:p>
+    <w:p>
+      <w:pPr>
+        <w:rPr>
+          <w:b/>
+          <w:bCs/>
+        </w:rPr>
+      </w:pPr>
+      <w:r>
+        <w:rPr>
+          <w:b/>
+          <w:bCs/>
+        </w:rPr>
+        <w:t>Project Title</w:t>
       </w:r>
     </w:p>
     <w:p>
       <w:r>
-        <w:t>Idea project:</w:t>
+        <w:rPr>
+          <w:b/>
+          <w:bCs/>
+        </w:rPr>
+        <w:t>Predicting Arrival Delays to Assess Flight Connection Risk Using Historical Airline Data</w:t>
+      </w:r>
+    </w:p>
+    <w:p>
+      <w:pPr>
+        <w:rPr>
+          <w:b/>
+          <w:bCs/>
+        </w:rPr>
+      </w:pPr>
+      <w:r>
+        <w:rPr>
+          <w:b/>
+          <w:bCs/>
+        </w:rPr>
+        <w:t>1. Introduction</w:t>
       </w:r>
     </w:p>
     <w:p>
       <w:r>
-        <w:t>1.</w:t>
+        <w:t>I chose this topic because I really enjoy travelling, and when I have a connecting flight, delays are always something I think about. Even a small delay can sometimes leave very little time to catch the next flight. I started wondering if data could help understand when a connection might be at risk.</w:t>
       </w:r>
     </w:p>
+    <w:p>
+      <w:r>
+        <w:t>Flight delays can create problems for passengers and airlines, especially when there is a connecting flight involved. Airlines may have to assist passengers, manage missed connections or arrange alternative flights. If they can identify these situations earlier, they may have more time to find a solution.</w:t>
+      </w:r>
+    </w:p>
+    <w:p>
+      <w:r>
+        <w:t>For my project, I want to look at historical flight data to see if arrival delays can be predicted and then use this information to assess the risk of missing a connection. I will use public data from the U.S. Bureau of Transportation Statistics (BTS), which includes information about delays, routes, airlines and scheduled flight times. I will analyse the data to look for patterns and build a model to predict arrival delays.</w:t>
+      </w:r>
+    </w:p>
+    <w:p/>
     <w:p/>
     <w:sectPr>
       <w:pgSz w:w="11906" w:h="16838"/>
@@ -428,6 +483,7 @@
   <w:style w:type="paragraph" w:default="1" w:styleId="Normal">
     <w:name w:val="Normal"/>
     <w:qFormat/>
+    <w:rsid w:val="00B1249D"/>
   </w:style>
   <w:style w:type="paragraph" w:styleId="Heading1">
     <w:name w:val="heading 1"/>

--- a/Strategic thinking.docx
+++ b/Strategic thinking.docx
@@ -72,6 +72,43 @@
       </w:r>
     </w:p>
     <w:p/>
+    <w:p>
+      <w:pPr>
+        <w:rPr>
+          <w:b/>
+          <w:bCs/>
+        </w:rPr>
+      </w:pPr>
+      <w:r>
+        <w:rPr>
+          <w:b/>
+          <w:bCs/>
+        </w:rPr>
+        <w:t>2</w:t>
+      </w:r>
+      <w:r>
+        <w:rPr>
+          <w:b/>
+          <w:bCs/>
+        </w:rPr>
+        <w:t>. Problem Definition</w:t>
+      </w:r>
+    </w:p>
+    <w:p>
+      <w:r>
+        <w:t>Flight delays can have a significant impact on passengers travelling on connecting itineraries. Even a relatively short delay can reduce the time available to reach the next flight. However, the same delay does not always have the same impact. For example, a 30-minute delay may not be a major problem when the connection time is long, but it could create a significant risk when the connection time is short.</w:t>
+      </w:r>
+    </w:p>
+    <w:p>
+      <w:r>
+        <w:t>This also creates operational challenges for airlines, which may need to assist passengers, manage connections or arrange alternative flights. Identifying risky situations earlier could give operational teams more time to respond.</w:t>
+      </w:r>
+    </w:p>
+    <w:p>
+      <w:r>
+        <w:t>The business problem addressed by this project is therefore how historical operational data can be used to identify situations where a flight connection may be at risk because of an arrival delay. The project will predict arrival delay duration and investigate how this prediction can be used to assess potential connection risk. As the dataset does not identify actual passenger connections, potential connections between flights will be identified using scheduled flight information.</w:t>
+      </w:r>
+    </w:p>
     <w:p/>
     <w:sectPr>
       <w:pgSz w:w="11906" w:h="16838"/>

--- a/Strategic thinking.docx
+++ b/Strategic thinking.docx
@@ -109,6 +109,29 @@
         <w:t>The business problem addressed by this project is therefore how historical operational data can be used to identify situations where a flight connection may be at risk because of an arrival delay. The project will predict arrival delay duration and investigate how this prediction can be used to assess potential connection risk. As the dataset does not identify actual passenger connections, potential connections between flights will be identified using scheduled flight information.</w:t>
       </w:r>
     </w:p>
+    <w:p/>
+    <w:p>
+      <w:pPr>
+        <w:rPr>
+          <w:b/>
+          <w:bCs/>
+        </w:rPr>
+      </w:pPr>
+      <w:r>
+        <w:rPr>
+          <w:b/>
+          <w:bCs/>
+        </w:rPr>
+        <w:lastRenderedPageBreak/>
+        <w:t>3. Aim and Objectives</w:t>
+      </w:r>
+    </w:p>
+    <w:p>
+      <w:r>
+        <w:t>The aim of this project is to investigate whether historical airline operational data can be used to predict arrival delays and use these predictions to assess potential flight connection risk.</w:t>
+      </w:r>
+    </w:p>
+    <w:p/>
     <w:p/>
     <w:sectPr>
       <w:pgSz w:w="11906" w:h="16838"/>

--- a/Strategic thinking.docx
+++ b/Strategic thinking.docx
@@ -129,6 +129,83 @@
     <w:p>
       <w:r>
         <w:t>The aim of this project is to investigate whether historical airline operational data can be used to predict arrival delays and use these predictions to assess potential flight connection risk.</w:t>
+      </w:r>
+    </w:p>
+    <w:p>
+      <w:pPr>
+        <w:rPr>
+          <w:b/>
+          <w:bCs/>
+        </w:rPr>
+      </w:pPr>
+      <w:r>
+        <w:rPr>
+          <w:b/>
+          <w:bCs/>
+        </w:rPr>
+        <w:t>Objectives</w:t>
+      </w:r>
+      <w:r>
+        <w:rPr>
+          <w:b/>
+          <w:bCs/>
+        </w:rPr>
+        <w:t>:</w:t>
+      </w:r>
+    </w:p>
+    <w:p>
+      <w:pPr>
+        <w:numPr>
+          <w:ilvl w:val="0"/>
+          <w:numId w:val="1"/>
+        </w:numPr>
+      </w:pPr>
+      <w:r>
+        <w:t>To collect and prepare historical airline operational data relevant to flight delays.</w:t>
+      </w:r>
+    </w:p>
+    <w:p>
+      <w:pPr>
+        <w:numPr>
+          <w:ilvl w:val="0"/>
+          <w:numId w:val="1"/>
+        </w:numPr>
+      </w:pPr>
+      <w:r>
+        <w:t>To explore the main operational factors associated with arrival delays.</w:t>
+      </w:r>
+    </w:p>
+    <w:p>
+      <w:pPr>
+        <w:numPr>
+          <w:ilvl w:val="0"/>
+          <w:numId w:val="1"/>
+        </w:numPr>
+      </w:pPr>
+      <w:r>
+        <w:t>To develop and evaluate predictive models for estimating arrival delay duration.</w:t>
+      </w:r>
+    </w:p>
+    <w:p>
+      <w:pPr>
+        <w:numPr>
+          <w:ilvl w:val="0"/>
+          <w:numId w:val="1"/>
+        </w:numPr>
+      </w:pPr>
+      <w:r>
+        <w:t>To identify potential connecting flights using scheduled flight information and assess their connection risk using predicted arrival delays and available connection time.</w:t>
+      </w:r>
+    </w:p>
+    <w:p>
+      <w:pPr>
+        <w:numPr>
+          <w:ilvl w:val="0"/>
+          <w:numId w:val="1"/>
+        </w:numPr>
+      </w:pPr>
+      <w:r>
+        <w:t>To evaluate how the results could support airline operations and passenger management.</w:t>
       </w:r>
     </w:p>
     <w:p/>
@@ -141,6 +218,127 @@
     </w:sectPr>
   </w:body>
 </w:document>
+</file>
+
+<file path=word/numbering.xml><?xml version="1.0" encoding="utf-8"?>
+<w:numbering xmlns:wpc="http://schemas.microsoft.com/office/word/2010/wordprocessingCanvas" xmlns:cx="http://schemas.microsoft.com/office/drawing/2014/chartex" xmlns:cx1="http://schemas.microsoft.com/office/drawing/2015/9/8/chartex" xmlns:cx2="http://schemas.microsoft.com/office/drawing/2015/10/21/chartex" xmlns:cx3="http://schemas.microsoft.com/office/drawing/2016/5/9/chartex" xmlns:cx4="http://schemas.microsoft.com/office/drawing/2016/5/10/chartex" xmlns:cx5="http://schemas.microsoft.com/office/drawing/2016/5/11/chartex" xmlns:cx6="http://schemas.microsoft.com/office/drawing/2016/5/12/chartex" xmlns:cx7="http://schemas.microsoft.com/office/drawing/2016/5/13/chartex" xmlns:cx8="http://schemas.microsoft.com/office/drawing/2016/5/14/chartex" xmlns:mc="http://schemas.openxmlformats.org/markup-compatibility/2006" xmlns:aink="http://schemas.microsoft.com/office/drawing/2016/ink" xmlns:am3d="http://schemas.microsoft.com/office/drawing/2017/model3d" xmlns:o="urn:schemas-microsoft-com:office:office" xmlns:oel="http://schemas.microsoft.com/office/2019/extlst" xmlns:r="http://schemas.openxmlformats.org/officeDocument/2006/relationships" xmlns:m="http://schemas.openxmlformats.org/officeDocument/2006/math" xmlns:v="urn:schemas-microsoft-com:vml" xmlns:wp14="http://schemas.microsoft.com/office/word/2010/wordprocessingDrawing" xmlns:wp="http://schemas.openxmlformats.org/drawingml/2006/wordprocessingDrawing" xmlns:w10="urn:schemas-microsoft-com:office:word" xmlns:w="http://schemas.openxmlformats.org/wordprocessingml/2006/main" xmlns:w14="http://schemas.microsoft.com/office/word/2010/wordml" xmlns:w15="http://schemas.microsoft.com/office/word/2012/wordml" xmlns:w16cex="http://schemas.microsoft.com/office/word/2018/wordml/cex" xmlns:w16cid="http://schemas.microsoft.com/office/word/2016/wordml/cid" xmlns:w16="http://schemas.microsoft.com/office/word/2018/wordml" xmlns:w16du="http://schemas.microsoft.com/office/word/2023/wordml/word16du" xmlns:w16sdtdh="http://schemas.microsoft.com/office/word/2020/wordml/sdtdatahash" xmlns:w16sdtfl="http://schemas.microsoft.com/office/word/2024/wordml/sdtformatlock" xmlns:w16se="http://schemas.microsoft.com/office/word/2015/wordml/symex" xmlns:wpg="http://schemas.microsoft.com/office/word/2010/wordprocessingGroup" xmlns:wpi="http://schemas.microsoft.com/office/word/2010/wordprocessingInk" xmlns:wne="http://schemas.microsoft.com/office/word/2006/wordml" xmlns:wps="http://schemas.microsoft.com/office/word/2010/wordprocessingShape" mc:Ignorable="w14 w15 w16se w16cid w16 w16cex w16sdtdh w16sdtfl w16du wp14">
+  <w:abstractNum w:abstractNumId="0" w15:restartNumberingAfterBreak="0">
+    <w:nsid w:val="113F54B9"/>
+    <w:multiLevelType w:val="multilevel"/>
+    <w:tmpl w:val="F9F84E76"/>
+    <w:lvl w:ilvl="0">
+      <w:start w:val="1"/>
+      <w:numFmt w:val="decimal"/>
+      <w:lvlText w:val="%1."/>
+      <w:lvlJc w:val="left"/>
+      <w:pPr>
+        <w:tabs>
+          <w:tab w:val="num" w:pos="720"/>
+        </w:tabs>
+        <w:ind w:left="720" w:hanging="360"/>
+      </w:pPr>
+    </w:lvl>
+    <w:lvl w:ilvl="1" w:tentative="1">
+      <w:start w:val="1"/>
+      <w:numFmt w:val="decimal"/>
+      <w:lvlText w:val="%2."/>
+      <w:lvlJc w:val="left"/>
+      <w:pPr>
+        <w:tabs>
+          <w:tab w:val="num" w:pos="1440"/>
+        </w:tabs>
+        <w:ind w:left="1440" w:hanging="360"/>
+      </w:pPr>
+    </w:lvl>
+    <w:lvl w:ilvl="2" w:tentative="1">
+      <w:start w:val="1"/>
+      <w:numFmt w:val="decimal"/>
+      <w:lvlText w:val="%3."/>
+      <w:lvlJc w:val="left"/>
+      <w:pPr>
+        <w:tabs>
+          <w:tab w:val="num" w:pos="2160"/>
+        </w:tabs>
+        <w:ind w:left="2160" w:hanging="360"/>
+      </w:pPr>
+    </w:lvl>
+    <w:lvl w:ilvl="3" w:tentative="1">
+      <w:start w:val="1"/>
+      <w:numFmt w:val="decimal"/>
+      <w:lvlText w:val="%4."/>
+      <w:lvlJc w:val="left"/>
+      <w:pPr>
+        <w:tabs>
+          <w:tab w:val="num" w:pos="2880"/>
+        </w:tabs>
+        <w:ind w:left="2880" w:hanging="360"/>
+      </w:pPr>
+    </w:lvl>
+    <w:lvl w:ilvl="4" w:tentative="1">
+      <w:start w:val="1"/>
+      <w:numFmt w:val="decimal"/>
+      <w:lvlText w:val="%5."/>
+      <w:lvlJc w:val="left"/>
+      <w:pPr>
+        <w:tabs>
+          <w:tab w:val="num" w:pos="3600"/>
+        </w:tabs>
+        <w:ind w:left="3600" w:hanging="360"/>
+      </w:pPr>
+    </w:lvl>
+    <w:lvl w:ilvl="5" w:tentative="1">
+      <w:start w:val="1"/>
+      <w:numFmt w:val="decimal"/>
+      <w:lvlText w:val="%6."/>
+      <w:lvlJc w:val="left"/>
+      <w:pPr>
+        <w:tabs>
+          <w:tab w:val="num" w:pos="4320"/>
+        </w:tabs>
+        <w:ind w:left="4320" w:hanging="360"/>
+      </w:pPr>
+    </w:lvl>
+    <w:lvl w:ilvl="6" w:tentative="1">
+      <w:start w:val="1"/>
+      <w:numFmt w:val="decimal"/>
+      <w:lvlText w:val="%7."/>
+      <w:lvlJc w:val="left"/>
+      <w:pPr>
+        <w:tabs>
+          <w:tab w:val="num" w:pos="5040"/>
+        </w:tabs>
+        <w:ind w:left="5040" w:hanging="360"/>
+      </w:pPr>
+    </w:lvl>
+    <w:lvl w:ilvl="7" w:tentative="1">
+      <w:start w:val="1"/>
+      <w:numFmt w:val="decimal"/>
+      <w:lvlText w:val="%8."/>
+      <w:lvlJc w:val="left"/>
+      <w:pPr>
+        <w:tabs>
+          <w:tab w:val="num" w:pos="5760"/>
+        </w:tabs>
+        <w:ind w:left="5760" w:hanging="360"/>
+      </w:pPr>
+    </w:lvl>
+    <w:lvl w:ilvl="8" w:tentative="1">
+      <w:start w:val="1"/>
+      <w:numFmt w:val="decimal"/>
+      <w:lvlText w:val="%9."/>
+      <w:lvlJc w:val="left"/>
+      <w:pPr>
+        <w:tabs>
+          <w:tab w:val="num" w:pos="6480"/>
+        </w:tabs>
+        <w:ind w:left="6480" w:hanging="360"/>
+      </w:pPr>
+    </w:lvl>
+  </w:abstractNum>
+  <w:num w:numId="1" w16cid:durableId="1026828368">
+    <w:abstractNumId w:val="0"/>
+  </w:num>
+</w:numbering>
 </file>
 
 <file path=word/styles.xml><?xml version="1.0" encoding="utf-8"?>

--- a/Strategic thinking.docx
+++ b/Strategic thinking.docx
@@ -206,6 +206,26 @@
       </w:pPr>
       <w:r>
         <w:t>To evaluate how the results could support airline operations and passenger management.</w:t>
+      </w:r>
+    </w:p>
+    <w:p>
+      <w:pPr>
+        <w:rPr>
+          <w:b/>
+          <w:bCs/>
+        </w:rPr>
+      </w:pPr>
+      <w:r>
+        <w:rPr>
+          <w:b/>
+          <w:bCs/>
+        </w:rPr>
+        <w:t>Business Hypothesis</w:t>
+      </w:r>
+    </w:p>
+    <w:p>
+      <w:r>
+        <w:t>Historical airline operational data can provide useful information for predicting arrival delays and identifying potential flight connections with a higher risk of disruption.</w:t>
       </w:r>
     </w:p>
     <w:p/>

--- a/Strategic thinking.docx
+++ b/Strategic thinking.docx
@@ -228,7 +228,51 @@
         <w:t>Historical airline operational data can provide useful information for predicting arrival delays and identifying potential flight connections with a higher risk of disruption.</w:t>
       </w:r>
     </w:p>
-    <w:p/>
+    <w:p>
+      <w:pPr>
+        <w:rPr>
+          <w:b/>
+          <w:bCs/>
+        </w:rPr>
+      </w:pPr>
+      <w:r>
+        <w:rPr>
+          <w:b/>
+          <w:bCs/>
+        </w:rPr>
+        <w:t xml:space="preserve">4. </w:t>
+      </w:r>
+      <w:r>
+        <w:rPr>
+          <w:b/>
+          <w:bCs/>
+        </w:rPr>
+        <w:t>Scope</w:t>
+      </w:r>
+    </w:p>
+    <w:p>
+      <w:r>
+        <w:t>The project will focus on historical U.S. commercial airline operations using publicly available data from the U.S. Bureau of Transportation Statistics (BTS). The analysis will consider variables such as airlines, routes, scheduled flight times, distance and flight delays.</w:t>
+      </w:r>
+    </w:p>
+    <w:p>
+      <w:r>
+        <w:t>The main predictive task will be to estimate arrival delay duration. Potential connecting flights will then be identified using scheduled flight information, such as flights arriving and departing from the same airport within a defined connection window. The predicted arrival delay will be considered together with the scheduled connection time to assess how much connection time could remain.</w:t>
+      </w:r>
+    </w:p>
+    <w:p>
+      <w:r>
+        <w:t xml:space="preserve">The project will not determine whether an individual passenger </w:t>
+      </w:r>
+      <w:proofErr w:type="gramStart"/>
+      <w:r>
+        <w:t>actually missed</w:t>
+      </w:r>
+      <w:proofErr w:type="gramEnd"/>
+      <w:r>
+        <w:t xml:space="preserve"> a connecting flight because passenger-level connection information is not available in the selected dataset. Therefore, the connections identified in the analysis will represent potential flight connections rather than confirmed passenger itineraries.</w:t>
+      </w:r>
+    </w:p>
     <w:p/>
     <w:sectPr>
       <w:pgSz w:w="11906" w:h="16838"/>

--- a/Strategic thinking.docx
+++ b/Strategic thinking.docx
@@ -271,6 +271,52 @@
       <w:proofErr w:type="gramEnd"/>
       <w:r>
         <w:t xml:space="preserve"> a connecting flight because passenger-level connection information is not available in the selected dataset. Therefore, the connections identified in the analysis will represent potential flight connections rather than confirmed passenger itineraries.</w:t>
+      </w:r>
+    </w:p>
+    <w:p>
+      <w:pPr>
+        <w:rPr>
+          <w:b/>
+          <w:bCs/>
+        </w:rPr>
+      </w:pPr>
+      <w:r>
+        <w:rPr>
+          <w:b/>
+          <w:bCs/>
+        </w:rPr>
+        <w:t>5. Methodology</w:t>
+      </w:r>
+    </w:p>
+    <w:p>
+      <w:r>
+        <w:t>The first stage will involve collecting and preparing the historical airline data. The raw data will be processed using Python and checked for missing values, duplicates, data types and other possible data quality issues.</w:t>
+      </w:r>
+    </w:p>
+    <w:p>
+      <w:r>
+        <w:lastRenderedPageBreak/>
+        <w:t>Exploratory Data Analysis (EDA) will then be used to understand the data and identify patterns in arrival delays. Operational factors such as route, airline, scheduled departure and arrival times, flight distance and travel period will be explored.</w:t>
+      </w:r>
+    </w:p>
+    <w:p>
+      <w:r>
+        <w:t>As the main value to be predicted is arrival delay measured in minutes, the predictive task will be treated as a regression problem. Different regression models will be developed and compared to identify the most suitable approach. Performance will be evaluated using regression metrics such as Mean Absolute Error (MAE), Root Mean Squared Error (RMSE) and R-squared (R²).</w:t>
+      </w:r>
+    </w:p>
+    <w:p>
+      <w:r>
+        <w:t>Potential connecting flights will then be identified using scheduled flight information. Flights arriving and departing from the same airport within an appropriate connection window will be considered as potential connections. For each potential connection, the scheduled connection time will be calculated and compared with the predicted arrival delay to assess how much of the available connection time could be lost.</w:t>
+      </w:r>
+    </w:p>
+    <w:p>
+      <w:r>
+        <w:t>Where reliable Minimum Connection Time (MCT) information is available, this may also be considered when assessing the remaining connection buffer. This approach will allow potential connection risk to be analysed without assuming that the flights represent an actual passenger itinerary.</w:t>
+      </w:r>
+    </w:p>
+    <w:p>
+      <w:r>
+        <w:t>Python will be used for data preparation, analysis, visualisation and modelling. Libraries such as Pandas, NumPy, Matplotlib and Scikit-learn are expected to be used.</w:t>
       </w:r>
     </w:p>
     <w:p/>

--- a/Strategic thinking.docx
+++ b/Strategic thinking.docx
@@ -262,15 +262,7 @@
     </w:p>
     <w:p>
       <w:r>
-        <w:t xml:space="preserve">The project will not determine whether an individual passenger </w:t>
-      </w:r>
-      <w:proofErr w:type="gramStart"/>
-      <w:r>
-        <w:t>actually missed</w:t>
-      </w:r>
-      <w:proofErr w:type="gramEnd"/>
-      <w:r>
-        <w:t xml:space="preserve"> a connecting flight because passenger-level connection information is not available in the selected dataset. Therefore, the connections identified in the analysis will represent potential flight connections rather than confirmed passenger itineraries.</w:t>
+        <w:t>The project will not determine whether an individual passenger actually missed a connecting flight because passenger-level connection information is not available in the selected dataset. Therefore, the connections identified in the analysis will represent potential flight connections rather than confirmed passenger itineraries.</w:t>
       </w:r>
     </w:p>
     <w:p>
@@ -320,6 +312,169 @@
       </w:r>
     </w:p>
     <w:p/>
+    <w:p>
+      <w:pPr>
+        <w:rPr>
+          <w:b/>
+          <w:bCs/>
+        </w:rPr>
+      </w:pPr>
+      <w:r>
+        <w:rPr>
+          <w:b/>
+          <w:bCs/>
+        </w:rPr>
+        <w:t>6. High-Level Architecture</w:t>
+      </w:r>
+    </w:p>
+    <w:p>
+      <w:r>
+        <w:t>The project will follow this general process:</w:t>
+      </w:r>
+    </w:p>
+    <w:p>
+      <w:r>
+        <w:rPr>
+          <w:b/>
+          <w:bCs/>
+        </w:rPr>
+        <w:t>Raw BTS Airline Operational Data</w:t>
+      </w:r>
+      <w:r>
+        <w:br/>
+        <w:t>↓</w:t>
+      </w:r>
+      <w:r>
+        <w:br/>
+      </w:r>
+      <w:r>
+        <w:rPr>
+          <w:b/>
+          <w:bCs/>
+        </w:rPr>
+        <w:t>Data Cleaning and Preparation</w:t>
+      </w:r>
+      <w:r>
+        <w:br/>
+        <w:t>↓</w:t>
+      </w:r>
+      <w:r>
+        <w:br/>
+      </w:r>
+      <w:r>
+        <w:rPr>
+          <w:b/>
+          <w:bCs/>
+        </w:rPr>
+        <w:t>Exploratory Data Analysis</w:t>
+      </w:r>
+      <w:r>
+        <w:br/>
+        <w:t>↓</w:t>
+      </w:r>
+      <w:r>
+        <w:br/>
+      </w:r>
+      <w:r>
+        <w:rPr>
+          <w:b/>
+          <w:bCs/>
+        </w:rPr>
+        <w:t>Feature Engineering</w:t>
+      </w:r>
+      <w:r>
+        <w:br/>
+        <w:t>↓</w:t>
+      </w:r>
+      <w:r>
+        <w:br/>
+      </w:r>
+      <w:r>
+        <w:rPr>
+          <w:b/>
+          <w:bCs/>
+        </w:rPr>
+        <w:t>Regression Model</w:t>
+      </w:r>
+      <w:r>
+        <w:br/>
+        <w:t>↓</w:t>
+      </w:r>
+      <w:r>
+        <w:br/>
+      </w:r>
+      <w:r>
+        <w:rPr>
+          <w:b/>
+          <w:bCs/>
+        </w:rPr>
+        <w:t>Predicted Arrival Delay</w:t>
+      </w:r>
+      <w:r>
+        <w:br/>
+        <w:t>↓</w:t>
+      </w:r>
+      <w:r>
+        <w:br/>
+      </w:r>
+      <w:r>
+        <w:rPr>
+          <w:b/>
+          <w:bCs/>
+        </w:rPr>
+        <w:t>Identify Potential Connecting Flights</w:t>
+      </w:r>
+      <w:r>
+        <w:br/>
+        <w:t>↓</w:t>
+      </w:r>
+      <w:r>
+        <w:br/>
+      </w:r>
+      <w:r>
+        <w:rPr>
+          <w:b/>
+          <w:bCs/>
+        </w:rPr>
+        <w:t>Calculate Connection Time / Buffer</w:t>
+      </w:r>
+      <w:r>
+        <w:br/>
+      </w:r>
+      <w:r>
+        <w:lastRenderedPageBreak/>
+        <w:t>↓</w:t>
+      </w:r>
+      <w:r>
+        <w:br/>
+      </w:r>
+      <w:r>
+        <w:rPr>
+          <w:b/>
+          <w:bCs/>
+        </w:rPr>
+        <w:t>Potential Flight Connection Risk</w:t>
+      </w:r>
+      <w:r>
+        <w:br/>
+        <w:t>↓</w:t>
+      </w:r>
+      <w:r>
+        <w:br/>
+      </w:r>
+      <w:r>
+        <w:rPr>
+          <w:b/>
+          <w:bCs/>
+        </w:rPr>
+        <w:t>Business Decision Support</w:t>
+      </w:r>
+    </w:p>
+    <w:p>
+      <w:r>
+        <w:t>This process shows how the raw operational data will be transformed into predictions and then used to provide information that could support airline decision-making</w:t>
+      </w:r>
+    </w:p>
     <w:sectPr>
       <w:pgSz w:w="11906" w:h="16838"/>
       <w:pgMar w:top="1440" w:right="1440" w:bottom="1440" w:left="1440" w:header="708" w:footer="708" w:gutter="0"/>

--- a/Strategic thinking.docx
+++ b/Strategic thinking.docx
@@ -262,7 +262,15 @@
     </w:p>
     <w:p>
       <w:r>
-        <w:t>The project will not determine whether an individual passenger actually missed a connecting flight because passenger-level connection information is not available in the selected dataset. Therefore, the connections identified in the analysis will represent potential flight connections rather than confirmed passenger itineraries.</w:t>
+        <w:t xml:space="preserve">The project will not determine whether an individual passenger </w:t>
+      </w:r>
+      <w:proofErr w:type="gramStart"/>
+      <w:r>
+        <w:t>actually missed</w:t>
+      </w:r>
+      <w:proofErr w:type="gramEnd"/>
+      <w:r>
+        <w:t xml:space="preserve"> a connecting flight because passenger-level connection information is not available in the selected dataset. Therefore, the connections identified in the analysis will represent potential flight connections rather than confirmed passenger itineraries.</w:t>
       </w:r>
     </w:p>
     <w:p>
@@ -474,7 +482,62 @@
       <w:r>
         <w:t>This process shows how the raw operational data will be transformed into predictions and then used to provide information that could support airline decision-making</w:t>
       </w:r>
-    </w:p>
+      <w:r>
+        <w:t>.</w:t>
+      </w:r>
+    </w:p>
+    <w:p/>
+    <w:p>
+      <w:pPr>
+        <w:rPr>
+          <w:b/>
+          <w:bCs/>
+        </w:rPr>
+      </w:pPr>
+      <w:r>
+        <w:rPr>
+          <w:b/>
+          <w:bCs/>
+        </w:rPr>
+        <w:t>7. Data Sources</w:t>
+      </w:r>
+    </w:p>
+    <w:p>
+      <w:r>
+        <w:t xml:space="preserve">The main data source will be the </w:t>
+      </w:r>
+      <w:r>
+        <w:rPr>
+          <w:b/>
+          <w:bCs/>
+        </w:rPr>
+        <w:t>Airline On-Time Performance dataset</w:t>
+      </w:r>
+      <w:r>
+        <w:t xml:space="preserve"> published by the U.S. Bureau of Transportation Statistics (BTS).</w:t>
+      </w:r>
+    </w:p>
+    <w:p>
+      <w:r>
+        <w:t>The dataset provides raw historical operational data on commercial flights, including flight dates, operating airlines, origin and destination airports, scheduled and actual departure and arrival times, delays, cancellations, diversions and flight distance.</w:t>
+      </w:r>
+    </w:p>
+    <w:p>
+      <w:r>
+        <w:t>The data will be obtained in its raw format and will require cleaning and preparation before analysis. This will include checking missing values, data types, duplicate records, relevant variables and possible data quality issues.</w:t>
+      </w:r>
+    </w:p>
+    <w:p>
+      <w:r>
+        <w:t>An initial monthly extract has already been reviewed to understand the structure of the data and assess the relevance of the available variables. Additional months may be included in the final analysis to represent different operational periods and possible seasonal variation.</w:t>
+      </w:r>
+    </w:p>
+    <w:p>
+      <w:r>
+        <w:t>The dataset is publicly available from BTS. The files, periods used, source and applicable data-use conditions will be documented in the final project. If Minimum Connection Time information is included, its source and conditions of use will also be documented.</w:t>
+      </w:r>
+    </w:p>
+    <w:p/>
     <w:sectPr>
       <w:pgSz w:w="11906" w:h="16838"/>
       <w:pgMar w:top="1440" w:right="1440" w:bottom="1440" w:left="1440" w:header="708" w:footer="708" w:gutter="0"/>

--- a/Strategic thinking.docx
+++ b/Strategic thinking.docx
@@ -535,6 +535,50 @@
     <w:p>
       <w:r>
         <w:t>The dataset is publicly available from BTS. The files, periods used, source and applicable data-use conditions will be documented in the final project. If Minimum Connection Time information is included, its source and conditions of use will also be documented.</w:t>
+      </w:r>
+    </w:p>
+    <w:p>
+      <w:pPr>
+        <w:rPr>
+          <w:b/>
+          <w:bCs/>
+        </w:rPr>
+      </w:pPr>
+      <w:r>
+        <w:rPr>
+          <w:b/>
+          <w:bCs/>
+        </w:rPr>
+        <w:t>8. Expected Deliverables</w:t>
+      </w:r>
+    </w:p>
+    <w:p>
+      <w:r>
+        <w:t>The project is expected to produce a cleaned and prepared dataset from the original raw airline data, together with an exploratory analysis of flight delays and relevant visualisations.</w:t>
+      </w:r>
+    </w:p>
+    <w:p>
+      <w:r>
+        <w:t>Predictive regression models will be developed and compared to estimate arrival delay duration. Their performance will be evaluated using appropriate regression metrics.</w:t>
+      </w:r>
+    </w:p>
+    <w:p>
+      <w:r>
+        <w:t>The predicted delays will then be applied to potential flight connections identified from scheduled flight information. This analysis will investigate whether delay predictions can help identify situations where the available connection time becomes limited and the potential risk of disruption increases.</w:t>
+      </w:r>
+    </w:p>
+    <w:p>
+      <w:r>
+        <w:lastRenderedPageBreak/>
+        <w:t xml:space="preserve">The </w:t>
+      </w:r>
+      <w:proofErr w:type="gramStart"/>
+      <w:r>
+        <w:t>final results</w:t>
+      </w:r>
+      <w:proofErr w:type="gramEnd"/>
+      <w:r>
+        <w:t xml:space="preserve"> will be interpreted from a business perspective, including the possible value for airline operational and passenger-management decisions, as well as the limitations of the proposed approach.</w:t>
       </w:r>
     </w:p>
     <w:p/>

--- a/Strategic thinking.docx
+++ b/Strategic thinking.docx
@@ -3,128 +3,2969 @@
 <w:document xmlns:wpc="http://schemas.microsoft.com/office/word/2010/wordprocessingCanvas" xmlns:cx="http://schemas.microsoft.com/office/drawing/2014/chartex" xmlns:cx1="http://schemas.microsoft.com/office/drawing/2015/9/8/chartex" xmlns:cx2="http://schemas.microsoft.com/office/drawing/2015/10/21/chartex" xmlns:cx3="http://schemas.microsoft.com/office/drawing/2016/5/9/chartex" xmlns:cx4="http://schemas.microsoft.com/office/drawing/2016/5/10/chartex" xmlns:cx5="http://schemas.microsoft.com/office/drawing/2016/5/11/chartex" xmlns:cx6="http://schemas.microsoft.com/office/drawing/2016/5/12/chartex" xmlns:cx7="http://schemas.microsoft.com/office/drawing/2016/5/13/chartex" xmlns:cx8="http://schemas.microsoft.com/office/drawing/2016/5/14/chartex" xmlns:mc="http://schemas.openxmlformats.org/markup-compatibility/2006" xmlns:aink="http://schemas.microsoft.com/office/drawing/2016/ink" xmlns:am3d="http://schemas.microsoft.com/office/drawing/2017/model3d" xmlns:o="urn:schemas-microsoft-com:office:office" xmlns:oel="http://schemas.microsoft.com/office/2019/extlst" xmlns:r="http://schemas.openxmlformats.org/officeDocument/2006/relationships" xmlns:m="http://schemas.openxmlformats.org/officeDocument/2006/math" xmlns:v="urn:schemas-microsoft-com:vml" xmlns:wp14="http://schemas.microsoft.com/office/word/2010/wordprocessingDrawing" xmlns:wp="http://schemas.openxmlformats.org/drawingml/2006/wordprocessingDrawing" xmlns:w10="urn:schemas-microsoft-com:office:word" xmlns:w="http://schemas.openxmlformats.org/wordprocessingml/2006/main" xmlns:w14="http://schemas.microsoft.com/office/word/2010/wordml" xmlns:w15="http://schemas.microsoft.com/office/word/2012/wordml" xmlns:w16cex="http://schemas.microsoft.com/office/word/2018/wordml/cex" xmlns:w16cid="http://schemas.microsoft.com/office/word/2016/wordml/cid" xmlns:w16="http://schemas.microsoft.com/office/word/2018/wordml" xmlns:w16du="http://schemas.microsoft.com/office/word/2023/wordml/word16du" xmlns:w16sdtdh="http://schemas.microsoft.com/office/word/2020/wordml/sdtdatahash" xmlns:w16sdtfl="http://schemas.microsoft.com/office/word/2024/wordml/sdtformatlock" xmlns:w16se="http://schemas.microsoft.com/office/word/2015/wordml/symex" xmlns:wpg="http://schemas.microsoft.com/office/word/2010/wordprocessingGroup" xmlns:wpi="http://schemas.microsoft.com/office/word/2010/wordprocessingInk" xmlns:wne="http://schemas.microsoft.com/office/word/2006/wordml" xmlns:wps="http://schemas.microsoft.com/office/word/2010/wordprocessingShape" mc:Ignorable="w14 w15 w16se w16cid w16 w16cex w16sdtdh w16sdtfl w16du wp14">
   <w:body>
     <w:p>
-      <w:pPr>
+      <w:r>
+        <w:rPr>
+          <w:noProof/>
+        </w:rPr>
+        <mc:AlternateContent>
+          <mc:Choice Requires="wpg">
+            <w:drawing>
+              <wp:anchor distT="0" distB="0" distL="114300" distR="114300" simplePos="0" relativeHeight="251659264" behindDoc="0" locked="0" layoutInCell="1" hidden="0" allowOverlap="1" wp14:anchorId="119B6789" wp14:editId="11DFB71B">
+                <wp:simplePos x="0" y="0"/>
+                <wp:positionH relativeFrom="page">
+                  <wp:posOffset>428625</wp:posOffset>
+                </wp:positionH>
+                <wp:positionV relativeFrom="margin">
+                  <wp:posOffset>-1170304</wp:posOffset>
+                </wp:positionV>
+                <wp:extent cx="228600" cy="10403359"/>
+                <wp:effectExtent l="0" t="0" r="0" b="0"/>
+                <wp:wrapNone/>
+                <wp:docPr id="1728545881" name="Group 1728545881"/>
+                <wp:cNvGraphicFramePr/>
+                <a:graphic xmlns:a="http://schemas.openxmlformats.org/drawingml/2006/main">
+                  <a:graphicData uri="http://schemas.microsoft.com/office/word/2010/wordprocessingGroup">
+                    <wpg:wgp>
+                      <wpg:cNvGrpSpPr/>
+                      <wpg:grpSpPr>
+                        <a:xfrm>
+                          <a:off x="0" y="0"/>
+                          <a:ext cx="228600" cy="10403359"/>
+                          <a:chOff x="5231700" y="0"/>
+                          <a:chExt cx="228600" cy="7560000"/>
+                        </a:xfrm>
+                      </wpg:grpSpPr>
+                      <wpg:grpSp>
+                        <wpg:cNvPr id="150243782" name="Group 150243782"/>
+                        <wpg:cNvGrpSpPr/>
+                        <wpg:grpSpPr>
+                          <a:xfrm>
+                            <a:off x="5231700" y="0"/>
+                            <a:ext cx="228600" cy="7560000"/>
+                            <a:chOff x="0" y="0"/>
+                            <a:chExt cx="228600" cy="9144000"/>
+                          </a:xfrm>
+                        </wpg:grpSpPr>
+                        <wps:wsp>
+                          <wps:cNvPr id="1022607563" name="Rectangle 1022607563"/>
+                          <wps:cNvSpPr/>
+                          <wps:spPr>
+                            <a:xfrm>
+                              <a:off x="0" y="0"/>
+                              <a:ext cx="228600" cy="9144000"/>
+                            </a:xfrm>
+                            <a:prstGeom prst="rect">
+                              <a:avLst/>
+                            </a:prstGeom>
+                            <a:noFill/>
+                            <a:ln>
+                              <a:noFill/>
+                            </a:ln>
+                          </wps:spPr>
+                          <wps:txbx>
+                            <w:txbxContent>
+                              <w:p>
+                                <w:pPr>
+                                  <w:spacing w:after="0" w:line="240" w:lineRule="auto"/>
+                                  <w:textDirection w:val="btLr"/>
+                                </w:pPr>
+                              </w:p>
+                            </w:txbxContent>
+                          </wps:txbx>
+                          <wps:bodyPr spcFirstLastPara="1" wrap="square" lIns="91425" tIns="91425" rIns="91425" bIns="91425" anchor="ctr" anchorCtr="0">
+                            <a:noAutofit/>
+                          </wps:bodyPr>
+                        </wps:wsp>
+                        <wps:wsp>
+                          <wps:cNvPr id="645180660" name="Rectangle 645180660"/>
+                          <wps:cNvSpPr/>
+                          <wps:spPr>
+                            <a:xfrm>
+                              <a:off x="0" y="0"/>
+                              <a:ext cx="228600" cy="8782050"/>
+                            </a:xfrm>
+                            <a:prstGeom prst="rect">
+                              <a:avLst/>
+                            </a:prstGeom>
+                            <a:solidFill>
+                              <a:schemeClr val="accent2"/>
+                            </a:solidFill>
+                            <a:ln>
+                              <a:noFill/>
+                            </a:ln>
+                          </wps:spPr>
+                          <wps:txbx>
+                            <w:txbxContent>
+                              <w:p>
+                                <w:pPr>
+                                  <w:spacing w:after="0" w:line="240" w:lineRule="auto"/>
+                                  <w:textDirection w:val="btLr"/>
+                                </w:pPr>
+                              </w:p>
+                            </w:txbxContent>
+                          </wps:txbx>
+                          <wps:bodyPr spcFirstLastPara="1" wrap="square" lIns="91425" tIns="91425" rIns="91425" bIns="91425" anchor="ctr" anchorCtr="0">
+                            <a:noAutofit/>
+                          </wps:bodyPr>
+                        </wps:wsp>
+                        <wps:wsp>
+                          <wps:cNvPr id="300658735" name="Rectangle 300658735"/>
+                          <wps:cNvSpPr/>
+                          <wps:spPr>
+                            <a:xfrm>
+                              <a:off x="0" y="8915400"/>
+                              <a:ext cx="228600" cy="228600"/>
+                            </a:xfrm>
+                            <a:prstGeom prst="rect">
+                              <a:avLst/>
+                            </a:prstGeom>
+                            <a:solidFill>
+                              <a:schemeClr val="accent1"/>
+                            </a:solidFill>
+                            <a:ln>
+                              <a:noFill/>
+                            </a:ln>
+                          </wps:spPr>
+                          <wps:txbx>
+                            <w:txbxContent>
+                              <w:p>
+                                <w:pPr>
+                                  <w:spacing w:after="0" w:line="240" w:lineRule="auto"/>
+                                  <w:textDirection w:val="btLr"/>
+                                </w:pPr>
+                              </w:p>
+                            </w:txbxContent>
+                          </wps:txbx>
+                          <wps:bodyPr spcFirstLastPara="1" wrap="square" lIns="91425" tIns="91425" rIns="91425" bIns="91425" anchor="ctr" anchorCtr="0">
+                            <a:noAutofit/>
+                          </wps:bodyPr>
+                        </wps:wsp>
+                      </wpg:grpSp>
+                    </wpg:wgp>
+                  </a:graphicData>
+                </a:graphic>
+              </wp:anchor>
+            </w:drawing>
+          </mc:Choice>
+          <mc:Fallback>
+            <w:pict>
+              <v:group w14:anchorId="119B6789" id="Group 1728545881" o:spid="_x0000_s1026" style="position:absolute;margin-left:33.75pt;margin-top:-92.15pt;width:18pt;height:819.15pt;z-index:251659264;mso-position-horizontal-relative:page;mso-position-vertical-relative:margin" coordorigin="52317" coordsize="2286,75600" o:gfxdata="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">
+                <v:group id="Group 150243782" o:spid="_x0000_s1027" style="position:absolute;left:52317;width:2286;height:75600" coordsize="2286,91440" o:gfxdata="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">
+                  <v:rect id="Rectangle 1022607563" o:spid="_x0000_s1028" style="position:absolute;width:2286;height:91440;visibility:visible;mso-wrap-style:square;v-text-anchor:middle" o:gfxdata="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" filled="f" stroked="f">
+                    <v:textbox inset="2.53958mm,2.53958mm,2.53958mm,2.53958mm">
+                      <w:txbxContent>
+                        <w:p>
+                          <w:pPr>
+                            <w:spacing w:after="0" w:line="240" w:lineRule="auto"/>
+                            <w:textDirection w:val="btLr"/>
+                          </w:pPr>
+                        </w:p>
+                      </w:txbxContent>
+                    </v:textbox>
+                  </v:rect>
+                  <v:rect id="Rectangle 645180660" o:spid="_x0000_s1029" style="position:absolute;width:2286;height:87820;visibility:visible;mso-wrap-style:square;v-text-anchor:middle" o:gfxdata="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" fillcolor="#e97132 [3205]" stroked="f">
+                    <v:textbox inset="2.53958mm,2.53958mm,2.53958mm,2.53958mm">
+                      <w:txbxContent>
+                        <w:p>
+                          <w:pPr>
+                            <w:spacing w:after="0" w:line="240" w:lineRule="auto"/>
+                            <w:textDirection w:val="btLr"/>
+                          </w:pPr>
+                        </w:p>
+                      </w:txbxContent>
+                    </v:textbox>
+                  </v:rect>
+                  <v:rect id="Rectangle 300658735" o:spid="_x0000_s1030" style="position:absolute;top:89154;width:2286;height:2286;visibility:visible;mso-wrap-style:square;v-text-anchor:middle" o:gfxdata="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" fillcolor="#156082 [3204]" stroked="f">
+                    <v:textbox inset="2.53958mm,2.53958mm,2.53958mm,2.53958mm">
+                      <w:txbxContent>
+                        <w:p>
+                          <w:pPr>
+                            <w:spacing w:after="0" w:line="240" w:lineRule="auto"/>
+                            <w:textDirection w:val="btLr"/>
+                          </w:pPr>
+                        </w:p>
+                      </w:txbxContent>
+                    </v:textbox>
+                  </v:rect>
+                </v:group>
+                <w10:wrap anchorx="page" anchory="margin"/>
+              </v:group>
+            </w:pict>
+          </mc:Fallback>
+        </mc:AlternateContent>
+      </w:r>
+      <w:r>
+        <w:rPr>
+          <w:noProof/>
+        </w:rPr>
+        <w:drawing>
+          <wp:anchor distT="0" distB="0" distL="114300" distR="114300" simplePos="0" relativeHeight="251661312" behindDoc="0" locked="0" layoutInCell="1" hidden="0" allowOverlap="1" wp14:anchorId="4E805376" wp14:editId="2C0EA8BD">
+            <wp:simplePos x="0" y="0"/>
+            <wp:positionH relativeFrom="margin">
+              <wp:posOffset>4174490</wp:posOffset>
+            </wp:positionH>
+            <wp:positionV relativeFrom="margin">
+              <wp:posOffset>-276224</wp:posOffset>
+            </wp:positionV>
+            <wp:extent cx="2206625" cy="762000"/>
+            <wp:effectExtent l="0" t="0" r="0" b="0"/>
+            <wp:wrapSquare wrapText="bothSides" distT="0" distB="0" distL="114300" distR="114300"/>
+            <wp:docPr id="1728545883" name="image1.png" descr="A logo for college computing&#10;&#10;Description automatically generated"/>
+            <wp:cNvGraphicFramePr/>
+            <a:graphic xmlns:a="http://schemas.openxmlformats.org/drawingml/2006/main">
+              <a:graphicData uri="http://schemas.openxmlformats.org/drawingml/2006/picture">
+                <pic:pic xmlns:pic="http://schemas.openxmlformats.org/drawingml/2006/picture">
+                  <pic:nvPicPr>
+                    <pic:cNvPr id="0" name="image1.png" descr="A logo for college computing&#10;&#10;Description automatically generated"/>
+                    <pic:cNvPicPr preferRelativeResize="0"/>
+                  </pic:nvPicPr>
+                  <pic:blipFill>
+                    <a:blip r:embed="rId8"/>
+                    <a:srcRect/>
+                    <a:stretch>
+                      <a:fillRect/>
+                    </a:stretch>
+                  </pic:blipFill>
+                  <pic:spPr>
+                    <a:xfrm>
+                      <a:off x="0" y="0"/>
+                      <a:ext cx="2206625" cy="762000"/>
+                    </a:xfrm>
+                    <a:prstGeom prst="rect">
+                      <a:avLst/>
+                    </a:prstGeom>
+                    <a:ln/>
+                  </pic:spPr>
+                </pic:pic>
+              </a:graphicData>
+            </a:graphic>
+          </wp:anchor>
+        </w:drawing>
+      </w:r>
+    </w:p>
+    <w:p>
+      <w:pPr>
+        <w:spacing w:line="600" w:lineRule="auto"/>
+        <w:rPr>
+          <w:b/>
+          <w:color w:val="156082"/>
+          <w:sz w:val="36"/>
+          <w:szCs w:val="36"/>
+        </w:rPr>
+      </w:pPr>
+      <w:r>
+        <w:rPr>
+          <w:b/>
+          <w:color w:val="156082"/>
+          <w:sz w:val="36"/>
+          <w:szCs w:val="36"/>
+        </w:rPr>
+        <w:t>Assessment Cover Page</w:t>
+      </w:r>
+    </w:p>
+    <w:tbl>
+      <w:tblPr>
+        <w:tblW w:w="9015" w:type="dxa"/>
+        <w:jc w:val="center"/>
+        <w:tblBorders>
+          <w:insideH w:val="nil"/>
+          <w:insideV w:val="nil"/>
+        </w:tblBorders>
+        <w:tblLayout w:type="fixed"/>
+        <w:tblLook w:val="0400" w:firstRow="0" w:lastRow="0" w:firstColumn="0" w:lastColumn="0" w:noHBand="0" w:noVBand="1"/>
+      </w:tblPr>
+      <w:tblGrid>
+        <w:gridCol w:w="7376"/>
+        <w:gridCol w:w="1639"/>
+      </w:tblGrid>
+      <w:tr>
+        <w:trPr>
+          <w:jc w:val="center"/>
+        </w:trPr>
+        <w:tc>
+          <w:tcPr>
+            <w:tcW w:w="4091" w:type="pct"/>
+            <w:tcBorders>
+              <w:top w:val="nil"/>
+              <w:left w:val="nil"/>
+              <w:bottom w:val="nil"/>
+              <w:right w:val="nil"/>
+            </w:tcBorders>
+            <w:hideMark/>
+          </w:tcPr>
+          <w:p>
+            <w:pPr>
+              <w:spacing w:line="276" w:lineRule="auto"/>
+              <w:rPr>
+                <w:i/>
+                <w:color w:val="156082"/>
+                <w:sz w:val="32"/>
+                <w:szCs w:val="32"/>
+              </w:rPr>
+            </w:pPr>
+            <w:r>
+              <w:rPr>
+                <w:i/>
+                <w:color w:val="156082"/>
+                <w:sz w:val="32"/>
+                <w:szCs w:val="32"/>
+              </w:rPr>
+              <w:t>Student Full Name</w:t>
+            </w:r>
+          </w:p>
+          <w:p>
+            <w:pPr>
+              <w:spacing w:line="600" w:lineRule="auto"/>
+              <w:rPr>
+                <w:b/>
+                <w:bCs/>
+                <w:i/>
+                <w:color w:val="156082"/>
+                <w:sz w:val="32"/>
+                <w:szCs w:val="32"/>
+              </w:rPr>
+            </w:pPr>
+            <w:r>
+              <w:rPr>
+                <w:b/>
+                <w:bCs/>
+                <w:i/>
+                <w:color w:val="156082"/>
+                <w:sz w:val="32"/>
+                <w:szCs w:val="32"/>
+              </w:rPr>
+              <w:t>Silvia Sechi</w:t>
+            </w:r>
+          </w:p>
+        </w:tc>
+        <w:tc>
+          <w:tcPr>
+            <w:tcW w:w="909" w:type="pct"/>
+            <w:tcBorders>
+              <w:top w:val="nil"/>
+              <w:left w:val="nil"/>
+              <w:bottom w:val="nil"/>
+              <w:right w:val="nil"/>
+            </w:tcBorders>
+          </w:tcPr>
+          <w:p>
+            <w:pPr>
+              <w:spacing w:line="480" w:lineRule="auto"/>
+              <w:rPr>
+                <w:color w:val="000000"/>
+                <w:sz w:val="32"/>
+                <w:szCs w:val="32"/>
+              </w:rPr>
+            </w:pPr>
+          </w:p>
+        </w:tc>
+      </w:tr>
+      <w:tr>
+        <w:trPr>
+          <w:jc w:val="center"/>
+        </w:trPr>
+        <w:tc>
+          <w:tcPr>
+            <w:tcW w:w="4091" w:type="pct"/>
+            <w:tcBorders>
+              <w:top w:val="nil"/>
+              <w:left w:val="nil"/>
+              <w:bottom w:val="nil"/>
+              <w:right w:val="nil"/>
+            </w:tcBorders>
+            <w:hideMark/>
+          </w:tcPr>
+          <w:p>
+            <w:pPr>
+              <w:spacing w:line="276" w:lineRule="auto"/>
+              <w:rPr>
+                <w:ins w:id="0" w:author="naomie mboma" w:date="2026-04-19T22:07:00Z" w16du:dateUtc="2026-04-19T21:07:00Z"/>
+                <w:i/>
+                <w:color w:val="156082"/>
+                <w:sz w:val="32"/>
+                <w:szCs w:val="32"/>
+              </w:rPr>
+            </w:pPr>
+            <w:r>
+              <w:rPr>
+                <w:i/>
+                <w:color w:val="156082"/>
+                <w:sz w:val="32"/>
+                <w:szCs w:val="32"/>
+              </w:rPr>
+              <w:t>Student Number</w:t>
+            </w:r>
+          </w:p>
+          <w:p>
+            <w:pPr>
+              <w:spacing w:line="480" w:lineRule="auto"/>
+              <w:rPr>
+                <w:b/>
+                <w:bCs/>
+                <w:i/>
+                <w:color w:val="156082"/>
+                <w:sz w:val="32"/>
+                <w:szCs w:val="32"/>
+              </w:rPr>
+            </w:pPr>
+            <w:r>
+              <w:rPr>
+                <w:b/>
+                <w:bCs/>
+                <w:i/>
+                <w:color w:val="156082"/>
+                <w:sz w:val="32"/>
+                <w:szCs w:val="32"/>
+              </w:rPr>
+              <w:t>sba26107</w:t>
+            </w:r>
+          </w:p>
+        </w:tc>
+        <w:tc>
+          <w:tcPr>
+            <w:tcW w:w="909" w:type="pct"/>
+            <w:tcBorders>
+              <w:top w:val="nil"/>
+              <w:left w:val="nil"/>
+              <w:bottom w:val="nil"/>
+              <w:right w:val="nil"/>
+            </w:tcBorders>
+          </w:tcPr>
+          <w:p>
+            <w:pPr>
+              <w:spacing w:line="480" w:lineRule="auto"/>
+              <w:rPr>
+                <w:color w:val="000000"/>
+                <w:sz w:val="32"/>
+                <w:szCs w:val="32"/>
+              </w:rPr>
+            </w:pPr>
+          </w:p>
+        </w:tc>
+      </w:tr>
+      <w:tr>
+        <w:trPr>
+          <w:jc w:val="center"/>
+        </w:trPr>
+        <w:tc>
+          <w:tcPr>
+            <w:tcW w:w="4091" w:type="pct"/>
+            <w:tcBorders>
+              <w:top w:val="nil"/>
+              <w:left w:val="nil"/>
+              <w:bottom w:val="nil"/>
+              <w:right w:val="nil"/>
+            </w:tcBorders>
+            <w:hideMark/>
+          </w:tcPr>
+          <w:p>
+            <w:pPr>
+              <w:spacing w:line="360" w:lineRule="auto"/>
+              <w:rPr>
+                <w:i/>
+                <w:color w:val="156082"/>
+                <w:sz w:val="32"/>
+                <w:szCs w:val="32"/>
+              </w:rPr>
+            </w:pPr>
+            <w:r>
+              <w:rPr>
+                <w:i/>
+                <w:color w:val="156082"/>
+                <w:sz w:val="32"/>
+                <w:szCs w:val="32"/>
+              </w:rPr>
+              <w:t>Module Title</w:t>
+            </w:r>
+          </w:p>
+          <w:p>
+            <w:pPr>
+              <w:spacing w:line="600" w:lineRule="auto"/>
+              <w:rPr>
+                <w:b/>
+                <w:bCs/>
+                <w:i/>
+                <w:color w:val="156082"/>
+                <w:sz w:val="32"/>
+                <w:szCs w:val="32"/>
+              </w:rPr>
+            </w:pPr>
+            <w:r>
+              <w:rPr>
+                <w:b/>
+                <w:bCs/>
+                <w:i/>
+                <w:color w:val="156082"/>
+                <w:sz w:val="32"/>
+                <w:szCs w:val="32"/>
+              </w:rPr>
+              <w:t>Strategic Thinking</w:t>
+            </w:r>
+          </w:p>
+        </w:tc>
+        <w:tc>
+          <w:tcPr>
+            <w:tcW w:w="909" w:type="pct"/>
+            <w:tcBorders>
+              <w:top w:val="nil"/>
+              <w:left w:val="nil"/>
+              <w:bottom w:val="nil"/>
+              <w:right w:val="nil"/>
+            </w:tcBorders>
+          </w:tcPr>
+          <w:p>
+            <w:pPr>
+              <w:spacing w:line="480" w:lineRule="auto"/>
+              <w:rPr>
+                <w:color w:val="000000"/>
+                <w:sz w:val="32"/>
+                <w:szCs w:val="32"/>
+              </w:rPr>
+            </w:pPr>
+          </w:p>
+        </w:tc>
+      </w:tr>
+      <w:tr>
+        <w:trPr>
+          <w:jc w:val="center"/>
+        </w:trPr>
+        <w:tc>
+          <w:tcPr>
+            <w:tcW w:w="3500" w:type="pct"/>
+            <w:tcBorders>
+              <w:top w:val="nil"/>
+              <w:left w:val="nil"/>
+              <w:bottom w:val="nil"/>
+              <w:right w:val="nil"/>
+            </w:tcBorders>
+            <w:hideMark/>
+          </w:tcPr>
+          <w:p>
+            <w:pPr>
+              <w:spacing w:line="360" w:lineRule="auto"/>
+              <w:rPr>
+                <w:ins w:id="1" w:author="naomie mboma" w:date="2026-04-19T22:10:00Z" w16du:dateUtc="2026-04-19T21:10:00Z"/>
+                <w:i/>
+                <w:color w:val="156082"/>
+                <w:sz w:val="32"/>
+                <w:szCs w:val="32"/>
+              </w:rPr>
+            </w:pPr>
+            <w:r>
+              <w:rPr>
+                <w:i/>
+                <w:color w:val="156082"/>
+                <w:sz w:val="32"/>
+                <w:szCs w:val="32"/>
+              </w:rPr>
+              <w:t>Assessment Title</w:t>
+            </w:r>
+          </w:p>
+          <w:p>
+            <w:pPr>
+              <w:spacing w:line="360" w:lineRule="auto"/>
+              <w:rPr>
+                <w:b/>
+                <w:bCs/>
+                <w:i/>
+                <w:color w:val="156082"/>
+                <w:sz w:val="32"/>
+                <w:szCs w:val="32"/>
+              </w:rPr>
+            </w:pPr>
+            <w:r>
+              <w:rPr>
+                <w:b/>
+                <w:bCs/>
+                <w:i/>
+                <w:color w:val="156082"/>
+                <w:sz w:val="32"/>
+                <w:szCs w:val="32"/>
+              </w:rPr>
+              <w:t>Predicting Arrival</w:t>
+            </w:r>
+            <w:r>
+              <w:rPr>
+                <w:b/>
+                <w:bCs/>
+                <w:i/>
+                <w:color w:val="156082"/>
+                <w:sz w:val="32"/>
+                <w:szCs w:val="32"/>
+              </w:rPr>
+              <w:t xml:space="preserve"> </w:t>
+            </w:r>
+            <w:r>
+              <w:rPr>
+                <w:b/>
+                <w:bCs/>
+                <w:i/>
+                <w:color w:val="156082"/>
+                <w:sz w:val="32"/>
+                <w:szCs w:val="32"/>
+              </w:rPr>
+              <w:t>Delays to Assess Flight Connection Risk Using Historical Airline Data</w:t>
+            </w:r>
+          </w:p>
+          <w:p>
+            <w:pPr>
+              <w:spacing w:line="360" w:lineRule="auto"/>
+              <w:rPr>
+                <w:b/>
+                <w:bCs/>
+                <w:i/>
+                <w:color w:val="156082"/>
+                <w:sz w:val="32"/>
+                <w:szCs w:val="32"/>
+              </w:rPr>
+            </w:pPr>
+          </w:p>
+          <w:p>
+            <w:pPr>
+              <w:spacing w:line="360" w:lineRule="auto"/>
+              <w:rPr>
+                <w:b/>
+                <w:bCs/>
+                <w:i/>
+                <w:color w:val="156082"/>
+                <w:sz w:val="32"/>
+                <w:szCs w:val="32"/>
+              </w:rPr>
+            </w:pPr>
+          </w:p>
+          <w:p>
+            <w:pPr>
+              <w:spacing w:line="480" w:lineRule="auto"/>
+              <w:rPr>
+                <w:i/>
+                <w:color w:val="156082"/>
+                <w:sz w:val="32"/>
+                <w:szCs w:val="32"/>
+              </w:rPr>
+            </w:pPr>
+          </w:p>
+        </w:tc>
+        <w:tc>
+          <w:tcPr>
+            <w:tcW w:w="909" w:type="pct"/>
+            <w:tcBorders>
+              <w:top w:val="nil"/>
+              <w:left w:val="nil"/>
+              <w:bottom w:val="nil"/>
+              <w:right w:val="nil"/>
+            </w:tcBorders>
+          </w:tcPr>
+          <w:p>
+            <w:pPr>
+              <w:spacing w:line="480" w:lineRule="auto"/>
+              <w:rPr>
+                <w:color w:val="000000"/>
+                <w:sz w:val="32"/>
+                <w:szCs w:val="32"/>
+              </w:rPr>
+            </w:pPr>
+          </w:p>
+        </w:tc>
+      </w:tr>
+      <w:tr>
+        <w:trPr>
+          <w:jc w:val="center"/>
+        </w:trPr>
+        <w:tc>
+          <w:tcPr>
+            <w:tcW w:w="3500" w:type="pct"/>
+            <w:tcBorders>
+              <w:top w:val="nil"/>
+              <w:left w:val="nil"/>
+              <w:bottom w:val="nil"/>
+              <w:right w:val="nil"/>
+            </w:tcBorders>
+            <w:hideMark/>
+          </w:tcPr>
+          <w:p>
+            <w:pPr>
+              <w:spacing w:line="480" w:lineRule="auto"/>
+              <w:rPr>
+                <w:ins w:id="2" w:author="naomie mboma" w:date="2026-04-19T22:10:00Z" w16du:dateUtc="2026-04-19T21:10:00Z"/>
+                <w:i/>
+                <w:color w:val="156082"/>
+                <w:sz w:val="32"/>
+                <w:szCs w:val="32"/>
+              </w:rPr>
+            </w:pPr>
+            <w:r>
+              <w:rPr>
+                <w:i/>
+                <w:color w:val="156082"/>
+                <w:sz w:val="32"/>
+                <w:szCs w:val="32"/>
+              </w:rPr>
+              <w:t>Lecturer/Supervisor</w:t>
+            </w:r>
+          </w:p>
+          <w:p>
+            <w:pPr>
+              <w:spacing w:line="480" w:lineRule="auto"/>
+              <w:rPr>
+                <w:b/>
+                <w:bCs/>
+                <w:i/>
+                <w:color w:val="156082"/>
+                <w:sz w:val="32"/>
+                <w:szCs w:val="32"/>
+              </w:rPr>
+            </w:pPr>
+            <w:r>
+              <w:rPr>
+                <w:b/>
+                <w:bCs/>
+                <w:i/>
+                <w:color w:val="156082"/>
+                <w:sz w:val="32"/>
+                <w:szCs w:val="32"/>
+              </w:rPr>
+              <w:t>Taufique Ahmed</w:t>
+            </w:r>
+          </w:p>
+          <w:p>
+            <w:pPr>
+              <w:spacing w:line="480" w:lineRule="auto"/>
+              <w:rPr>
+                <w:b/>
+                <w:bCs/>
+                <w:i/>
+                <w:color w:val="156082"/>
+                <w:sz w:val="32"/>
+                <w:szCs w:val="32"/>
+              </w:rPr>
+            </w:pPr>
+          </w:p>
+          <w:p>
+            <w:pPr>
+              <w:spacing w:line="480" w:lineRule="auto"/>
+              <w:rPr>
+                <w:b/>
+                <w:bCs/>
+                <w:i/>
+                <w:color w:val="156082"/>
+                <w:sz w:val="32"/>
+                <w:szCs w:val="32"/>
+              </w:rPr>
+            </w:pPr>
+          </w:p>
+          <w:p>
+            <w:pPr>
+              <w:spacing w:line="480" w:lineRule="auto"/>
+              <w:rPr>
+                <w:b/>
+                <w:bCs/>
+                <w:i/>
+                <w:color w:val="156082"/>
+                <w:sz w:val="32"/>
+                <w:szCs w:val="32"/>
+              </w:rPr>
+            </w:pPr>
+          </w:p>
+          <w:p>
+            <w:pPr>
+              <w:spacing w:line="480" w:lineRule="auto"/>
+              <w:rPr>
+                <w:i/>
+                <w:color w:val="156082"/>
+                <w:sz w:val="32"/>
+                <w:szCs w:val="32"/>
+              </w:rPr>
+            </w:pPr>
+          </w:p>
+        </w:tc>
+        <w:tc>
+          <w:tcPr>
+            <w:tcW w:w="909" w:type="pct"/>
+            <w:tcBorders>
+              <w:top w:val="nil"/>
+              <w:left w:val="nil"/>
+              <w:bottom w:val="nil"/>
+              <w:right w:val="nil"/>
+            </w:tcBorders>
+          </w:tcPr>
+          <w:p>
+            <w:pPr>
+              <w:spacing w:line="480" w:lineRule="auto"/>
+              <w:rPr>
+                <w:color w:val="000000"/>
+                <w:sz w:val="32"/>
+                <w:szCs w:val="32"/>
+              </w:rPr>
+            </w:pPr>
+          </w:p>
+        </w:tc>
+      </w:tr>
+      <w:tr>
+        <w:trPr>
+          <w:jc w:val="center"/>
+        </w:trPr>
+        <w:tc>
+          <w:tcPr>
+            <w:tcW w:w="3500" w:type="pct"/>
+            <w:tcBorders>
+              <w:top w:val="nil"/>
+              <w:left w:val="nil"/>
+              <w:bottom w:val="nil"/>
+              <w:right w:val="nil"/>
+            </w:tcBorders>
+            <w:hideMark/>
+          </w:tcPr>
+          <w:p>
+            <w:pPr>
+              <w:spacing w:line="480" w:lineRule="auto"/>
+              <w:rPr>
+                <w:ins w:id="3" w:author="naomie mboma" w:date="2026-04-19T22:08:00Z" w16du:dateUtc="2026-04-19T21:08:00Z"/>
+                <w:i/>
+                <w:color w:val="156082"/>
+                <w:sz w:val="32"/>
+                <w:szCs w:val="32"/>
+              </w:rPr>
+            </w:pPr>
+            <w:r>
+              <w:rPr>
+                <w:i/>
+                <w:color w:val="156082"/>
+                <w:sz w:val="32"/>
+                <w:szCs w:val="32"/>
+              </w:rPr>
+              <w:t>Assessment Due Date</w:t>
+            </w:r>
+          </w:p>
+          <w:p>
+            <w:pPr>
+              <w:spacing w:line="480" w:lineRule="auto"/>
+              <w:rPr>
+                <w:i/>
+                <w:color w:val="156082"/>
+                <w:sz w:val="32"/>
+                <w:szCs w:val="32"/>
+              </w:rPr>
+            </w:pPr>
+            <w:r>
+              <w:rPr>
+                <w:i/>
+                <w:color w:val="156082"/>
+                <w:sz w:val="32"/>
+                <w:szCs w:val="32"/>
+              </w:rPr>
+              <w:t>25/10/2026</w:t>
+            </w:r>
+          </w:p>
+        </w:tc>
+        <w:tc>
+          <w:tcPr>
+            <w:tcW w:w="909" w:type="pct"/>
+            <w:tcBorders>
+              <w:top w:val="nil"/>
+              <w:left w:val="nil"/>
+              <w:bottom w:val="nil"/>
+              <w:right w:val="nil"/>
+            </w:tcBorders>
+          </w:tcPr>
+          <w:p>
+            <w:pPr>
+              <w:spacing w:line="480" w:lineRule="auto"/>
+              <w:rPr>
+                <w:color w:val="000000"/>
+                <w:sz w:val="32"/>
+                <w:szCs w:val="32"/>
+              </w:rPr>
+            </w:pPr>
+          </w:p>
+        </w:tc>
+      </w:tr>
+      <w:tr>
+        <w:trPr>
+          <w:jc w:val="center"/>
+        </w:trPr>
+        <w:tc>
+          <w:tcPr>
+            <w:tcW w:w="3500" w:type="pct"/>
+            <w:tcBorders>
+              <w:top w:val="nil"/>
+              <w:left w:val="nil"/>
+              <w:bottom w:val="nil"/>
+              <w:right w:val="nil"/>
+            </w:tcBorders>
+            <w:hideMark/>
+          </w:tcPr>
+          <w:p>
+            <w:pPr>
+              <w:spacing w:line="480" w:lineRule="auto"/>
+              <w:rPr>
+                <w:ins w:id="4" w:author="naomie mboma" w:date="2026-04-19T22:08:00Z" w16du:dateUtc="2026-04-19T21:08:00Z"/>
+                <w:i/>
+                <w:color w:val="156082"/>
+                <w:sz w:val="32"/>
+                <w:szCs w:val="32"/>
+              </w:rPr>
+            </w:pPr>
+            <w:r>
+              <w:rPr>
+                <w:i/>
+                <w:color w:val="156082"/>
+                <w:sz w:val="32"/>
+                <w:szCs w:val="32"/>
+              </w:rPr>
+              <w:t>Date of Submission</w:t>
+            </w:r>
+          </w:p>
+          <w:p>
+            <w:pPr>
+              <w:spacing w:line="480" w:lineRule="auto"/>
+              <w:rPr>
+                <w:i/>
+                <w:color w:val="156082"/>
+                <w:sz w:val="32"/>
+                <w:szCs w:val="32"/>
+              </w:rPr>
+            </w:pPr>
+            <w:r>
+              <w:rPr>
+                <w:i/>
+                <w:color w:val="156082"/>
+                <w:sz w:val="32"/>
+                <w:szCs w:val="32"/>
+              </w:rPr>
+              <w:t>17/10/2026</w:t>
+            </w:r>
+          </w:p>
+          <w:p>
+            <w:pPr>
+              <w:spacing w:before="100" w:beforeAutospacing="1" w:after="100" w:afterAutospacing="1" w:line="240" w:lineRule="auto"/>
+              <w:ind w:left="1440"/>
+              <w:rPr>
+                <w:i/>
+                <w:color w:val="156082"/>
+                <w:sz w:val="32"/>
+                <w:szCs w:val="32"/>
+              </w:rPr>
+            </w:pPr>
+          </w:p>
+        </w:tc>
+        <w:tc>
+          <w:tcPr>
+            <w:tcW w:w="909" w:type="pct"/>
+            <w:tcBorders>
+              <w:top w:val="nil"/>
+              <w:left w:val="nil"/>
+              <w:bottom w:val="nil"/>
+              <w:right w:val="nil"/>
+            </w:tcBorders>
+          </w:tcPr>
+          <w:p>
+            <w:pPr>
+              <w:spacing w:line="480" w:lineRule="auto"/>
+              <w:rPr>
+                <w:color w:val="000000"/>
+                <w:sz w:val="32"/>
+                <w:szCs w:val="32"/>
+              </w:rPr>
+            </w:pPr>
+          </w:p>
+        </w:tc>
+      </w:tr>
+    </w:tbl>
+    <w:p>
+      <w:pPr>
+        <w:rPr>
+          <w:b/>
+          <w:color w:val="156082"/>
+          <w:sz w:val="32"/>
+          <w:szCs w:val="32"/>
+        </w:rPr>
+      </w:pPr>
+      <w:r>
+        <w:rPr>
+          <w:b/>
+          <w:color w:val="156082"/>
+          <w:sz w:val="32"/>
+          <w:szCs w:val="32"/>
+        </w:rPr>
+        <w:t>Use of AI Tools</w:t>
+      </w:r>
+    </w:p>
+    <w:p>
+      <w:pPr>
+        <w:rPr>
+          <w:sz w:val="28"/>
+          <w:szCs w:val="28"/>
+        </w:rPr>
+      </w:pPr>
+      <w:r>
+        <w:rPr>
+          <w:sz w:val="28"/>
+          <w:szCs w:val="28"/>
+        </w:rPr>
+        <w:t>I acknowledge the use of</w:t>
+      </w:r>
+      <w:r>
+        <w:rPr>
+          <w:b/>
+          <w:sz w:val="28"/>
+          <w:szCs w:val="28"/>
+        </w:rPr>
+        <w:t xml:space="preserve"> ChatGPT</w:t>
+      </w:r>
+      <w:r>
+        <w:rPr>
+          <w:sz w:val="28"/>
+          <w:szCs w:val="28"/>
+        </w:rPr>
+        <w:t xml:space="preserve"> for the purpose of checking my English grammar and helping me express my ideas more clearly, as English is not my first language.</w:t>
+      </w:r>
+    </w:p>
+    <w:p>
+      <w:pPr>
+        <w:rPr>
+          <w:sz w:val="28"/>
+          <w:szCs w:val="28"/>
+        </w:rPr>
+      </w:pPr>
+      <w:r>
+        <w:rPr>
+          <w:noProof/>
+        </w:rPr>
+        <mc:AlternateContent>
+          <mc:Choice Requires="wps">
+            <w:drawing>
+              <wp:anchor distT="0" distB="0" distL="114300" distR="114300" simplePos="0" relativeHeight="251660288" behindDoc="0" locked="0" layoutInCell="1" hidden="0" allowOverlap="1" wp14:anchorId="496C3074" wp14:editId="568BAB28">
+                <wp:simplePos x="0" y="0"/>
+                <wp:positionH relativeFrom="margin">
+                  <wp:align>center</wp:align>
+                </wp:positionH>
+                <wp:positionV relativeFrom="paragraph">
+                  <wp:posOffset>30480</wp:posOffset>
+                </wp:positionV>
+                <wp:extent cx="5800725" cy="2876550"/>
+                <wp:effectExtent l="19050" t="19050" r="28575" b="19050"/>
+                <wp:wrapNone/>
+                <wp:docPr id="1728545882" name="Rectangle 1728545882"/>
+                <wp:cNvGraphicFramePr/>
+                <a:graphic xmlns:a="http://schemas.openxmlformats.org/drawingml/2006/main">
+                  <a:graphicData uri="http://schemas.microsoft.com/office/word/2010/wordprocessingShape">
+                    <wps:wsp>
+                      <wps:cNvSpPr/>
+                      <wps:spPr>
+                        <a:xfrm>
+                          <a:off x="0" y="0"/>
+                          <a:ext cx="5800725" cy="2876550"/>
+                        </a:xfrm>
+                        <a:prstGeom prst="rect">
+                          <a:avLst/>
+                        </a:prstGeom>
+                        <a:solidFill>
+                          <a:schemeClr val="lt1"/>
+                        </a:solidFill>
+                        <a:ln w="28575" cap="flat" cmpd="sng">
+                          <a:solidFill>
+                            <a:schemeClr val="accent1"/>
+                          </a:solidFill>
+                          <a:prstDash val="solid"/>
+                          <a:round/>
+                          <a:headEnd type="none" w="sm" len="sm"/>
+                          <a:tailEnd type="none" w="sm" len="sm"/>
+                        </a:ln>
+                      </wps:spPr>
+                      <wps:txbx>
+                        <w:txbxContent>
+                          <w:p>
+                            <w:pPr>
+                              <w:spacing w:line="258" w:lineRule="auto"/>
+                              <w:textDirection w:val="btLr"/>
+                            </w:pPr>
+                            <w:r>
+                              <w:rPr>
+                                <w:b/>
+                                <w:color w:val="156082"/>
+                                <w:sz w:val="32"/>
+                              </w:rPr>
+                              <w:t>Declaration</w:t>
+                            </w:r>
+                          </w:p>
+                          <w:p>
+                            <w:pPr>
+                              <w:spacing w:line="258" w:lineRule="auto"/>
+                              <w:textDirection w:val="btLr"/>
+                            </w:pPr>
+                            <w:r>
+                              <w:rPr>
+                                <w:color w:val="000000"/>
+                                <w:sz w:val="28"/>
+                              </w:rPr>
+                              <w:t xml:space="preserve">By submitting this assessment, I confirm that I have read the CCT policy on academic misconduct and understand the implications of submitting work that is not my own or does not appropriately reference material taken from a third party or other source. </w:t>
+                            </w:r>
+                          </w:p>
+                          <w:p>
+                            <w:pPr>
+                              <w:spacing w:line="258" w:lineRule="auto"/>
+                              <w:textDirection w:val="btLr"/>
+                            </w:pPr>
+                            <w:r>
+                              <w:rPr>
+                                <w:color w:val="000000"/>
+                                <w:sz w:val="28"/>
+                              </w:rPr>
+                              <w:t>I declare it to be my own work and that all material from third parties has been appropriately referenced.</w:t>
+                            </w:r>
+                          </w:p>
+                          <w:p>
+                            <w:pPr>
+                              <w:spacing w:line="258" w:lineRule="auto"/>
+                              <w:textDirection w:val="btLr"/>
+                            </w:pPr>
+                            <w:r>
+                              <w:rPr>
+                                <w:color w:val="000000"/>
+                                <w:sz w:val="28"/>
+                              </w:rPr>
+                              <w:t xml:space="preserve"> I further confirm that this work has not previously been submitted for assessment by myself or someone else in CCT College Dublin or any other higher education institution.</w:t>
+                            </w:r>
+                          </w:p>
+                        </w:txbxContent>
+                      </wps:txbx>
+                      <wps:bodyPr spcFirstLastPara="1" wrap="square" lIns="91425" tIns="45700" rIns="91425" bIns="45700" anchor="t" anchorCtr="0">
+                        <a:noAutofit/>
+                      </wps:bodyPr>
+                    </wps:wsp>
+                  </a:graphicData>
+                </a:graphic>
+              </wp:anchor>
+            </w:drawing>
+          </mc:Choice>
+          <mc:Fallback>
+            <w:pict>
+              <v:rect w14:anchorId="496C3074" id="Rectangle 1728545882" o:spid="_x0000_s1031" style="position:absolute;margin-left:0;margin-top:2.4pt;width:456.75pt;height:226.5pt;z-index:251660288;visibility:visible;mso-wrap-style:square;mso-wrap-distance-left:9pt;mso-wrap-distance-top:0;mso-wrap-distance-right:9pt;mso-wrap-distance-bottom:0;mso-position-horizontal:center;mso-position-horizontal-relative:margin;mso-position-vertical:absolute;mso-position-vertical-relative:text;v-text-anchor:top" o:gfxdata="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" fillcolor="white [3201]" strokecolor="#156082 [3204]" strokeweight="2.25pt">
+                <v:stroke startarrowwidth="narrow" startarrowlength="short" endarrowwidth="narrow" endarrowlength="short" joinstyle="round"/>
+                <v:textbox inset="2.53958mm,1.2694mm,2.53958mm,1.2694mm">
+                  <w:txbxContent>
+                    <w:p>
+                      <w:pPr>
+                        <w:spacing w:line="258" w:lineRule="auto"/>
+                        <w:textDirection w:val="btLr"/>
+                      </w:pPr>
+                      <w:r>
+                        <w:rPr>
+                          <w:b/>
+                          <w:color w:val="156082"/>
+                          <w:sz w:val="32"/>
+                        </w:rPr>
+                        <w:t>Declaration</w:t>
+                      </w:r>
+                    </w:p>
+                    <w:p>
+                      <w:pPr>
+                        <w:spacing w:line="258" w:lineRule="auto"/>
+                        <w:textDirection w:val="btLr"/>
+                      </w:pPr>
+                      <w:r>
+                        <w:rPr>
+                          <w:color w:val="000000"/>
+                          <w:sz w:val="28"/>
+                        </w:rPr>
+                        <w:t xml:space="preserve">By submitting this assessment, I confirm that I have read the CCT policy on academic misconduct and understand the implications of submitting work that is not my own or does not appropriately reference material taken from a third party or other source. </w:t>
+                      </w:r>
+                    </w:p>
+                    <w:p>
+                      <w:pPr>
+                        <w:spacing w:line="258" w:lineRule="auto"/>
+                        <w:textDirection w:val="btLr"/>
+                      </w:pPr>
+                      <w:r>
+                        <w:rPr>
+                          <w:color w:val="000000"/>
+                          <w:sz w:val="28"/>
+                        </w:rPr>
+                        <w:t>I declare it to be my own work and that all material from third parties has been appropriately referenced.</w:t>
+                      </w:r>
+                    </w:p>
+                    <w:p>
+                      <w:pPr>
+                        <w:spacing w:line="258" w:lineRule="auto"/>
+                        <w:textDirection w:val="btLr"/>
+                      </w:pPr>
+                      <w:r>
+                        <w:rPr>
+                          <w:color w:val="000000"/>
+                          <w:sz w:val="28"/>
+                        </w:rPr>
+                        <w:t xml:space="preserve"> I further confirm that this work has not previously been submitted for assessment by myself or someone else in CCT College Dublin or any other higher education institution.</w:t>
+                      </w:r>
+                    </w:p>
+                  </w:txbxContent>
+                </v:textbox>
+                <w10:wrap anchorx="margin"/>
+              </v:rect>
+            </w:pict>
+          </mc:Fallback>
+        </mc:AlternateContent>
+      </w:r>
+    </w:p>
+    <w:p>
+      <w:pPr>
+        <w:rPr>
+          <w:b/>
+          <w:sz w:val="28"/>
+          <w:szCs w:val="28"/>
+        </w:rPr>
+      </w:pPr>
+    </w:p>
+    <w:p/>
+    <w:p/>
+    <w:p/>
+    <w:p/>
+    <w:p>
+      <w:pPr>
+        <w:sectPr>
+          <w:pgSz w:w="11906" w:h="16838"/>
+          <w:pgMar w:top="1440" w:right="1440" w:bottom="1440" w:left="1440" w:header="708" w:footer="708" w:gutter="0"/>
+          <w:pgNumType w:start="1"/>
+          <w:cols w:space="720"/>
+        </w:sectPr>
+      </w:pPr>
+    </w:p>
+    <w:p/>
+    <w:p>
+      <w:pPr>
+        <w:keepNext/>
+        <w:keepLines/>
+        <w:pBdr>
+          <w:top w:val="nil"/>
+          <w:left w:val="nil"/>
+          <w:bottom w:val="nil"/>
+          <w:right w:val="nil"/>
+          <w:between w:val="nil"/>
+        </w:pBdr>
+        <w:spacing w:before="240" w:after="0" w:line="240" w:lineRule="auto"/>
+        <w:rPr>
+          <w:rFonts w:ascii="Play" w:eastAsia="Play" w:hAnsi="Play" w:cs="Play"/>
+          <w:color w:val="0F4761"/>
+          <w:sz w:val="32"/>
+          <w:szCs w:val="32"/>
+        </w:rPr>
+      </w:pPr>
+      <w:r>
+        <w:rPr>
+          <w:rFonts w:ascii="Play" w:eastAsia="Play" w:hAnsi="Play" w:cs="Play"/>
+          <w:color w:val="0F4761"/>
+          <w:sz w:val="32"/>
+          <w:szCs w:val="32"/>
+        </w:rPr>
+        <w:t>Contents</w:t>
+      </w:r>
+    </w:p>
+    <w:sdt>
+      <w:sdtPr>
+        <w:rPr>
+          <w:rFonts w:asciiTheme="minorHAnsi" w:eastAsiaTheme="minorHAnsi" w:hAnsiTheme="minorHAnsi" w:cstheme="minorBidi"/>
+          <w:color w:val="auto"/>
+          <w:kern w:val="2"/>
+          <w:sz w:val="24"/>
+          <w:szCs w:val="24"/>
+          <w:lang w:val="en-GB" w:eastAsia="en-US"/>
+          <w14:ligatures w14:val="standardContextual"/>
+        </w:rPr>
+        <w:id w:val="-1227291387"/>
+        <w:docPartObj>
+          <w:docPartGallery w:val="Table of Contents"/>
+          <w:docPartUnique/>
+        </w:docPartObj>
+      </w:sdtPr>
+      <w:sdtEndPr>
         <w:rPr>
           <w:b/>
           <w:bCs/>
         </w:rPr>
-      </w:pPr>
+      </w:sdtEndPr>
+      <w:sdtContent>
+        <w:p>
+          <w:pPr>
+            <w:pStyle w:val="TOCHeading"/>
+          </w:pPr>
+          <w:r>
+            <w:rPr>
+              <w:lang w:val="en-GB"/>
+            </w:rPr>
+            <w:t>Contents</w:t>
+          </w:r>
+        </w:p>
+        <w:p>
+          <w:pPr>
+            <w:pStyle w:val="TOC1"/>
+            <w:tabs>
+              <w:tab w:val="left" w:pos="480"/>
+              <w:tab w:val="right" w:leader="dot" w:pos="9016"/>
+            </w:tabs>
+            <w:rPr>
+              <w:rFonts w:eastAsiaTheme="minorEastAsia"/>
+              <w:noProof/>
+              <w:lang w:eastAsia="en-IE"/>
+            </w:rPr>
+          </w:pPr>
+          <w:r>
+            <w:fldChar w:fldCharType="begin"/>
+          </w:r>
+          <w:r>
+            <w:instrText xml:space="preserve"> TOC \o "1-3" \h \z \u </w:instrText>
+          </w:r>
+          <w:r>
+            <w:fldChar w:fldCharType="separate"/>
+          </w:r>
+          <w:hyperlink w:anchor="_Toc242732583" w:history="1">
+            <w:r>
+              <w:rPr>
+                <w:rStyle w:val="Hyperlink"/>
+                <w:noProof/>
+              </w:rPr>
+              <w:t>1.</w:t>
+            </w:r>
+            <w:r>
+              <w:rPr>
+                <w:rFonts w:eastAsiaTheme="minorEastAsia"/>
+                <w:noProof/>
+                <w:lang w:eastAsia="en-IE"/>
+              </w:rPr>
+              <w:tab/>
+            </w:r>
+            <w:r>
+              <w:rPr>
+                <w:rStyle w:val="Hyperlink"/>
+                <w:noProof/>
+              </w:rPr>
+              <w:t>Introduction</w:t>
+            </w:r>
+            <w:r>
+              <w:rPr>
+                <w:noProof/>
+                <w:webHidden/>
+              </w:rPr>
+              <w:tab/>
+            </w:r>
+            <w:r>
+              <w:rPr>
+                <w:noProof/>
+                <w:webHidden/>
+              </w:rPr>
+              <w:fldChar w:fldCharType="begin"/>
+            </w:r>
+            <w:r>
+              <w:rPr>
+                <w:noProof/>
+                <w:webHidden/>
+              </w:rPr>
+              <w:instrText xml:space="preserve"> PAGEREF _Toc242732583 \h </w:instrText>
+            </w:r>
+            <w:r>
+              <w:rPr>
+                <w:noProof/>
+                <w:webHidden/>
+              </w:rPr>
+            </w:r>
+            <w:r>
+              <w:rPr>
+                <w:noProof/>
+                <w:webHidden/>
+              </w:rPr>
+              <w:fldChar w:fldCharType="separate"/>
+            </w:r>
+            <w:r>
+              <w:rPr>
+                <w:noProof/>
+                <w:webHidden/>
+              </w:rPr>
+              <w:t>5</w:t>
+            </w:r>
+            <w:r>
+              <w:rPr>
+                <w:noProof/>
+                <w:webHidden/>
+              </w:rPr>
+              <w:fldChar w:fldCharType="end"/>
+            </w:r>
+          </w:hyperlink>
+        </w:p>
+        <w:p>
+          <w:pPr>
+            <w:pStyle w:val="TOC1"/>
+            <w:tabs>
+              <w:tab w:val="left" w:pos="480"/>
+              <w:tab w:val="right" w:leader="dot" w:pos="9016"/>
+            </w:tabs>
+            <w:rPr>
+              <w:rFonts w:eastAsiaTheme="minorEastAsia"/>
+              <w:noProof/>
+              <w:lang w:eastAsia="en-IE"/>
+            </w:rPr>
+          </w:pPr>
+          <w:hyperlink w:anchor="_Toc242732584" w:history="1">
+            <w:r>
+              <w:rPr>
+                <w:rStyle w:val="Hyperlink"/>
+                <w:noProof/>
+              </w:rPr>
+              <w:t>2.</w:t>
+            </w:r>
+            <w:r>
+              <w:rPr>
+                <w:rFonts w:eastAsiaTheme="minorEastAsia"/>
+                <w:noProof/>
+                <w:lang w:eastAsia="en-IE"/>
+              </w:rPr>
+              <w:tab/>
+            </w:r>
+            <w:r>
+              <w:rPr>
+                <w:rStyle w:val="Hyperlink"/>
+                <w:noProof/>
+              </w:rPr>
+              <w:t>Problem Definition</w:t>
+            </w:r>
+            <w:r>
+              <w:rPr>
+                <w:noProof/>
+                <w:webHidden/>
+              </w:rPr>
+              <w:tab/>
+            </w:r>
+            <w:r>
+              <w:rPr>
+                <w:noProof/>
+                <w:webHidden/>
+              </w:rPr>
+              <w:fldChar w:fldCharType="begin"/>
+            </w:r>
+            <w:r>
+              <w:rPr>
+                <w:noProof/>
+                <w:webHidden/>
+              </w:rPr>
+              <w:instrText xml:space="preserve"> PAGEREF _Toc242732584 \h </w:instrText>
+            </w:r>
+            <w:r>
+              <w:rPr>
+                <w:noProof/>
+                <w:webHidden/>
+              </w:rPr>
+            </w:r>
+            <w:r>
+              <w:rPr>
+                <w:noProof/>
+                <w:webHidden/>
+              </w:rPr>
+              <w:fldChar w:fldCharType="separate"/>
+            </w:r>
+            <w:r>
+              <w:rPr>
+                <w:noProof/>
+                <w:webHidden/>
+              </w:rPr>
+              <w:t>5</w:t>
+            </w:r>
+            <w:r>
+              <w:rPr>
+                <w:noProof/>
+                <w:webHidden/>
+              </w:rPr>
+              <w:fldChar w:fldCharType="end"/>
+            </w:r>
+          </w:hyperlink>
+        </w:p>
+        <w:p>
+          <w:pPr>
+            <w:pStyle w:val="TOC1"/>
+            <w:tabs>
+              <w:tab w:val="right" w:leader="dot" w:pos="9016"/>
+            </w:tabs>
+            <w:rPr>
+              <w:rFonts w:eastAsiaTheme="minorEastAsia"/>
+              <w:noProof/>
+              <w:lang w:eastAsia="en-IE"/>
+            </w:rPr>
+          </w:pPr>
+          <w:hyperlink w:anchor="_Toc242732585" w:history="1">
+            <w:r>
+              <w:rPr>
+                <w:rStyle w:val="Hyperlink"/>
+                <w:noProof/>
+              </w:rPr>
+              <w:t xml:space="preserve">3. </w:t>
+            </w:r>
+            <w:r>
+              <w:rPr>
+                <w:rStyle w:val="Hyperlink"/>
+                <w:b/>
+                <w:bCs/>
+                <w:noProof/>
+              </w:rPr>
+              <w:t>Aim and Objectives</w:t>
+            </w:r>
+            <w:r>
+              <w:rPr>
+                <w:noProof/>
+                <w:webHidden/>
+              </w:rPr>
+              <w:tab/>
+            </w:r>
+            <w:r>
+              <w:rPr>
+                <w:noProof/>
+                <w:webHidden/>
+              </w:rPr>
+              <w:fldChar w:fldCharType="begin"/>
+            </w:r>
+            <w:r>
+              <w:rPr>
+                <w:noProof/>
+                <w:webHidden/>
+              </w:rPr>
+              <w:instrText xml:space="preserve"> PAGEREF _Toc242732585 \h </w:instrText>
+            </w:r>
+            <w:r>
+              <w:rPr>
+                <w:noProof/>
+                <w:webHidden/>
+              </w:rPr>
+            </w:r>
+            <w:r>
+              <w:rPr>
+                <w:noProof/>
+                <w:webHidden/>
+              </w:rPr>
+              <w:fldChar w:fldCharType="separate"/>
+            </w:r>
+            <w:r>
+              <w:rPr>
+                <w:noProof/>
+                <w:webHidden/>
+              </w:rPr>
+              <w:t>6</w:t>
+            </w:r>
+            <w:r>
+              <w:rPr>
+                <w:noProof/>
+                <w:webHidden/>
+              </w:rPr>
+              <w:fldChar w:fldCharType="end"/>
+            </w:r>
+          </w:hyperlink>
+        </w:p>
+        <w:p>
+          <w:pPr>
+            <w:pStyle w:val="TOC2"/>
+            <w:tabs>
+              <w:tab w:val="right" w:leader="dot" w:pos="9016"/>
+            </w:tabs>
+            <w:rPr>
+              <w:rFonts w:eastAsiaTheme="minorEastAsia"/>
+              <w:noProof/>
+              <w:lang w:eastAsia="en-IE"/>
+            </w:rPr>
+          </w:pPr>
+          <w:hyperlink w:anchor="_Toc242732586" w:history="1">
+            <w:r>
+              <w:rPr>
+                <w:rStyle w:val="Hyperlink"/>
+                <w:noProof/>
+              </w:rPr>
+              <w:t>3.1 Aim</w:t>
+            </w:r>
+            <w:r>
+              <w:rPr>
+                <w:noProof/>
+                <w:webHidden/>
+              </w:rPr>
+              <w:tab/>
+            </w:r>
+            <w:r>
+              <w:rPr>
+                <w:noProof/>
+                <w:webHidden/>
+              </w:rPr>
+              <w:fldChar w:fldCharType="begin"/>
+            </w:r>
+            <w:r>
+              <w:rPr>
+                <w:noProof/>
+                <w:webHidden/>
+              </w:rPr>
+              <w:instrText xml:space="preserve"> PAGEREF _Toc242732586 \h </w:instrText>
+            </w:r>
+            <w:r>
+              <w:rPr>
+                <w:noProof/>
+                <w:webHidden/>
+              </w:rPr>
+            </w:r>
+            <w:r>
+              <w:rPr>
+                <w:noProof/>
+                <w:webHidden/>
+              </w:rPr>
+              <w:fldChar w:fldCharType="separate"/>
+            </w:r>
+            <w:r>
+              <w:rPr>
+                <w:noProof/>
+                <w:webHidden/>
+              </w:rPr>
+              <w:t>6</w:t>
+            </w:r>
+            <w:r>
+              <w:rPr>
+                <w:noProof/>
+                <w:webHidden/>
+              </w:rPr>
+              <w:fldChar w:fldCharType="end"/>
+            </w:r>
+          </w:hyperlink>
+        </w:p>
+        <w:p>
+          <w:pPr>
+            <w:pStyle w:val="TOC2"/>
+            <w:tabs>
+              <w:tab w:val="right" w:leader="dot" w:pos="9016"/>
+            </w:tabs>
+            <w:rPr>
+              <w:rFonts w:eastAsiaTheme="minorEastAsia"/>
+              <w:noProof/>
+              <w:lang w:eastAsia="en-IE"/>
+            </w:rPr>
+          </w:pPr>
+          <w:hyperlink w:anchor="_Toc242732587" w:history="1">
+            <w:r>
+              <w:rPr>
+                <w:rStyle w:val="Hyperlink"/>
+                <w:noProof/>
+              </w:rPr>
+              <w:t>3.2 Objectives</w:t>
+            </w:r>
+            <w:r>
+              <w:rPr>
+                <w:noProof/>
+                <w:webHidden/>
+              </w:rPr>
+              <w:tab/>
+            </w:r>
+            <w:r>
+              <w:rPr>
+                <w:noProof/>
+                <w:webHidden/>
+              </w:rPr>
+              <w:fldChar w:fldCharType="begin"/>
+            </w:r>
+            <w:r>
+              <w:rPr>
+                <w:noProof/>
+                <w:webHidden/>
+              </w:rPr>
+              <w:instrText xml:space="preserve"> PAGEREF _Toc242732587 \h </w:instrText>
+            </w:r>
+            <w:r>
+              <w:rPr>
+                <w:noProof/>
+                <w:webHidden/>
+              </w:rPr>
+            </w:r>
+            <w:r>
+              <w:rPr>
+                <w:noProof/>
+                <w:webHidden/>
+              </w:rPr>
+              <w:fldChar w:fldCharType="separate"/>
+            </w:r>
+            <w:r>
+              <w:rPr>
+                <w:noProof/>
+                <w:webHidden/>
+              </w:rPr>
+              <w:t>6</w:t>
+            </w:r>
+            <w:r>
+              <w:rPr>
+                <w:noProof/>
+                <w:webHidden/>
+              </w:rPr>
+              <w:fldChar w:fldCharType="end"/>
+            </w:r>
+          </w:hyperlink>
+        </w:p>
+        <w:p>
+          <w:pPr>
+            <w:pStyle w:val="TOC2"/>
+            <w:tabs>
+              <w:tab w:val="right" w:leader="dot" w:pos="9016"/>
+            </w:tabs>
+            <w:rPr>
+              <w:rFonts w:eastAsiaTheme="minorEastAsia"/>
+              <w:noProof/>
+              <w:lang w:eastAsia="en-IE"/>
+            </w:rPr>
+          </w:pPr>
+          <w:hyperlink w:anchor="_Toc242732588" w:history="1">
+            <w:r>
+              <w:rPr>
+                <w:rStyle w:val="Hyperlink"/>
+                <w:noProof/>
+              </w:rPr>
+              <w:t>3.3 Business Hypothesis</w:t>
+            </w:r>
+            <w:r>
+              <w:rPr>
+                <w:noProof/>
+                <w:webHidden/>
+              </w:rPr>
+              <w:tab/>
+            </w:r>
+            <w:r>
+              <w:rPr>
+                <w:noProof/>
+                <w:webHidden/>
+              </w:rPr>
+              <w:fldChar w:fldCharType="begin"/>
+            </w:r>
+            <w:r>
+              <w:rPr>
+                <w:noProof/>
+                <w:webHidden/>
+              </w:rPr>
+              <w:instrText xml:space="preserve"> PAGEREF _Toc242732588 \h </w:instrText>
+            </w:r>
+            <w:r>
+              <w:rPr>
+                <w:noProof/>
+                <w:webHidden/>
+              </w:rPr>
+            </w:r>
+            <w:r>
+              <w:rPr>
+                <w:noProof/>
+                <w:webHidden/>
+              </w:rPr>
+              <w:fldChar w:fldCharType="separate"/>
+            </w:r>
+            <w:r>
+              <w:rPr>
+                <w:noProof/>
+                <w:webHidden/>
+              </w:rPr>
+              <w:t>6</w:t>
+            </w:r>
+            <w:r>
+              <w:rPr>
+                <w:noProof/>
+                <w:webHidden/>
+              </w:rPr>
+              <w:fldChar w:fldCharType="end"/>
+            </w:r>
+          </w:hyperlink>
+        </w:p>
+        <w:p>
+          <w:pPr>
+            <w:pStyle w:val="TOC1"/>
+            <w:tabs>
+              <w:tab w:val="right" w:leader="dot" w:pos="9016"/>
+            </w:tabs>
+            <w:rPr>
+              <w:rFonts w:eastAsiaTheme="minorEastAsia"/>
+              <w:noProof/>
+              <w:lang w:eastAsia="en-IE"/>
+            </w:rPr>
+          </w:pPr>
+          <w:hyperlink w:anchor="_Toc242732589" w:history="1">
+            <w:r>
+              <w:rPr>
+                <w:rStyle w:val="Hyperlink"/>
+                <w:noProof/>
+              </w:rPr>
+              <w:t>4. Scope</w:t>
+            </w:r>
+            <w:r>
+              <w:rPr>
+                <w:noProof/>
+                <w:webHidden/>
+              </w:rPr>
+              <w:tab/>
+            </w:r>
+            <w:r>
+              <w:rPr>
+                <w:noProof/>
+                <w:webHidden/>
+              </w:rPr>
+              <w:fldChar w:fldCharType="begin"/>
+            </w:r>
+            <w:r>
+              <w:rPr>
+                <w:noProof/>
+                <w:webHidden/>
+              </w:rPr>
+              <w:instrText xml:space="preserve"> PAGEREF _Toc242732589 \h </w:instrText>
+            </w:r>
+            <w:r>
+              <w:rPr>
+                <w:noProof/>
+                <w:webHidden/>
+              </w:rPr>
+            </w:r>
+            <w:r>
+              <w:rPr>
+                <w:noProof/>
+                <w:webHidden/>
+              </w:rPr>
+              <w:fldChar w:fldCharType="separate"/>
+            </w:r>
+            <w:r>
+              <w:rPr>
+                <w:noProof/>
+                <w:webHidden/>
+              </w:rPr>
+              <w:t>6</w:t>
+            </w:r>
+            <w:r>
+              <w:rPr>
+                <w:noProof/>
+                <w:webHidden/>
+              </w:rPr>
+              <w:fldChar w:fldCharType="end"/>
+            </w:r>
+          </w:hyperlink>
+        </w:p>
+        <w:p>
+          <w:pPr>
+            <w:pStyle w:val="TOC1"/>
+            <w:tabs>
+              <w:tab w:val="right" w:leader="dot" w:pos="9016"/>
+            </w:tabs>
+            <w:rPr>
+              <w:rFonts w:eastAsiaTheme="minorEastAsia"/>
+              <w:noProof/>
+              <w:lang w:eastAsia="en-IE"/>
+            </w:rPr>
+          </w:pPr>
+          <w:hyperlink w:anchor="_Toc242732590" w:history="1">
+            <w:r>
+              <w:rPr>
+                <w:rStyle w:val="Hyperlink"/>
+                <w:b/>
+                <w:bCs/>
+                <w:noProof/>
+              </w:rPr>
+              <w:t>5.Methodology</w:t>
+            </w:r>
+            <w:r>
+              <w:rPr>
+                <w:noProof/>
+                <w:webHidden/>
+              </w:rPr>
+              <w:tab/>
+            </w:r>
+            <w:r>
+              <w:rPr>
+                <w:noProof/>
+                <w:webHidden/>
+              </w:rPr>
+              <w:fldChar w:fldCharType="begin"/>
+            </w:r>
+            <w:r>
+              <w:rPr>
+                <w:noProof/>
+                <w:webHidden/>
+              </w:rPr>
+              <w:instrText xml:space="preserve"> PAGEREF _Toc242732590 \h </w:instrText>
+            </w:r>
+            <w:r>
+              <w:rPr>
+                <w:noProof/>
+                <w:webHidden/>
+              </w:rPr>
+            </w:r>
+            <w:r>
+              <w:rPr>
+                <w:noProof/>
+                <w:webHidden/>
+              </w:rPr>
+              <w:fldChar w:fldCharType="separate"/>
+            </w:r>
+            <w:r>
+              <w:rPr>
+                <w:noProof/>
+                <w:webHidden/>
+              </w:rPr>
+              <w:t>7</w:t>
+            </w:r>
+            <w:r>
+              <w:rPr>
+                <w:noProof/>
+                <w:webHidden/>
+              </w:rPr>
+              <w:fldChar w:fldCharType="end"/>
+            </w:r>
+          </w:hyperlink>
+        </w:p>
+        <w:p>
+          <w:pPr>
+            <w:pStyle w:val="TOC2"/>
+            <w:tabs>
+              <w:tab w:val="right" w:leader="dot" w:pos="9016"/>
+            </w:tabs>
+            <w:rPr>
+              <w:rFonts w:eastAsiaTheme="minorEastAsia"/>
+              <w:noProof/>
+              <w:lang w:eastAsia="en-IE"/>
+            </w:rPr>
+          </w:pPr>
+          <w:hyperlink w:anchor="_Toc242732591" w:history="1">
+            <w:r>
+              <w:rPr>
+                <w:rStyle w:val="Hyperlink"/>
+                <w:noProof/>
+              </w:rPr>
+              <w:t>5.1 Data Preparation and Exploratory Analysis</w:t>
+            </w:r>
+            <w:r>
+              <w:rPr>
+                <w:noProof/>
+                <w:webHidden/>
+              </w:rPr>
+              <w:tab/>
+            </w:r>
+            <w:r>
+              <w:rPr>
+                <w:noProof/>
+                <w:webHidden/>
+              </w:rPr>
+              <w:fldChar w:fldCharType="begin"/>
+            </w:r>
+            <w:r>
+              <w:rPr>
+                <w:noProof/>
+                <w:webHidden/>
+              </w:rPr>
+              <w:instrText xml:space="preserve"> PAGEREF _Toc242732591 \h </w:instrText>
+            </w:r>
+            <w:r>
+              <w:rPr>
+                <w:noProof/>
+                <w:webHidden/>
+              </w:rPr>
+            </w:r>
+            <w:r>
+              <w:rPr>
+                <w:noProof/>
+                <w:webHidden/>
+              </w:rPr>
+              <w:fldChar w:fldCharType="separate"/>
+            </w:r>
+            <w:r>
+              <w:rPr>
+                <w:noProof/>
+                <w:webHidden/>
+              </w:rPr>
+              <w:t>7</w:t>
+            </w:r>
+            <w:r>
+              <w:rPr>
+                <w:noProof/>
+                <w:webHidden/>
+              </w:rPr>
+              <w:fldChar w:fldCharType="end"/>
+            </w:r>
+          </w:hyperlink>
+        </w:p>
+        <w:p>
+          <w:pPr>
+            <w:pStyle w:val="TOC2"/>
+            <w:tabs>
+              <w:tab w:val="right" w:leader="dot" w:pos="9016"/>
+            </w:tabs>
+            <w:rPr>
+              <w:rFonts w:eastAsiaTheme="minorEastAsia"/>
+              <w:noProof/>
+              <w:lang w:eastAsia="en-IE"/>
+            </w:rPr>
+          </w:pPr>
+          <w:hyperlink w:anchor="_Toc242732592" w:history="1">
+            <w:r>
+              <w:rPr>
+                <w:rStyle w:val="Hyperlink"/>
+                <w:noProof/>
+              </w:rPr>
+              <w:t>5.2 Predictive Modelling</w:t>
+            </w:r>
+            <w:r>
+              <w:rPr>
+                <w:noProof/>
+                <w:webHidden/>
+              </w:rPr>
+              <w:tab/>
+            </w:r>
+            <w:r>
+              <w:rPr>
+                <w:noProof/>
+                <w:webHidden/>
+              </w:rPr>
+              <w:fldChar w:fldCharType="begin"/>
+            </w:r>
+            <w:r>
+              <w:rPr>
+                <w:noProof/>
+                <w:webHidden/>
+              </w:rPr>
+              <w:instrText xml:space="preserve"> PAGEREF _Toc242732592 \h </w:instrText>
+            </w:r>
+            <w:r>
+              <w:rPr>
+                <w:noProof/>
+                <w:webHidden/>
+              </w:rPr>
+            </w:r>
+            <w:r>
+              <w:rPr>
+                <w:noProof/>
+                <w:webHidden/>
+              </w:rPr>
+              <w:fldChar w:fldCharType="separate"/>
+            </w:r>
+            <w:r>
+              <w:rPr>
+                <w:noProof/>
+                <w:webHidden/>
+              </w:rPr>
+              <w:t>7</w:t>
+            </w:r>
+            <w:r>
+              <w:rPr>
+                <w:noProof/>
+                <w:webHidden/>
+              </w:rPr>
+              <w:fldChar w:fldCharType="end"/>
+            </w:r>
+          </w:hyperlink>
+        </w:p>
+        <w:p>
+          <w:pPr>
+            <w:pStyle w:val="TOC2"/>
+            <w:tabs>
+              <w:tab w:val="right" w:leader="dot" w:pos="9016"/>
+            </w:tabs>
+            <w:rPr>
+              <w:rFonts w:eastAsiaTheme="minorEastAsia"/>
+              <w:noProof/>
+              <w:lang w:eastAsia="en-IE"/>
+            </w:rPr>
+          </w:pPr>
+          <w:hyperlink w:anchor="_Toc242732593" w:history="1">
+            <w:r>
+              <w:rPr>
+                <w:rStyle w:val="Hyperlink"/>
+                <w:noProof/>
+              </w:rPr>
+              <w:t>5.3 Connection Risk Assessment</w:t>
+            </w:r>
+            <w:r>
+              <w:rPr>
+                <w:noProof/>
+                <w:webHidden/>
+              </w:rPr>
+              <w:tab/>
+            </w:r>
+            <w:r>
+              <w:rPr>
+                <w:noProof/>
+                <w:webHidden/>
+              </w:rPr>
+              <w:fldChar w:fldCharType="begin"/>
+            </w:r>
+            <w:r>
+              <w:rPr>
+                <w:noProof/>
+                <w:webHidden/>
+              </w:rPr>
+              <w:instrText xml:space="preserve"> PAGEREF _Toc242732593 \h </w:instrText>
+            </w:r>
+            <w:r>
+              <w:rPr>
+                <w:noProof/>
+                <w:webHidden/>
+              </w:rPr>
+            </w:r>
+            <w:r>
+              <w:rPr>
+                <w:noProof/>
+                <w:webHidden/>
+              </w:rPr>
+              <w:fldChar w:fldCharType="separate"/>
+            </w:r>
+            <w:r>
+              <w:rPr>
+                <w:noProof/>
+                <w:webHidden/>
+              </w:rPr>
+              <w:t>7</w:t>
+            </w:r>
+            <w:r>
+              <w:rPr>
+                <w:noProof/>
+                <w:webHidden/>
+              </w:rPr>
+              <w:fldChar w:fldCharType="end"/>
+            </w:r>
+          </w:hyperlink>
+        </w:p>
+        <w:p>
+          <w:pPr>
+            <w:pStyle w:val="TOC2"/>
+            <w:tabs>
+              <w:tab w:val="right" w:leader="dot" w:pos="9016"/>
+            </w:tabs>
+            <w:rPr>
+              <w:rFonts w:eastAsiaTheme="minorEastAsia"/>
+              <w:noProof/>
+              <w:lang w:eastAsia="en-IE"/>
+            </w:rPr>
+          </w:pPr>
+          <w:hyperlink w:anchor="_Toc242732594" w:history="1">
+            <w:r>
+              <w:rPr>
+                <w:rStyle w:val="Hyperlink"/>
+                <w:noProof/>
+              </w:rPr>
+              <w:t>5.4 Technologies and Tools</w:t>
+            </w:r>
+            <w:r>
+              <w:rPr>
+                <w:noProof/>
+                <w:webHidden/>
+              </w:rPr>
+              <w:tab/>
+            </w:r>
+            <w:r>
+              <w:rPr>
+                <w:noProof/>
+                <w:webHidden/>
+              </w:rPr>
+              <w:fldChar w:fldCharType="begin"/>
+            </w:r>
+            <w:r>
+              <w:rPr>
+                <w:noProof/>
+                <w:webHidden/>
+              </w:rPr>
+              <w:instrText xml:space="preserve"> PAGEREF _Toc242732594 \h </w:instrText>
+            </w:r>
+            <w:r>
+              <w:rPr>
+                <w:noProof/>
+                <w:webHidden/>
+              </w:rPr>
+            </w:r>
+            <w:r>
+              <w:rPr>
+                <w:noProof/>
+                <w:webHidden/>
+              </w:rPr>
+              <w:fldChar w:fldCharType="separate"/>
+            </w:r>
+            <w:r>
+              <w:rPr>
+                <w:noProof/>
+                <w:webHidden/>
+              </w:rPr>
+              <w:t>8</w:t>
+            </w:r>
+            <w:r>
+              <w:rPr>
+                <w:noProof/>
+                <w:webHidden/>
+              </w:rPr>
+              <w:fldChar w:fldCharType="end"/>
+            </w:r>
+          </w:hyperlink>
+        </w:p>
+        <w:p>
+          <w:pPr>
+            <w:pStyle w:val="TOC1"/>
+            <w:tabs>
+              <w:tab w:val="right" w:leader="dot" w:pos="9016"/>
+            </w:tabs>
+            <w:rPr>
+              <w:rFonts w:eastAsiaTheme="minorEastAsia"/>
+              <w:noProof/>
+              <w:lang w:eastAsia="en-IE"/>
+            </w:rPr>
+          </w:pPr>
+          <w:hyperlink w:anchor="_Toc242732595" w:history="1">
+            <w:r>
+              <w:rPr>
+                <w:rStyle w:val="Hyperlink"/>
+                <w:noProof/>
+              </w:rPr>
+              <w:t>6.</w:t>
+            </w:r>
+            <w:r>
+              <w:rPr>
+                <w:rStyle w:val="Hyperlink"/>
+                <w:b/>
+                <w:bCs/>
+                <w:noProof/>
+              </w:rPr>
+              <w:t xml:space="preserve"> </w:t>
+            </w:r>
+            <w:r>
+              <w:rPr>
+                <w:rStyle w:val="Hyperlink"/>
+                <w:noProof/>
+              </w:rPr>
+              <w:t>High-Level Architecture</w:t>
+            </w:r>
+            <w:r>
+              <w:rPr>
+                <w:noProof/>
+                <w:webHidden/>
+              </w:rPr>
+              <w:tab/>
+            </w:r>
+            <w:r>
+              <w:rPr>
+                <w:noProof/>
+                <w:webHidden/>
+              </w:rPr>
+              <w:fldChar w:fldCharType="begin"/>
+            </w:r>
+            <w:r>
+              <w:rPr>
+                <w:noProof/>
+                <w:webHidden/>
+              </w:rPr>
+              <w:instrText xml:space="preserve"> PAGEREF _Toc242732595 \h </w:instrText>
+            </w:r>
+            <w:r>
+              <w:rPr>
+                <w:noProof/>
+                <w:webHidden/>
+              </w:rPr>
+            </w:r>
+            <w:r>
+              <w:rPr>
+                <w:noProof/>
+                <w:webHidden/>
+              </w:rPr>
+              <w:fldChar w:fldCharType="separate"/>
+            </w:r>
+            <w:r>
+              <w:rPr>
+                <w:noProof/>
+                <w:webHidden/>
+              </w:rPr>
+              <w:t>8</w:t>
+            </w:r>
+            <w:r>
+              <w:rPr>
+                <w:noProof/>
+                <w:webHidden/>
+              </w:rPr>
+              <w:fldChar w:fldCharType="end"/>
+            </w:r>
+          </w:hyperlink>
+        </w:p>
+        <w:p>
+          <w:pPr>
+            <w:pStyle w:val="TOC1"/>
+            <w:tabs>
+              <w:tab w:val="right" w:leader="dot" w:pos="9016"/>
+            </w:tabs>
+            <w:rPr>
+              <w:rFonts w:eastAsiaTheme="minorEastAsia"/>
+              <w:noProof/>
+              <w:lang w:eastAsia="en-IE"/>
+            </w:rPr>
+          </w:pPr>
+          <w:hyperlink w:anchor="_Toc242732596" w:history="1">
+            <w:r>
+              <w:rPr>
+                <w:rStyle w:val="Hyperlink"/>
+                <w:noProof/>
+              </w:rPr>
+              <w:t>7. Data Sources</w:t>
+            </w:r>
+            <w:r>
+              <w:rPr>
+                <w:noProof/>
+                <w:webHidden/>
+              </w:rPr>
+              <w:tab/>
+            </w:r>
+            <w:r>
+              <w:rPr>
+                <w:noProof/>
+                <w:webHidden/>
+              </w:rPr>
+              <w:fldChar w:fldCharType="begin"/>
+            </w:r>
+            <w:r>
+              <w:rPr>
+                <w:noProof/>
+                <w:webHidden/>
+              </w:rPr>
+              <w:instrText xml:space="preserve"> PAGEREF _Toc242732596 \h </w:instrText>
+            </w:r>
+            <w:r>
+              <w:rPr>
+                <w:noProof/>
+                <w:webHidden/>
+              </w:rPr>
+            </w:r>
+            <w:r>
+              <w:rPr>
+                <w:noProof/>
+                <w:webHidden/>
+              </w:rPr>
+              <w:fldChar w:fldCharType="separate"/>
+            </w:r>
+            <w:r>
+              <w:rPr>
+                <w:noProof/>
+                <w:webHidden/>
+              </w:rPr>
+              <w:t>8</w:t>
+            </w:r>
+            <w:r>
+              <w:rPr>
+                <w:noProof/>
+                <w:webHidden/>
+              </w:rPr>
+              <w:fldChar w:fldCharType="end"/>
+            </w:r>
+          </w:hyperlink>
+        </w:p>
+        <w:p>
+          <w:pPr>
+            <w:pStyle w:val="TOC1"/>
+            <w:tabs>
+              <w:tab w:val="left" w:pos="480"/>
+              <w:tab w:val="right" w:leader="dot" w:pos="9016"/>
+            </w:tabs>
+            <w:rPr>
+              <w:rFonts w:eastAsiaTheme="minorEastAsia"/>
+              <w:noProof/>
+              <w:lang w:eastAsia="en-IE"/>
+            </w:rPr>
+          </w:pPr>
+          <w:hyperlink w:anchor="_Toc242732597" w:history="1">
+            <w:r>
+              <w:rPr>
+                <w:rStyle w:val="Hyperlink"/>
+                <w:noProof/>
+              </w:rPr>
+              <w:t>8.</w:t>
+            </w:r>
+            <w:r>
+              <w:rPr>
+                <w:rFonts w:eastAsiaTheme="minorEastAsia"/>
+                <w:noProof/>
+                <w:lang w:eastAsia="en-IE"/>
+              </w:rPr>
+              <w:tab/>
+            </w:r>
+            <w:r>
+              <w:rPr>
+                <w:rStyle w:val="Hyperlink"/>
+                <w:noProof/>
+              </w:rPr>
+              <w:t>Expected Deliverables</w:t>
+            </w:r>
+            <w:r>
+              <w:rPr>
+                <w:noProof/>
+                <w:webHidden/>
+              </w:rPr>
+              <w:tab/>
+            </w:r>
+            <w:r>
+              <w:rPr>
+                <w:noProof/>
+                <w:webHidden/>
+              </w:rPr>
+              <w:fldChar w:fldCharType="begin"/>
+            </w:r>
+            <w:r>
+              <w:rPr>
+                <w:noProof/>
+                <w:webHidden/>
+              </w:rPr>
+              <w:instrText xml:space="preserve"> PAGEREF _Toc242732597 \h </w:instrText>
+            </w:r>
+            <w:r>
+              <w:rPr>
+                <w:noProof/>
+                <w:webHidden/>
+              </w:rPr>
+            </w:r>
+            <w:r>
+              <w:rPr>
+                <w:noProof/>
+                <w:webHidden/>
+              </w:rPr>
+              <w:fldChar w:fldCharType="separate"/>
+            </w:r>
+            <w:r>
+              <w:rPr>
+                <w:noProof/>
+                <w:webHidden/>
+              </w:rPr>
+              <w:t>9</w:t>
+            </w:r>
+            <w:r>
+              <w:rPr>
+                <w:noProof/>
+                <w:webHidden/>
+              </w:rPr>
+              <w:fldChar w:fldCharType="end"/>
+            </w:r>
+          </w:hyperlink>
+        </w:p>
+        <w:p>
+          <w:pPr>
+            <w:pStyle w:val="TOC1"/>
+            <w:tabs>
+              <w:tab w:val="left" w:pos="480"/>
+              <w:tab w:val="right" w:leader="dot" w:pos="9016"/>
+            </w:tabs>
+            <w:rPr>
+              <w:rFonts w:eastAsiaTheme="minorEastAsia"/>
+              <w:noProof/>
+              <w:lang w:eastAsia="en-IE"/>
+            </w:rPr>
+          </w:pPr>
+          <w:hyperlink w:anchor="_Toc242732598" w:history="1">
+            <w:r>
+              <w:rPr>
+                <w:rStyle w:val="Hyperlink"/>
+                <w:noProof/>
+              </w:rPr>
+              <w:t>9.</w:t>
+            </w:r>
+            <w:r>
+              <w:rPr>
+                <w:rFonts w:eastAsiaTheme="minorEastAsia"/>
+                <w:noProof/>
+                <w:lang w:eastAsia="en-IE"/>
+              </w:rPr>
+              <w:tab/>
+            </w:r>
+            <w:r>
+              <w:rPr>
+                <w:rStyle w:val="Hyperlink"/>
+                <w:noProof/>
+              </w:rPr>
+              <w:t>Project Timeline</w:t>
+            </w:r>
+            <w:r>
+              <w:rPr>
+                <w:noProof/>
+                <w:webHidden/>
+              </w:rPr>
+              <w:tab/>
+            </w:r>
+            <w:r>
+              <w:rPr>
+                <w:noProof/>
+                <w:webHidden/>
+              </w:rPr>
+              <w:fldChar w:fldCharType="begin"/>
+            </w:r>
+            <w:r>
+              <w:rPr>
+                <w:noProof/>
+                <w:webHidden/>
+              </w:rPr>
+              <w:instrText xml:space="preserve"> PAGEREF _Toc242732598 \h </w:instrText>
+            </w:r>
+            <w:r>
+              <w:rPr>
+                <w:noProof/>
+                <w:webHidden/>
+              </w:rPr>
+            </w:r>
+            <w:r>
+              <w:rPr>
+                <w:noProof/>
+                <w:webHidden/>
+              </w:rPr>
+              <w:fldChar w:fldCharType="separate"/>
+            </w:r>
+            <w:r>
+              <w:rPr>
+                <w:noProof/>
+                <w:webHidden/>
+              </w:rPr>
+              <w:t>9</w:t>
+            </w:r>
+            <w:r>
+              <w:rPr>
+                <w:noProof/>
+                <w:webHidden/>
+              </w:rPr>
+              <w:fldChar w:fldCharType="end"/>
+            </w:r>
+          </w:hyperlink>
+        </w:p>
+        <w:p>
+          <w:pPr>
+            <w:pStyle w:val="TOC1"/>
+            <w:tabs>
+              <w:tab w:val="right" w:leader="dot" w:pos="9016"/>
+            </w:tabs>
+            <w:rPr>
+              <w:rFonts w:eastAsiaTheme="minorEastAsia"/>
+              <w:noProof/>
+              <w:lang w:eastAsia="en-IE"/>
+            </w:rPr>
+          </w:pPr>
+          <w:hyperlink w:anchor="_Toc242732599" w:history="1">
+            <w:r>
+              <w:rPr>
+                <w:rStyle w:val="Hyperlink"/>
+                <w:noProof/>
+              </w:rPr>
+              <w:t>10.</w:t>
+            </w:r>
+            <w:r>
+              <w:rPr>
+                <w:rStyle w:val="Hyperlink"/>
+                <w:b/>
+                <w:bCs/>
+                <w:noProof/>
+              </w:rPr>
+              <w:t xml:space="preserve"> </w:t>
+            </w:r>
+            <w:r>
+              <w:rPr>
+                <w:rStyle w:val="Hyperlink"/>
+                <w:noProof/>
+              </w:rPr>
+              <w:t>Ethical and Legal Considerations</w:t>
+            </w:r>
+            <w:r>
+              <w:rPr>
+                <w:noProof/>
+                <w:webHidden/>
+              </w:rPr>
+              <w:tab/>
+            </w:r>
+            <w:r>
+              <w:rPr>
+                <w:noProof/>
+                <w:webHidden/>
+              </w:rPr>
+              <w:fldChar w:fldCharType="begin"/>
+            </w:r>
+            <w:r>
+              <w:rPr>
+                <w:noProof/>
+                <w:webHidden/>
+              </w:rPr>
+              <w:instrText xml:space="preserve"> PAGEREF _Toc242732599 \h </w:instrText>
+            </w:r>
+            <w:r>
+              <w:rPr>
+                <w:noProof/>
+                <w:webHidden/>
+              </w:rPr>
+            </w:r>
+            <w:r>
+              <w:rPr>
+                <w:noProof/>
+                <w:webHidden/>
+              </w:rPr>
+              <w:fldChar w:fldCharType="separate"/>
+            </w:r>
+            <w:r>
+              <w:rPr>
+                <w:noProof/>
+                <w:webHidden/>
+              </w:rPr>
+              <w:t>10</w:t>
+            </w:r>
+            <w:r>
+              <w:rPr>
+                <w:noProof/>
+                <w:webHidden/>
+              </w:rPr>
+              <w:fldChar w:fldCharType="end"/>
+            </w:r>
+          </w:hyperlink>
+        </w:p>
+        <w:p>
+          <w:pPr>
+            <w:pStyle w:val="TOC1"/>
+            <w:tabs>
+              <w:tab w:val="right" w:leader="dot" w:pos="9016"/>
+            </w:tabs>
+            <w:rPr>
+              <w:rFonts w:eastAsiaTheme="minorEastAsia"/>
+              <w:noProof/>
+              <w:lang w:eastAsia="en-IE"/>
+            </w:rPr>
+          </w:pPr>
+          <w:hyperlink w:anchor="_Toc242732600" w:history="1">
+            <w:r>
+              <w:rPr>
+                <w:rStyle w:val="Hyperlink"/>
+                <w:noProof/>
+              </w:rPr>
+              <w:t>References</w:t>
+            </w:r>
+            <w:r>
+              <w:rPr>
+                <w:noProof/>
+                <w:webHidden/>
+              </w:rPr>
+              <w:tab/>
+            </w:r>
+            <w:r>
+              <w:rPr>
+                <w:noProof/>
+                <w:webHidden/>
+              </w:rPr>
+              <w:fldChar w:fldCharType="begin"/>
+            </w:r>
+            <w:r>
+              <w:rPr>
+                <w:noProof/>
+                <w:webHidden/>
+              </w:rPr>
+              <w:instrText xml:space="preserve"> PAGEREF _Toc242732600 \h </w:instrText>
+            </w:r>
+            <w:r>
+              <w:rPr>
+                <w:noProof/>
+                <w:webHidden/>
+              </w:rPr>
+            </w:r>
+            <w:r>
+              <w:rPr>
+                <w:noProof/>
+                <w:webHidden/>
+              </w:rPr>
+              <w:fldChar w:fldCharType="separate"/>
+            </w:r>
+            <w:r>
+              <w:rPr>
+                <w:noProof/>
+                <w:webHidden/>
+              </w:rPr>
+              <w:t>10</w:t>
+            </w:r>
+            <w:r>
+              <w:rPr>
+                <w:noProof/>
+                <w:webHidden/>
+              </w:rPr>
+              <w:fldChar w:fldCharType="end"/>
+            </w:r>
+          </w:hyperlink>
+        </w:p>
+        <w:p>
+          <w:pPr>
+            <w:pStyle w:val="TOC1"/>
+            <w:tabs>
+              <w:tab w:val="right" w:leader="dot" w:pos="9016"/>
+            </w:tabs>
+            <w:rPr>
+              <w:rFonts w:eastAsiaTheme="minorEastAsia"/>
+              <w:noProof/>
+              <w:lang w:eastAsia="en-IE"/>
+            </w:rPr>
+          </w:pPr>
+          <w:hyperlink w:anchor="_Toc242732601" w:history="1">
+            <w:r>
+              <w:rPr>
+                <w:rStyle w:val="Hyperlink"/>
+                <w:noProof/>
+              </w:rPr>
+              <w:t>Appendix</w:t>
+            </w:r>
+            <w:r>
+              <w:rPr>
+                <w:noProof/>
+                <w:webHidden/>
+              </w:rPr>
+              <w:tab/>
+            </w:r>
+            <w:r>
+              <w:rPr>
+                <w:noProof/>
+                <w:webHidden/>
+              </w:rPr>
+              <w:fldChar w:fldCharType="begin"/>
+            </w:r>
+            <w:r>
+              <w:rPr>
+                <w:noProof/>
+                <w:webHidden/>
+              </w:rPr>
+              <w:instrText xml:space="preserve"> PAGEREF _Toc242732601 \h </w:instrText>
+            </w:r>
+            <w:r>
+              <w:rPr>
+                <w:noProof/>
+                <w:webHidden/>
+              </w:rPr>
+            </w:r>
+            <w:r>
+              <w:rPr>
+                <w:noProof/>
+                <w:webHidden/>
+              </w:rPr>
+              <w:fldChar w:fldCharType="separate"/>
+            </w:r>
+            <w:r>
+              <w:rPr>
+                <w:noProof/>
+                <w:webHidden/>
+              </w:rPr>
+              <w:t>11</w:t>
+            </w:r>
+            <w:r>
+              <w:rPr>
+                <w:noProof/>
+                <w:webHidden/>
+              </w:rPr>
+              <w:fldChar w:fldCharType="end"/>
+            </w:r>
+          </w:hyperlink>
+        </w:p>
+        <w:p>
+          <w:r>
+            <w:rPr>
+              <w:b/>
+              <w:bCs/>
+              <w:lang w:val="en-GB"/>
+            </w:rPr>
+            <w:fldChar w:fldCharType="end"/>
+          </w:r>
+        </w:p>
+      </w:sdtContent>
+    </w:sdt>
+    <w:p/>
+    <w:p>
+      <w:pPr>
+        <w:rPr>
+          <w:color w:val="FF0000"/>
+        </w:rPr>
+      </w:pPr>
+    </w:p>
+    <w:p>
+      <w:pPr>
+        <w:rPr>
+          <w:color w:val="FF0000"/>
+        </w:rPr>
+      </w:pPr>
+    </w:p>
+    <w:p/>
+    <w:p/>
+    <w:p>
+      <w:pPr>
+        <w:rPr>
+          <w:color w:val="3A3A3A"/>
+          <w:sz w:val="40"/>
+          <w:szCs w:val="40"/>
+        </w:rPr>
+      </w:pPr>
+    </w:p>
+    <w:p>
+      <w:pPr>
+        <w:rPr>
+          <w:color w:val="3A3A3A"/>
+          <w:sz w:val="40"/>
+          <w:szCs w:val="40"/>
+        </w:rPr>
+      </w:pPr>
+    </w:p>
+    <w:p>
+      <w:pPr>
+        <w:rPr>
+          <w:color w:val="3A3A3A"/>
+          <w:sz w:val="40"/>
+          <w:szCs w:val="40"/>
+        </w:rPr>
+      </w:pPr>
+      <w:r>
+        <w:rPr>
+          <w:color w:val="3A3A3A"/>
+          <w:sz w:val="40"/>
+          <w:szCs w:val="40"/>
+        </w:rPr>
+        <w:t>Abstract</w:t>
+      </w:r>
+    </w:p>
+    <w:p>
+      <w:r>
+        <w:t>This project looks at whether historical flight data can be used to predict arrival delays and understand when a flight connection could be at risk. The project will use public data from the U.S. Bureau of Transportation Statistics (BTS), which contains information about flights, delays, routes, airlines and scheduled times. The data will first be cleaned and explored to understand the main patterns. Regression models will then be used to predict arrival delay duration. These predictions will be combined with scheduled connection times to identify potential connections that may be at higher risk. The aim is to understand if this type of analysis could help airlines identify possible problems earlier and support better decisions.</w:t>
+      </w:r>
+    </w:p>
+    <w:p>
+      <w:pPr>
+        <w:rPr>
+          <w:color w:val="FF0000"/>
+        </w:rPr>
+      </w:pPr>
+    </w:p>
+    <w:p>
+      <w:pPr>
+        <w:rPr>
+          <w:color w:val="FF0000"/>
+        </w:rPr>
+      </w:pPr>
+    </w:p>
+    <w:p/>
+    <w:p/>
+    <w:p/>
+    <w:p/>
+    <w:p/>
+    <w:p/>
+    <w:p/>
+    <w:p/>
+    <w:p/>
+    <w:p/>
+    <w:p>
+      <w:pPr>
+        <w:sectPr>
+          <w:footerReference w:type="default" r:id="rId9"/>
+          <w:pgSz w:w="11906" w:h="16838"/>
+          <w:pgMar w:top="1440" w:right="1440" w:bottom="1440" w:left="1440" w:header="708" w:footer="708" w:gutter="0"/>
+          <w:cols w:space="720"/>
+        </w:sectPr>
+      </w:pPr>
+    </w:p>
+    <w:p>
+      <w:pPr>
+        <w:pStyle w:val="Heading1"/>
+        <w:numPr>
+          <w:ilvl w:val="0"/>
+          <w:numId w:val="2"/>
+        </w:numPr>
+        <w:spacing w:after="0"/>
+      </w:pPr>
+      <w:bookmarkStart w:id="5" w:name="_Toc242717966"/>
+      <w:bookmarkStart w:id="6" w:name="_Toc242732583"/>
+      <w:r>
+        <w:lastRenderedPageBreak/>
+        <w:t>Introduction</w:t>
+      </w:r>
+      <w:bookmarkEnd w:id="5"/>
+      <w:bookmarkEnd w:id="6"/>
+    </w:p>
+    <w:p/>
+    <w:p>
+      <w:r>
+        <w:t>I chose this topic because I really enjoy travelling, and when I have a connecting flight, delays are always something I think about. Even a small delay can sometimes leave very little time to catch the next flight. I started wondering if data could help understand when a connection might be at risk.</w:t>
+      </w:r>
+    </w:p>
+    <w:p>
+      <w:r>
+        <w:t>Flight delays can create problems for passengers and airlines, especially when there is a connecting flight involved. Airlines may have to assist passengers, manage missed connections or arrange alternative flights. If they can identify these situations earlier, they may have more time to find a solution.</w:t>
+      </w:r>
+    </w:p>
+    <w:p>
+      <w:r>
+        <w:t>For my project, I want to look at historical flight data to see if arrival delays can be predicted and then use this information to assess the risk of missing a connection.</w:t>
+      </w:r>
+      <w:r>
+        <w:t xml:space="preserve"> I will use public data from the U.S. Bureau of Transportation Statistics (BTS), which includes information about delays, routes, airlines and scheduled flight times (Bureau of Transportation Statistics, 2026a).</w:t>
+      </w:r>
+      <w:r>
+        <w:t xml:space="preserve"> </w:t>
+      </w:r>
+      <w:r>
+        <w:t>I will analyse the data to look for patterns and build a model to predict arrival delays.</w:t>
+      </w:r>
+    </w:p>
+    <w:p>
+      <w:pPr>
+        <w:pStyle w:val="Heading1"/>
+        <w:numPr>
+          <w:ilvl w:val="0"/>
+          <w:numId w:val="2"/>
+        </w:numPr>
+        <w:spacing w:after="0"/>
+      </w:pPr>
+      <w:bookmarkStart w:id="7" w:name="_Toc242732584"/>
+      <w:r>
+        <w:t>Problem Definition</w:t>
+      </w:r>
+      <w:bookmarkEnd w:id="7"/>
+    </w:p>
+    <w:p>
+      <w:r>
+        <w:t xml:space="preserve">Flight delays can have a significant impact on passengers travelling on connecting itineraries </w:t>
+      </w:r>
       <w:r>
         <w:rPr>
           <w:b/>
           <w:bCs/>
         </w:rPr>
-        <w:t>Capstone Project Proposal</w:t>
-      </w:r>
-    </w:p>
-    <w:p>
-      <w:pPr>
+        <w:t>(Guimarães, Soares and Ventura, 2022).</w:t>
+      </w:r>
+      <w:r>
         <w:rPr>
           <w:b/>
           <w:bCs/>
         </w:rPr>
-      </w:pPr>
+        <w:t xml:space="preserve"> </w:t>
+      </w:r>
+      <w:r>
+        <w:t>Even a relatively short delay can reduce the time available to reach the next flight. However, the same delay does not always have the same impact. For example, a 30-minute delay may not be a major problem when the connection time is long, but it could create a significant risk when the connection time is short.</w:t>
+      </w:r>
+    </w:p>
+    <w:p>
+      <w:r>
+        <w:t>This also creates operational challenges for airlines, which may need to assist passengers, manage connections or arrange alternative flights. Identifying risky situations earlier could give operational teams more time to respond.</w:t>
+      </w:r>
+    </w:p>
+    <w:p>
+      <w:r>
+        <w:t>The business problem addressed by this project is therefore how historical operational data can be used to identify situations where a flight connection may be at risk because of an arrival delay. The project will predict arrival delay duration and investigate how this prediction can be used to assess potential connection risk. As the dataset does not identify actual passenger connections, potential connections between flights will be identified using scheduled flight information.</w:t>
+      </w:r>
+    </w:p>
+    <w:p/>
+    <w:p/>
+    <w:p/>
+    <w:p>
+      <w:pPr>
+        <w:pStyle w:val="Heading1"/>
+        <w:tabs>
+          <w:tab w:val="left" w:pos="2904"/>
+        </w:tabs>
+        <w:spacing w:before="0"/>
+      </w:pPr>
+      <w:bookmarkStart w:id="8" w:name="_Toc242732585"/>
+      <w:r>
+        <w:t xml:space="preserve">3. </w:t>
+      </w:r>
       <w:r>
         <w:rPr>
           <w:b/>
           <w:bCs/>
         </w:rPr>
-        <w:t>Project Title</w:t>
-      </w:r>
-    </w:p>
-    <w:p>
-      <w:r>
-        <w:rPr>
-          <w:b/>
-          <w:bCs/>
-        </w:rPr>
-        <w:t>Predicting Arrival Delays to Assess Flight Connection Risk Using Historical Airline Data</w:t>
-      </w:r>
-    </w:p>
-    <w:p>
-      <w:pPr>
-        <w:rPr>
-          <w:b/>
-          <w:bCs/>
-        </w:rPr>
-      </w:pPr>
-      <w:r>
-        <w:rPr>
-          <w:b/>
-          <w:bCs/>
-        </w:rPr>
-        <w:t>1. Introduction</w:t>
-      </w:r>
-    </w:p>
-    <w:p>
-      <w:r>
-        <w:t>I chose this topic because I really enjoy travelling, and when I have a connecting flight, delays are always something I think about. Even a small delay can sometimes leave very little time to catch the next flight. I started wondering if data could help understand when a connection might be at risk.</w:t>
-      </w:r>
-    </w:p>
-    <w:p>
-      <w:r>
-        <w:t>Flight delays can create problems for passengers and airlines, especially when there is a connecting flight involved. Airlines may have to assist passengers, manage missed connections or arrange alternative flights. If they can identify these situations earlier, they may have more time to find a solution.</w:t>
-      </w:r>
-    </w:p>
-    <w:p>
-      <w:r>
-        <w:t>For my project, I want to look at historical flight data to see if arrival delays can be predicted and then use this information to assess the risk of missing a connection. I will use public data from the U.S. Bureau of Transportation Statistics (BTS), which includes information about delays, routes, airlines and scheduled flight times. I will analyse the data to look for patterns and build a model to predict arrival delays.</w:t>
-      </w:r>
-    </w:p>
-    <w:p/>
-    <w:p>
-      <w:pPr>
-        <w:rPr>
-          <w:b/>
-          <w:bCs/>
-        </w:rPr>
-      </w:pPr>
-      <w:r>
-        <w:rPr>
-          <w:b/>
-          <w:bCs/>
-        </w:rPr>
-        <w:t>2</w:t>
-      </w:r>
-      <w:r>
-        <w:rPr>
-          <w:b/>
-          <w:bCs/>
-        </w:rPr>
-        <w:t>. Problem Definition</w:t>
-      </w:r>
-    </w:p>
-    <w:p>
-      <w:r>
-        <w:t>Flight delays can have a significant impact on passengers travelling on connecting itineraries. Even a relatively short delay can reduce the time available to reach the next flight. However, the same delay does not always have the same impact. For example, a 30-minute delay may not be a major problem when the connection time is long, but it could create a significant risk when the connection time is short.</w:t>
-      </w:r>
-    </w:p>
-    <w:p>
-      <w:r>
-        <w:t>This also creates operational challenges for airlines, which may need to assist passengers, manage connections or arrange alternative flights. Identifying risky situations earlier could give operational teams more time to respond.</w:t>
-      </w:r>
-    </w:p>
-    <w:p>
-      <w:r>
-        <w:t>The business problem addressed by this project is therefore how historical operational data can be used to identify situations where a flight connection may be at risk because of an arrival delay. The project will predict arrival delay duration and investigate how this prediction can be used to assess potential connection risk. As the dataset does not identify actual passenger connections, potential connections between flights will be identified using scheduled flight information.</w:t>
-      </w:r>
-    </w:p>
-    <w:p/>
-    <w:p>
-      <w:pPr>
-        <w:rPr>
-          <w:b/>
-          <w:bCs/>
-        </w:rPr>
-      </w:pPr>
-      <w:r>
-        <w:rPr>
-          <w:b/>
-          <w:bCs/>
-        </w:rPr>
-        <w:lastRenderedPageBreak/>
-        <w:t>3. Aim and Objectives</w:t>
-      </w:r>
+        <w:t>Aim and Objectives</w:t>
+      </w:r>
+      <w:bookmarkEnd w:id="8"/>
+    </w:p>
+    <w:p>
+      <w:pPr>
+        <w:pStyle w:val="Heading2"/>
+      </w:pPr>
+      <w:bookmarkStart w:id="9" w:name="_Toc242732586"/>
+      <w:r>
+        <w:t>3.1 Aim</w:t>
+      </w:r>
+      <w:bookmarkEnd w:id="9"/>
     </w:p>
     <w:p>
       <w:r>
@@ -133,25 +2974,13 @@
     </w:p>
     <w:p>
       <w:pPr>
-        <w:rPr>
-          <w:b/>
-          <w:bCs/>
-        </w:rPr>
-      </w:pPr>
-      <w:r>
-        <w:rPr>
-          <w:b/>
-          <w:bCs/>
-        </w:rPr>
-        <w:t>Objectives</w:t>
-      </w:r>
-      <w:r>
-        <w:rPr>
-          <w:b/>
-          <w:bCs/>
-        </w:rPr>
-        <w:t>:</w:t>
-      </w:r>
+        <w:pStyle w:val="Heading2"/>
+      </w:pPr>
+      <w:bookmarkStart w:id="10" w:name="_Toc242732587"/>
+      <w:r>
+        <w:t>3.2 Objectives</w:t>
+      </w:r>
+      <w:bookmarkEnd w:id="10"/>
     </w:p>
     <w:p>
       <w:pPr>
@@ -210,23 +3039,102 @@
     </w:p>
     <w:p>
       <w:pPr>
+        <w:pStyle w:val="Heading2"/>
+      </w:pPr>
+      <w:bookmarkStart w:id="11" w:name="_Toc242732588"/>
+      <w:r>
+        <w:t xml:space="preserve">3.3 </w:t>
+      </w:r>
+      <w:r>
+        <w:t>Business Hypothesis</w:t>
+      </w:r>
+      <w:bookmarkEnd w:id="11"/>
+    </w:p>
+    <w:p>
+      <w:r>
+        <w:t>Historical airline operational data can provide useful information for predicting arrival delays and identifying potential flight connections with a higher risk of disruption.</w:t>
+      </w:r>
+    </w:p>
+    <w:p/>
+    <w:p>
+      <w:pPr>
+        <w:pStyle w:val="Heading1"/>
+        <w:tabs>
+          <w:tab w:val="left" w:pos="2904"/>
+        </w:tabs>
+        <w:spacing w:before="0"/>
+      </w:pPr>
+      <w:bookmarkStart w:id="12" w:name="_Toc242732589"/>
+      <w:r>
+        <w:t>4. Scope</w:t>
+      </w:r>
+      <w:bookmarkEnd w:id="12"/>
+    </w:p>
+    <w:p>
+      <w:r>
+        <w:t>The project will focus on historical U.S. commercial airline operations using publicly available data from the U.S. Bureau of Transportation Statistics (BTS). The analysis will consider variables such as airlines, routes, scheduled flight times, distance and flight delays.</w:t>
+      </w:r>
+    </w:p>
+    <w:p>
+      <w:r>
+        <w:t>The main predictive task will be to estimate arrival delay duration. Potential connecting flights will then be identified using scheduled flight information, such as flights arriving and departing from the same airport within a defined connection window. The predicted arrival delay will be considered together with the scheduled connection time to assess how much connection time could remain.</w:t>
+      </w:r>
+    </w:p>
+    <w:p>
+      <w:r>
+        <w:t xml:space="preserve">The project will not determine whether an individual passenger </w:t>
+      </w:r>
+      <w:r>
+        <w:t>missed</w:t>
+      </w:r>
+      <w:r>
+        <w:t xml:space="preserve"> a connecting flight because passenger-level connection information is not available in the selected </w:t>
+      </w:r>
+      <w:r>
+        <w:lastRenderedPageBreak/>
+        <w:t>dataset. Therefore, the connections identified in the analysis will represent potential flight connections rather than confirmed passenger itineraries.</w:t>
+      </w:r>
+    </w:p>
+    <w:p/>
+    <w:p>
+      <w:pPr>
+        <w:pStyle w:val="Heading1"/>
+        <w:tabs>
+          <w:tab w:val="left" w:pos="2904"/>
+        </w:tabs>
+        <w:spacing w:before="0"/>
+        <w:ind w:left="360"/>
+      </w:pPr>
+      <w:bookmarkStart w:id="13" w:name="_Toc242732590"/>
+      <w:r>
         <w:rPr>
           <w:b/>
           <w:bCs/>
         </w:rPr>
-      </w:pPr>
+        <w:t>5.</w:t>
+      </w:r>
       <w:r>
         <w:rPr>
           <w:b/>
           <w:bCs/>
         </w:rPr>
-        <w:t>Business Hypothesis</w:t>
-      </w:r>
-    </w:p>
-    <w:p>
-      <w:r>
-        <w:t>Historical airline operational data can provide useful information for predicting arrival delays and identifying potential flight connections with a higher risk of disruption.</w:t>
-      </w:r>
+        <w:t>Methodology</w:t>
+      </w:r>
+      <w:bookmarkEnd w:id="13"/>
+    </w:p>
+    <w:p/>
+    <w:p>
+      <w:pPr>
+        <w:pStyle w:val="Heading2"/>
+      </w:pPr>
+      <w:bookmarkStart w:id="14" w:name="_Toc242732591"/>
+      <w:r>
+        <w:t xml:space="preserve">5.1 </w:t>
+      </w:r>
+      <w:r>
+        <w:t>Data Preparation and Exploratory Analysis</w:t>
+      </w:r>
+      <w:bookmarkEnd w:id="14"/>
     </w:p>
     <w:p>
       <w:pPr>
@@ -235,352 +3143,1337 @@
           <w:bCs/>
         </w:rPr>
       </w:pPr>
+    </w:p>
+    <w:p>
+      <w:r>
+        <w:t>The first stage will involve collecting and preparing the historical airline data. The raw data will be processed using Python and checked for missing values, duplicates, data types and other possible data quality issues.</w:t>
+      </w:r>
+    </w:p>
+    <w:p>
+      <w:r>
+        <w:rPr>
+          <w:highlight w:val="yellow"/>
+        </w:rPr>
+        <w:t>Exploratory Data Analysis (EDA</w:t>
+      </w:r>
+      <w:r>
+        <w:t>) will then be used to understand the data and identify patterns in arrival delays. Operational factors such as route, airline, scheduled departure and arrival times, flight distance and travel period will be explored.</w:t>
+      </w:r>
+    </w:p>
+    <w:p/>
+    <w:p>
+      <w:pPr>
+        <w:pStyle w:val="Heading2"/>
+      </w:pPr>
+      <w:bookmarkStart w:id="15" w:name="_Toc242732592"/>
+      <w:r>
+        <w:t xml:space="preserve">5.2 </w:t>
+      </w:r>
+      <w:r>
+        <w:t>Predictive Modelling</w:t>
+      </w:r>
+      <w:bookmarkEnd w:id="15"/>
+      <w:r>
+        <w:br/>
+      </w:r>
+    </w:p>
+    <w:p>
+      <w:r>
+        <w:t xml:space="preserve">As the main value to be predicted is arrival delay measured in minutes, the predictive task will be treated as a regression problem. Different regression models will be developed and compared to identify the most suitable approach. Performance will be evaluated using regression metrics such as </w:t>
+      </w:r>
+      <w:r>
+        <w:rPr>
+          <w:highlight w:val="yellow"/>
+        </w:rPr>
+        <w:t>Mean Absolute Error (MAE), Root Mean Squared Error (RMSE) and R-squared (R²).</w:t>
+      </w:r>
+    </w:p>
+    <w:p/>
+    <w:p>
+      <w:pPr>
+        <w:pStyle w:val="Heading2"/>
+      </w:pPr>
+      <w:bookmarkStart w:id="16" w:name="_Toc242732593"/>
+      <w:r>
+        <w:t>5.</w:t>
+      </w:r>
+      <w:r>
+        <w:t>3 Connection Risk Assessment</w:t>
+      </w:r>
+      <w:bookmarkEnd w:id="16"/>
       <w:r>
         <w:rPr>
           <w:b/>
           <w:bCs/>
         </w:rPr>
-        <w:t xml:space="preserve">4. </w:t>
+        <w:br/>
+      </w:r>
+    </w:p>
+    <w:p>
+      <w:r>
+        <w:t>Potential connecting flights will then be identified using scheduled flight information. Flights arriving and departing from the same airport within an appropriate connection window will be considered as potential connections. For each potential connection, the scheduled connection time will be calculated and compared with the predicted arrival delay to assess how much of the available connection time could be lost.</w:t>
+      </w:r>
+    </w:p>
+    <w:p>
+      <w:r>
+        <w:t>Where reliable Minimum Connection Time (MCT) information is available, this may also be considered when assessing the remaining connection buffer (International Air Transport Association, n.d.)</w:t>
+      </w:r>
+      <w:r>
+        <w:t>.</w:t>
+      </w:r>
+    </w:p>
+    <w:p>
+      <w:r>
+        <w:lastRenderedPageBreak/>
+        <w:t>This approach will allow potential connection risk to be analysed without assuming that the flights represent an actual passenger itinerary.</w:t>
+      </w:r>
+    </w:p>
+    <w:p/>
+    <w:p/>
+    <w:p>
+      <w:pPr>
+        <w:pStyle w:val="Heading2"/>
+      </w:pPr>
+      <w:bookmarkStart w:id="17" w:name="_Toc242732594"/>
+      <w:r>
+        <w:t xml:space="preserve">5.4 </w:t>
+      </w:r>
+      <w:r>
+        <w:t>Technologies and Tools</w:t>
+      </w:r>
+      <w:bookmarkEnd w:id="17"/>
+    </w:p>
+    <w:p>
+      <w:r>
+        <w:t xml:space="preserve">Python will be used for data preparation, analysis, visualisation and modelling. Libraries such as Pandas, NumPy, </w:t>
+      </w:r>
+      <w:r>
+        <w:rPr>
+          <w:highlight w:val="yellow"/>
+        </w:rPr>
+        <w:t>Matplotlib and Scikit-learn are expecte</w:t>
+      </w:r>
+      <w:r>
+        <w:t>d to be used.</w:t>
+      </w:r>
+    </w:p>
+    <w:p/>
+    <w:p/>
+    <w:p>
+      <w:pPr>
+        <w:pStyle w:val="Heading1"/>
+        <w:tabs>
+          <w:tab w:val="left" w:pos="2904"/>
+        </w:tabs>
+        <w:spacing w:before="0"/>
+      </w:pPr>
+      <w:bookmarkStart w:id="18" w:name="_Toc242732595"/>
+      <w:r>
+        <w:t>6.</w:t>
       </w:r>
       <w:r>
         <w:rPr>
           <w:b/>
           <w:bCs/>
         </w:rPr>
-        <w:t>Scope</w:t>
-      </w:r>
-    </w:p>
-    <w:p>
-      <w:r>
-        <w:t>The project will focus on historical U.S. commercial airline operations using publicly available data from the U.S. Bureau of Transportation Statistics (BTS). The analysis will consider variables such as airlines, routes, scheduled flight times, distance and flight delays.</w:t>
-      </w:r>
-    </w:p>
-    <w:p>
-      <w:r>
-        <w:t>The main predictive task will be to estimate arrival delay duration. Potential connecting flights will then be identified using scheduled flight information, such as flights arriving and departing from the same airport within a defined connection window. The predicted arrival delay will be considered together with the scheduled connection time to assess how much connection time could remain.</w:t>
-      </w:r>
-    </w:p>
-    <w:p>
-      <w:r>
-        <w:t xml:space="preserve">The project will not determine whether an individual passenger </w:t>
-      </w:r>
-      <w:proofErr w:type="gramStart"/>
-      <w:r>
-        <w:t>actually missed</w:t>
-      </w:r>
-      <w:proofErr w:type="gramEnd"/>
-      <w:r>
-        <w:t xml:space="preserve"> a connecting flight because passenger-level connection information is not available in the selected dataset. Therefore, the connections identified in the analysis will represent potential flight connections rather than confirmed passenger itineraries.</w:t>
-      </w:r>
-    </w:p>
-    <w:p>
-      <w:pPr>
+        <w:t xml:space="preserve"> </w:t>
+      </w:r>
+      <w:r>
+        <w:t>High-Level Architecture</w:t>
+      </w:r>
+      <w:bookmarkEnd w:id="18"/>
+    </w:p>
+    <w:p>
+      <w:r>
+        <w:t>The project will follow this general process:</w:t>
+      </w:r>
+    </w:p>
+    <w:p>
+      <w:r>
+        <w:rPr>
+          <w:noProof/>
+        </w:rPr>
+        <w:drawing>
+          <wp:inline distT="0" distB="0" distL="0" distR="0" wp14:anchorId="57B73177" wp14:editId="0D9059A1">
+            <wp:extent cx="5922709" cy="2537460"/>
+            <wp:effectExtent l="0" t="0" r="1905" b="0"/>
+            <wp:docPr id="255193674" name="Picture 6"/>
+            <wp:cNvGraphicFramePr>
+              <a:graphicFrameLocks xmlns:a="http://schemas.openxmlformats.org/drawingml/2006/main" noChangeAspect="1"/>
+            </wp:cNvGraphicFramePr>
+            <a:graphic xmlns:a="http://schemas.openxmlformats.org/drawingml/2006/main">
+              <a:graphicData uri="http://schemas.openxmlformats.org/drawingml/2006/picture">
+                <pic:pic xmlns:pic="http://schemas.openxmlformats.org/drawingml/2006/picture">
+                  <pic:nvPicPr>
+                    <pic:cNvPr id="0" name="Picture 6"/>
+                    <pic:cNvPicPr>
+                      <a:picLocks noChangeAspect="1" noChangeArrowheads="1"/>
+                    </pic:cNvPicPr>
+                  </pic:nvPicPr>
+                  <pic:blipFill>
+                    <a:blip r:embed="rId10" cstate="print">
+                      <a:extLst>
+                        <a:ext uri="{28A0092B-C50C-407E-A947-70E740481C1C}">
+                          <a14:useLocalDpi xmlns:a14="http://schemas.microsoft.com/office/drawing/2010/main" val="0"/>
+                        </a:ext>
+                      </a:extLst>
+                    </a:blip>
+                    <a:srcRect/>
+                    <a:stretch>
+                      <a:fillRect/>
+                    </a:stretch>
+                  </pic:blipFill>
+                  <pic:spPr bwMode="auto">
+                    <a:xfrm>
+                      <a:off x="0" y="0"/>
+                      <a:ext cx="5923274" cy="2537702"/>
+                    </a:xfrm>
+                    <a:prstGeom prst="rect">
+                      <a:avLst/>
+                    </a:prstGeom>
+                    <a:noFill/>
+                    <a:ln>
+                      <a:noFill/>
+                    </a:ln>
+                  </pic:spPr>
+                </pic:pic>
+              </a:graphicData>
+            </a:graphic>
+          </wp:inline>
+        </w:drawing>
+      </w:r>
+    </w:p>
+    <w:p/>
+    <w:p>
+      <w:r>
+        <w:t>The diagram shows how the raw airline data will be prepared, analysed and used to predict arrival delays. The predictions will then be used to assess potential flight connection risk and support business decision-making.</w:t>
+      </w:r>
+    </w:p>
+    <w:p>
+      <w:pPr>
+        <w:pStyle w:val="Heading1"/>
+        <w:numPr>
+          <w:ilvl w:val="0"/>
+          <w:numId w:val="4"/>
+        </w:numPr>
+        <w:tabs>
+          <w:tab w:val="left" w:pos="2904"/>
+        </w:tabs>
+        <w:spacing w:before="0"/>
+      </w:pPr>
+      <w:bookmarkStart w:id="19" w:name="_Toc242732596"/>
+      <w:r>
+        <w:t>Data Sources</w:t>
+      </w:r>
+      <w:bookmarkEnd w:id="19"/>
+    </w:p>
+    <w:p>
+      <w:r>
+        <w:t>For this project, I decided to use one month of data. I selected May 2026, which contains approximately 677,000 flight records. I decided to focus on one month because it provides enough data for the analysis while keeping the project manageable.</w:t>
+      </w:r>
+    </w:p>
+    <w:p>
+      <w:r>
+        <w:t>The main data source will be the Airline On-Time Performance dataset published by the U.S. Bureau of Transportation Statistics (BTS, 2026a).</w:t>
+      </w:r>
+    </w:p>
+    <w:p>
+      <w:r>
+        <w:lastRenderedPageBreak/>
+        <w:t>The dataset provides raw historical operational data on commercial flights, including flight dates, operating airlines, origin and destination airports, scheduled and actual departure and arrival times, delays, cancellations, diversions and flight distance (Bureau of Transportation Statistics, 2026a).</w:t>
+      </w:r>
+      <w:r>
+        <w:t xml:space="preserve"> </w:t>
+      </w:r>
+      <w:r>
+        <w:t>The data will be obtained in its raw format and will require cleaning and preparation before analysis. This will include checking missing values, data types, duplicate records, relevant variables and possible data quality issues.</w:t>
+      </w:r>
+    </w:p>
+    <w:p>
+      <w:r>
+        <w:t>The dataset is publicly available from BTS. The files, periods used, source and applicable data-use conditions will be documented in the final project. If Minimum Connection Time information is included, its source and conditions of use will also be documented.</w:t>
+      </w:r>
+    </w:p>
+    <w:p/>
+    <w:p/>
+    <w:p>
+      <w:pPr>
+        <w:pStyle w:val="Heading1"/>
+        <w:numPr>
+          <w:ilvl w:val="0"/>
+          <w:numId w:val="3"/>
+        </w:numPr>
+        <w:tabs>
+          <w:tab w:val="left" w:pos="2904"/>
+        </w:tabs>
+        <w:spacing w:before="0"/>
+      </w:pPr>
+      <w:bookmarkStart w:id="20" w:name="_Toc242732597"/>
+      <w:r>
+        <w:t>Expected Deliverables</w:t>
+      </w:r>
+      <w:bookmarkEnd w:id="20"/>
+    </w:p>
+    <w:p>
+      <w:r>
+        <w:t xml:space="preserve">The project is expected to produce a cleaned and prepared dataset from the original raw airline data, together with an </w:t>
+      </w:r>
+      <w:r>
+        <w:rPr>
+          <w:highlight w:val="yellow"/>
+        </w:rPr>
+        <w:t>exploratory analysis</w:t>
+      </w:r>
+      <w:r>
+        <w:t xml:space="preserve"> of flight delays and relevant visualisations.</w:t>
+      </w:r>
+    </w:p>
+    <w:p>
+      <w:r>
+        <w:rPr>
+          <w:highlight w:val="yellow"/>
+        </w:rPr>
+        <w:t>Predictive regression models</w:t>
+      </w:r>
+      <w:r>
+        <w:t xml:space="preserve"> will be developed and compared to estimate arrival delay duration. Their performance will be evaluated using appropriate regression metrics.</w:t>
+      </w:r>
+    </w:p>
+    <w:p>
+      <w:r>
+        <w:t>The predicted delays will then be applied to potential flight connections identified from scheduled flight information. This analysis will investigate whether delay predictions can help identify situations where the available connection time becomes limited and the potential risk of disruption increases.</w:t>
+      </w:r>
+    </w:p>
+    <w:p>
+      <w:r>
+        <w:t>The final results will be interpreted from a business perspective, including the possible value for airline operational and passenger-management decisions, as well as the limitations of the proposed approach.</w:t>
+      </w:r>
+    </w:p>
+    <w:p/>
+    <w:p/>
+    <w:p/>
+    <w:p/>
+    <w:p/>
+    <w:p>
+      <w:pPr>
+        <w:pStyle w:val="Heading1"/>
+        <w:numPr>
+          <w:ilvl w:val="0"/>
+          <w:numId w:val="3"/>
+        </w:numPr>
+        <w:tabs>
+          <w:tab w:val="left" w:pos="2904"/>
+        </w:tabs>
+        <w:spacing w:before="0"/>
+      </w:pPr>
+      <w:bookmarkStart w:id="21" w:name="_Toc242732598"/>
+      <w:r>
+        <w:lastRenderedPageBreak/>
+        <w:t>Project Timeline</w:t>
+      </w:r>
+      <w:bookmarkEnd w:id="21"/>
+    </w:p>
+    <w:p>
+      <w:r>
+        <w:t>The main activities and the planned timeline for the project are shown in the Gantt chart bel</w:t>
+      </w:r>
+      <w:r>
+        <w:t>ow:</w:t>
+      </w:r>
+    </w:p>
+    <w:p/>
+    <w:tbl>
+      <w:tblPr>
+        <w:tblW w:w="0" w:type="auto"/>
+        <w:tblCellSpacing w:w="15" w:type="dxa"/>
+        <w:tblCellMar>
+          <w:top w:w="15" w:type="dxa"/>
+          <w:left w:w="15" w:type="dxa"/>
+          <w:bottom w:w="15" w:type="dxa"/>
+          <w:right w:w="15" w:type="dxa"/>
+        </w:tblCellMar>
+        <w:tblLook w:val="04A0" w:firstRow="1" w:lastRow="0" w:firstColumn="1" w:lastColumn="0" w:noHBand="0" w:noVBand="1"/>
+      </w:tblPr>
+      <w:tblGrid>
+        <w:gridCol w:w="2946"/>
+        <w:gridCol w:w="1291"/>
+        <w:gridCol w:w="1988"/>
+      </w:tblGrid>
+      <w:tr>
+        <w:trPr>
+          <w:tblHeader/>
+          <w:tblCellSpacing w:w="15" w:type="dxa"/>
+        </w:trPr>
+        <w:tc>
+          <w:tcPr>
+            <w:tcW w:w="0" w:type="auto"/>
+            <w:vAlign w:val="center"/>
+            <w:hideMark/>
+          </w:tcPr>
+          <w:p>
+            <w:pPr>
+              <w:rPr>
+                <w:b/>
+                <w:bCs/>
+              </w:rPr>
+            </w:pPr>
+            <w:r>
+              <w:rPr>
+                <w:b/>
+                <w:bCs/>
+              </w:rPr>
+              <w:t>Activity</w:t>
+            </w:r>
+          </w:p>
+        </w:tc>
+        <w:tc>
+          <w:tcPr>
+            <w:tcW w:w="0" w:type="auto"/>
+            <w:vAlign w:val="center"/>
+            <w:hideMark/>
+          </w:tcPr>
+          <w:p>
+            <w:pPr>
+              <w:rPr>
+                <w:b/>
+                <w:bCs/>
+              </w:rPr>
+            </w:pPr>
+            <w:r>
+              <w:rPr>
+                <w:b/>
+                <w:bCs/>
+              </w:rPr>
+              <w:t>Semester 1</w:t>
+            </w:r>
+          </w:p>
+        </w:tc>
+        <w:tc>
+          <w:tcPr>
+            <w:tcW w:w="0" w:type="auto"/>
+            <w:vAlign w:val="center"/>
+            <w:hideMark/>
+          </w:tcPr>
+          <w:p>
+            <w:pPr>
+              <w:rPr>
+                <w:b/>
+                <w:bCs/>
+              </w:rPr>
+            </w:pPr>
+            <w:r>
+              <w:rPr>
+                <w:b/>
+                <w:bCs/>
+              </w:rPr>
+              <w:t xml:space="preserve">              </w:t>
+            </w:r>
+            <w:r>
+              <w:rPr>
+                <w:b/>
+                <w:bCs/>
+              </w:rPr>
+              <w:t>Semester 2</w:t>
+            </w:r>
+          </w:p>
+        </w:tc>
+      </w:tr>
+      <w:tr>
+        <w:trPr>
+          <w:tblCellSpacing w:w="15" w:type="dxa"/>
+        </w:trPr>
+        <w:tc>
+          <w:tcPr>
+            <w:tcW w:w="0" w:type="auto"/>
+            <w:vAlign w:val="center"/>
+            <w:hideMark/>
+          </w:tcPr>
+          <w:p>
+            <w:r>
+              <w:t>Define business problem</w:t>
+            </w:r>
+          </w:p>
+        </w:tc>
+        <w:tc>
+          <w:tcPr>
+            <w:tcW w:w="0" w:type="auto"/>
+            <w:vAlign w:val="center"/>
+            <w:hideMark/>
+          </w:tcPr>
+          <w:p>
+            <w:r>
+              <w:t xml:space="preserve">       </w:t>
+            </w:r>
+            <w:r>
+              <w:t>✓</w:t>
+            </w:r>
+          </w:p>
+        </w:tc>
+        <w:tc>
+          <w:tcPr>
+            <w:tcW w:w="0" w:type="auto"/>
+            <w:vAlign w:val="center"/>
+            <w:hideMark/>
+          </w:tcPr>
+          <w:p/>
+        </w:tc>
+      </w:tr>
+      <w:tr>
+        <w:trPr>
+          <w:tblCellSpacing w:w="15" w:type="dxa"/>
+        </w:trPr>
+        <w:tc>
+          <w:tcPr>
+            <w:tcW w:w="0" w:type="auto"/>
+            <w:vAlign w:val="center"/>
+            <w:hideMark/>
+          </w:tcPr>
+          <w:p>
+            <w:r>
+              <w:t>Literature review</w:t>
+            </w:r>
+          </w:p>
+        </w:tc>
+        <w:tc>
+          <w:tcPr>
+            <w:tcW w:w="0" w:type="auto"/>
+            <w:vAlign w:val="center"/>
+            <w:hideMark/>
+          </w:tcPr>
+          <w:p>
+            <w:r>
+              <w:t xml:space="preserve">       </w:t>
+            </w:r>
+            <w:r>
+              <w:t>✓</w:t>
+            </w:r>
+          </w:p>
+        </w:tc>
+        <w:tc>
+          <w:tcPr>
+            <w:tcW w:w="0" w:type="auto"/>
+            <w:vAlign w:val="center"/>
+            <w:hideMark/>
+          </w:tcPr>
+          <w:p/>
+        </w:tc>
+      </w:tr>
+      <w:tr>
+        <w:trPr>
+          <w:tblCellSpacing w:w="15" w:type="dxa"/>
+        </w:trPr>
+        <w:tc>
+          <w:tcPr>
+            <w:tcW w:w="0" w:type="auto"/>
+            <w:vAlign w:val="center"/>
+            <w:hideMark/>
+          </w:tcPr>
+          <w:p>
+            <w:r>
+              <w:t>Data collection</w:t>
+            </w:r>
+          </w:p>
+        </w:tc>
+        <w:tc>
+          <w:tcPr>
+            <w:tcW w:w="0" w:type="auto"/>
+            <w:vAlign w:val="center"/>
+            <w:hideMark/>
+          </w:tcPr>
+          <w:p>
+            <w:r>
+              <w:t xml:space="preserve">       </w:t>
+            </w:r>
+            <w:r>
+              <w:t>✓</w:t>
+            </w:r>
+          </w:p>
+        </w:tc>
+        <w:tc>
+          <w:tcPr>
+            <w:tcW w:w="0" w:type="auto"/>
+            <w:vAlign w:val="center"/>
+            <w:hideMark/>
+          </w:tcPr>
+          <w:p/>
+        </w:tc>
+      </w:tr>
+      <w:tr>
+        <w:trPr>
+          <w:tblCellSpacing w:w="15" w:type="dxa"/>
+        </w:trPr>
+        <w:tc>
+          <w:tcPr>
+            <w:tcW w:w="0" w:type="auto"/>
+            <w:vAlign w:val="center"/>
+            <w:hideMark/>
+          </w:tcPr>
+          <w:p>
+            <w:r>
+              <w:t>Data cleaning &amp; preparation</w:t>
+            </w:r>
+          </w:p>
+        </w:tc>
+        <w:tc>
+          <w:tcPr>
+            <w:tcW w:w="0" w:type="auto"/>
+            <w:vAlign w:val="center"/>
+            <w:hideMark/>
+          </w:tcPr>
+          <w:p>
+            <w:r>
+              <w:t xml:space="preserve">       </w:t>
+            </w:r>
+            <w:r>
+              <w:t>✓</w:t>
+            </w:r>
+          </w:p>
+        </w:tc>
+        <w:tc>
+          <w:tcPr>
+            <w:tcW w:w="0" w:type="auto"/>
+            <w:vAlign w:val="center"/>
+            <w:hideMark/>
+          </w:tcPr>
+          <w:p/>
+        </w:tc>
+      </w:tr>
+      <w:tr>
+        <w:trPr>
+          <w:tblCellSpacing w:w="15" w:type="dxa"/>
+        </w:trPr>
+        <w:tc>
+          <w:tcPr>
+            <w:tcW w:w="0" w:type="auto"/>
+            <w:vAlign w:val="center"/>
+            <w:hideMark/>
+          </w:tcPr>
+          <w:p>
+            <w:r>
+              <w:t>Exploratory Data Analysis</w:t>
+            </w:r>
+          </w:p>
+        </w:tc>
+        <w:tc>
+          <w:tcPr>
+            <w:tcW w:w="0" w:type="auto"/>
+            <w:vAlign w:val="center"/>
+            <w:hideMark/>
+          </w:tcPr>
+          <w:p>
+            <w:r>
+              <w:t xml:space="preserve">       </w:t>
+            </w:r>
+            <w:r>
+              <w:t>✓</w:t>
+            </w:r>
+          </w:p>
+        </w:tc>
+        <w:tc>
+          <w:tcPr>
+            <w:tcW w:w="0" w:type="auto"/>
+            <w:vAlign w:val="center"/>
+            <w:hideMark/>
+          </w:tcPr>
+          <w:p/>
+        </w:tc>
+      </w:tr>
+      <w:tr>
+        <w:trPr>
+          <w:tblCellSpacing w:w="15" w:type="dxa"/>
+        </w:trPr>
+        <w:tc>
+          <w:tcPr>
+            <w:tcW w:w="0" w:type="auto"/>
+            <w:vAlign w:val="center"/>
+            <w:hideMark/>
+          </w:tcPr>
+          <w:p>
+            <w:r>
+              <w:t>Feature engineering</w:t>
+            </w:r>
+          </w:p>
+        </w:tc>
+        <w:tc>
+          <w:tcPr>
+            <w:tcW w:w="0" w:type="auto"/>
+            <w:vAlign w:val="center"/>
+            <w:hideMark/>
+          </w:tcPr>
+          <w:p>
+            <w:r>
+              <w:t xml:space="preserve">       </w:t>
+            </w:r>
+            <w:r>
+              <w:t>✓</w:t>
+            </w:r>
+          </w:p>
+        </w:tc>
+        <w:tc>
+          <w:tcPr>
+            <w:tcW w:w="0" w:type="auto"/>
+            <w:vAlign w:val="center"/>
+            <w:hideMark/>
+          </w:tcPr>
+          <w:p/>
+        </w:tc>
+      </w:tr>
+      <w:tr>
+        <w:trPr>
+          <w:tblCellSpacing w:w="15" w:type="dxa"/>
+        </w:trPr>
+        <w:tc>
+          <w:tcPr>
+            <w:tcW w:w="0" w:type="auto"/>
+            <w:vAlign w:val="center"/>
+            <w:hideMark/>
+          </w:tcPr>
+          <w:p>
+            <w:r>
+              <w:t>Regression modelling</w:t>
+            </w:r>
+          </w:p>
+        </w:tc>
+        <w:tc>
+          <w:tcPr>
+            <w:tcW w:w="0" w:type="auto"/>
+            <w:vAlign w:val="center"/>
+            <w:hideMark/>
+          </w:tcPr>
+          <w:p/>
+        </w:tc>
+        <w:tc>
+          <w:tcPr>
+            <w:tcW w:w="0" w:type="auto"/>
+            <w:vAlign w:val="center"/>
+            <w:hideMark/>
+          </w:tcPr>
+          <w:p>
+            <w:r>
+              <w:t xml:space="preserve">                   </w:t>
+            </w:r>
+            <w:r>
+              <w:t>✓</w:t>
+            </w:r>
+          </w:p>
+        </w:tc>
+      </w:tr>
+      <w:tr>
+        <w:trPr>
+          <w:tblCellSpacing w:w="15" w:type="dxa"/>
+        </w:trPr>
+        <w:tc>
+          <w:tcPr>
+            <w:tcW w:w="0" w:type="auto"/>
+            <w:vAlign w:val="center"/>
+            <w:hideMark/>
+          </w:tcPr>
+          <w:p>
+            <w:r>
+              <w:t>Model evaluation</w:t>
+            </w:r>
+          </w:p>
+        </w:tc>
+        <w:tc>
+          <w:tcPr>
+            <w:tcW w:w="0" w:type="auto"/>
+            <w:vAlign w:val="center"/>
+            <w:hideMark/>
+          </w:tcPr>
+          <w:p/>
+        </w:tc>
+        <w:tc>
+          <w:tcPr>
+            <w:tcW w:w="0" w:type="auto"/>
+            <w:vAlign w:val="center"/>
+            <w:hideMark/>
+          </w:tcPr>
+          <w:p>
+            <w:r>
+              <w:t xml:space="preserve">                   </w:t>
+            </w:r>
+            <w:r>
+              <w:t>✓</w:t>
+            </w:r>
+          </w:p>
+        </w:tc>
+      </w:tr>
+      <w:tr>
+        <w:trPr>
+          <w:tblCellSpacing w:w="15" w:type="dxa"/>
+        </w:trPr>
+        <w:tc>
+          <w:tcPr>
+            <w:tcW w:w="0" w:type="auto"/>
+            <w:vAlign w:val="center"/>
+            <w:hideMark/>
+          </w:tcPr>
+          <w:p>
+            <w:r>
+              <w:t>Connection risk analysis</w:t>
+            </w:r>
+          </w:p>
+        </w:tc>
+        <w:tc>
+          <w:tcPr>
+            <w:tcW w:w="0" w:type="auto"/>
+            <w:vAlign w:val="center"/>
+            <w:hideMark/>
+          </w:tcPr>
+          <w:p/>
+        </w:tc>
+        <w:tc>
+          <w:tcPr>
+            <w:tcW w:w="0" w:type="auto"/>
+            <w:vAlign w:val="center"/>
+            <w:hideMark/>
+          </w:tcPr>
+          <w:p>
+            <w:r>
+              <w:t xml:space="preserve">                   </w:t>
+            </w:r>
+            <w:r>
+              <w:t>✓</w:t>
+            </w:r>
+          </w:p>
+        </w:tc>
+      </w:tr>
+      <w:tr>
+        <w:trPr>
+          <w:tblCellSpacing w:w="15" w:type="dxa"/>
+        </w:trPr>
+        <w:tc>
+          <w:tcPr>
+            <w:tcW w:w="0" w:type="auto"/>
+            <w:vAlign w:val="center"/>
+            <w:hideMark/>
+          </w:tcPr>
+          <w:p>
+            <w:r>
+              <w:t>Business interpretation</w:t>
+            </w:r>
+          </w:p>
+        </w:tc>
+        <w:tc>
+          <w:tcPr>
+            <w:tcW w:w="0" w:type="auto"/>
+            <w:vAlign w:val="center"/>
+            <w:hideMark/>
+          </w:tcPr>
+          <w:p/>
+        </w:tc>
+        <w:tc>
+          <w:tcPr>
+            <w:tcW w:w="0" w:type="auto"/>
+            <w:vAlign w:val="center"/>
+            <w:hideMark/>
+          </w:tcPr>
+          <w:p>
+            <w:r>
+              <w:t xml:space="preserve">                   </w:t>
+            </w:r>
+            <w:r>
+              <w:t>✓</w:t>
+            </w:r>
+          </w:p>
+        </w:tc>
+      </w:tr>
+      <w:tr>
+        <w:trPr>
+          <w:tblCellSpacing w:w="15" w:type="dxa"/>
+        </w:trPr>
+        <w:tc>
+          <w:tcPr>
+            <w:tcW w:w="0" w:type="auto"/>
+            <w:vAlign w:val="center"/>
+            <w:hideMark/>
+          </w:tcPr>
+          <w:p>
+            <w:r>
+              <w:t>Final report</w:t>
+            </w:r>
+          </w:p>
+        </w:tc>
+        <w:tc>
+          <w:tcPr>
+            <w:tcW w:w="0" w:type="auto"/>
+            <w:vAlign w:val="center"/>
+            <w:hideMark/>
+          </w:tcPr>
+          <w:p/>
+        </w:tc>
+        <w:tc>
+          <w:tcPr>
+            <w:tcW w:w="0" w:type="auto"/>
+            <w:vAlign w:val="center"/>
+            <w:hideMark/>
+          </w:tcPr>
+          <w:p>
+            <w:r>
+              <w:t xml:space="preserve">                   </w:t>
+            </w:r>
+            <w:r>
+              <w:t>✓</w:t>
+            </w:r>
+          </w:p>
+        </w:tc>
+      </w:tr>
+    </w:tbl>
+    <w:p/>
+    <w:p>
+      <w:r>
+        <w:t>Project Timeline – Gantt Chart</w:t>
+      </w:r>
+    </w:p>
+    <w:p>
+      <w:r>
+        <w:rPr>
+          <w:noProof/>
+        </w:rPr>
+        <w:drawing>
+          <wp:inline distT="0" distB="0" distL="0" distR="0" wp14:anchorId="57D7514C" wp14:editId="4CE6955C">
+            <wp:extent cx="5731510" cy="2498725"/>
+            <wp:effectExtent l="0" t="0" r="2540" b="0"/>
+            <wp:docPr id="322083927" name="Picture 1"/>
+            <wp:cNvGraphicFramePr>
+              <a:graphicFrameLocks xmlns:a="http://schemas.openxmlformats.org/drawingml/2006/main" noChangeAspect="1"/>
+            </wp:cNvGraphicFramePr>
+            <a:graphic xmlns:a="http://schemas.openxmlformats.org/drawingml/2006/main">
+              <a:graphicData uri="http://schemas.openxmlformats.org/drawingml/2006/picture">
+                <pic:pic xmlns:pic="http://schemas.openxmlformats.org/drawingml/2006/picture">
+                  <pic:nvPicPr>
+                    <pic:cNvPr id="322083927" name=""/>
+                    <pic:cNvPicPr/>
+                  </pic:nvPicPr>
+                  <pic:blipFill>
+                    <a:blip r:embed="rId11"/>
+                    <a:stretch>
+                      <a:fillRect/>
+                    </a:stretch>
+                  </pic:blipFill>
+                  <pic:spPr>
+                    <a:xfrm>
+                      <a:off x="0" y="0"/>
+                      <a:ext cx="5731510" cy="2498725"/>
+                    </a:xfrm>
+                    <a:prstGeom prst="rect">
+                      <a:avLst/>
+                    </a:prstGeom>
+                  </pic:spPr>
+                </pic:pic>
+              </a:graphicData>
+            </a:graphic>
+          </wp:inline>
+        </w:drawing>
+      </w:r>
+    </w:p>
+    <w:p/>
+    <w:p/>
+    <w:p>
+      <w:r>
+        <w:t>The project will be developed across two semesters.</w:t>
+      </w:r>
+    </w:p>
+    <w:p>
+      <w:r>
+        <w:t>During the first semester, the main activities will include defining the business problem, reviewing relevant literature, collecting the raw data, cleaning and preparing the dataset, conducting Exploratory Data Analysis and beginning feature selection and engineering.</w:t>
+      </w:r>
+    </w:p>
+    <w:p>
+      <w:r>
+        <w:t>During the second semester, different regression models will be developed, evaluated and compared. The selected approach will then be applied to the potential flight connection risk analysis. The final stages will include business interpretation, discussion of limitations, recommendations and completion of the Capstone report.</w:t>
+      </w:r>
+    </w:p>
+    <w:p>
+      <w:pPr>
+        <w:pStyle w:val="Heading1"/>
+        <w:tabs>
+          <w:tab w:val="left" w:pos="2904"/>
+        </w:tabs>
+        <w:spacing w:before="0"/>
+      </w:pPr>
+      <w:bookmarkStart w:id="22" w:name="_Toc242732599"/>
+      <w:r>
+        <w:t>10.</w:t>
+      </w:r>
+      <w:r>
         <w:rPr>
           <w:b/>
           <w:bCs/>
         </w:rPr>
-      </w:pPr>
+        <w:t xml:space="preserve"> </w:t>
+      </w:r>
+      <w:r>
+        <w:t>Ethical and Legal Considerations</w:t>
+      </w:r>
+      <w:bookmarkEnd w:id="22"/>
+    </w:p>
+    <w:p>
+      <w:r>
+        <w:t>The project will use publicly available airline operational data from the U.S. Bureau of Transportation Statistics (Bureau of Transportation Statistics, 2026a).</w:t>
+      </w:r>
+    </w:p>
+    <w:p>
+      <w:r>
+        <w:t>The selected dataset focuses on flight operations and does not contain personal or sensitive information about individual passengers. Therefore, the project is expected to present limited privacy and data protection concerns.</w:t>
+      </w:r>
+    </w:p>
+    <w:p>
+      <w:r>
+        <w:t>The interpretation of the predictive results will also be considered carefully. Model predictions are estimates and should not be treated as certain outcomes. A potential connection identified as being at risk will not mean that a passenger will definitely miss the next flight.</w:t>
+      </w:r>
+    </w:p>
+    <w:p/>
+    <w:p/>
+    <w:p>
+      <w:pPr>
+        <w:pStyle w:val="Heading1"/>
+      </w:pPr>
+      <w:bookmarkStart w:id="23" w:name="_Toc242717971"/>
+      <w:bookmarkStart w:id="24" w:name="_Toc242732600"/>
+      <w:r>
+        <w:t>References</w:t>
+      </w:r>
+      <w:bookmarkEnd w:id="23"/>
+      <w:bookmarkEnd w:id="24"/>
+    </w:p>
+    <w:p/>
+    <w:p>
+      <w:r>
+        <w:t xml:space="preserve">Bureau of Transportation Statistics (2026) </w:t>
+      </w:r>
+      <w:r>
+        <w:rPr>
+          <w:i/>
+          <w:iCs/>
+        </w:rPr>
+        <w:t>Airline On-Time Performance Data</w:t>
+      </w:r>
+      <w:r>
+        <w:t xml:space="preserve">. U.S. Department of Transportation. Available at: </w:t>
+      </w:r>
+      <w:hyperlink r:id="rId12" w:history="1">
+        <w:r>
+          <w:rPr>
+            <w:rStyle w:val="Hyperlink"/>
+          </w:rPr>
+          <w:t>https://www.transtats.bts.gov/OT_Delay/OT_DelayCause1.asp</w:t>
+        </w:r>
+      </w:hyperlink>
+      <w:r>
+        <w:t xml:space="preserve"> (Accessed: 12 October 2026).</w:t>
+      </w:r>
+    </w:p>
+    <w:p/>
+    <w:p>
+      <w:r>
+        <w:lastRenderedPageBreak/>
+        <w:t xml:space="preserve">Guimarães, M., Soares, C. and Ventura, R. (2022) ‘Decision Support Models for Predicting and Explaining Airport Passenger Connectivity From Data’, </w:t>
+      </w:r>
+      <w:r>
+        <w:rPr>
+          <w:i/>
+          <w:iCs/>
+        </w:rPr>
+        <w:t>IEEE Transactions on Intelligent Transportation Systems</w:t>
+      </w:r>
+      <w:r>
+        <w:t>, 23(9), pp. 16005–16015.</w:t>
+      </w:r>
+    </w:p>
+    <w:p/>
+    <w:p>
+      <w:r>
+        <w:t xml:space="preserve">International Air Transport Association (IATA) (n.d.) </w:t>
+      </w:r>
+      <w:r>
+        <w:rPr>
+          <w:i/>
+          <w:iCs/>
+        </w:rPr>
+        <w:t>Minimum Connection Time (MCT).</w:t>
+      </w:r>
+      <w:r>
+        <w:t xml:space="preserve"> Available at: </w:t>
+      </w:r>
+      <w:hyperlink r:id="rId13" w:history="1">
+        <w:r>
+          <w:rPr>
+            <w:rStyle w:val="Hyperlink"/>
+          </w:rPr>
+          <w:t>IATA – Minimum Connection Time</w:t>
+        </w:r>
+      </w:hyperlink>
+      <w:r>
+        <w:t xml:space="preserve"> (Accessed: 12 October 2026).</w:t>
+      </w:r>
+    </w:p>
+    <w:p/>
+    <w:p/>
+    <w:p/>
+    <w:p/>
+    <w:p/>
+    <w:p>
+      <w:pPr>
+        <w:pBdr>
+          <w:top w:val="nil"/>
+          <w:left w:val="nil"/>
+          <w:bottom w:val="nil"/>
+          <w:right w:val="nil"/>
+          <w:between w:val="nil"/>
+        </w:pBdr>
+        <w:spacing w:after="0" w:line="240" w:lineRule="auto"/>
+        <w:rPr>
+          <w:color w:val="000000"/>
+        </w:rPr>
+      </w:pPr>
+    </w:p>
+    <w:p/>
+    <w:p>
+      <w:pPr>
+        <w:pStyle w:val="Heading1"/>
+      </w:pPr>
+      <w:bookmarkStart w:id="25" w:name="_heading=h.kfkjs3rwl2c1" w:colFirst="0" w:colLast="0"/>
+      <w:bookmarkStart w:id="26" w:name="_Toc242717972"/>
+      <w:bookmarkStart w:id="27" w:name="_Toc242732601"/>
+      <w:bookmarkEnd w:id="25"/>
+      <w:r>
+        <w:t>Appendix</w:t>
+      </w:r>
+      <w:bookmarkEnd w:id="26"/>
+      <w:bookmarkEnd w:id="27"/>
+    </w:p>
+    <w:p>
       <w:r>
         <w:rPr>
           <w:b/>
           <w:bCs/>
         </w:rPr>
-        <w:t>5. Methodology</w:t>
-      </w:r>
-    </w:p>
-    <w:p>
-      <w:r>
-        <w:t>The first stage will involve collecting and preparing the historical airline data. The raw data will be processed using Python and checked for missing values, duplicates, data types and other possible data quality issues.</w:t>
-      </w:r>
-    </w:p>
-    <w:p>
-      <w:r>
-        <w:lastRenderedPageBreak/>
-        <w:t>Exploratory Data Analysis (EDA) will then be used to understand the data and identify patterns in arrival delays. Operational factors such as route, airline, scheduled departure and arrival times, flight distance and travel period will be explored.</w:t>
-      </w:r>
-    </w:p>
-    <w:p>
-      <w:r>
-        <w:t>As the main value to be predicted is arrival delay measured in minutes, the predictive task will be treated as a regression problem. Different regression models will be developed and compared to identify the most suitable approach. Performance will be evaluated using regression metrics such as Mean Absolute Error (MAE), Root Mean Squared Error (RMSE) and R-squared (R²).</w:t>
-      </w:r>
-    </w:p>
-    <w:p>
-      <w:r>
-        <w:t>Potential connecting flights will then be identified using scheduled flight information. Flights arriving and departing from the same airport within an appropriate connection window will be considered as potential connections. For each potential connection, the scheduled connection time will be calculated and compared with the predicted arrival delay to assess how much of the available connection time could be lost.</w:t>
-      </w:r>
-    </w:p>
-    <w:p>
-      <w:r>
-        <w:t>Where reliable Minimum Connection Time (MCT) information is available, this may also be considered when assessing the remaining connection buffer. This approach will allow potential connection risk to be analysed without assuming that the flights represent an actual passenger itinerary.</w:t>
-      </w:r>
-    </w:p>
-    <w:p>
-      <w:r>
-        <w:t>Python will be used for data preparation, analysis, visualisation and modelling. Libraries such as Pandas, NumPy, Matplotlib and Scikit-learn are expected to be used.</w:t>
-      </w:r>
-    </w:p>
-    <w:p/>
-    <w:p>
-      <w:pPr>
+        <w:t>Appendix A – AI Use</w:t>
+      </w:r>
+      <w:r>
         <w:rPr>
           <w:b/>
           <w:bCs/>
         </w:rPr>
-      </w:pPr>
+        <w:t xml:space="preserve"> on</w:t>
+      </w:r>
       <w:r>
         <w:rPr>
           <w:b/>
           <w:bCs/>
         </w:rPr>
-        <w:t>6. High-Level Architecture</w:t>
-      </w:r>
-    </w:p>
-    <w:p>
-      <w:r>
-        <w:t>The project will follow this general process:</w:t>
-      </w:r>
-    </w:p>
-    <w:p>
-      <w:r>
+        <w:t xml:space="preserve"> Grammar check of the Scope section</w:t>
+      </w:r>
+    </w:p>
+    <w:p>
+      <w:r>
+        <w:t>ChatGPT was used to check English grammar and improve the clarity of my writing, as English is not my first language.</w:t>
+      </w:r>
+    </w:p>
+    <w:p/>
+    <w:p/>
+    <w:p>
+      <w:pPr>
+        <w:rPr>
+          <w:color w:val="FF0000"/>
+        </w:rPr>
+      </w:pPr>
+    </w:p>
+    <w:p>
+      <w:pPr>
+        <w:rPr>
+          <w:color w:val="FF0000"/>
+        </w:rPr>
+      </w:pPr>
+      <w:r>
+        <w:rPr>
+          <w:noProof/>
+          <w:color w:val="FF0000"/>
+        </w:rPr>
+        <w:lastRenderedPageBreak/>
+        <w:drawing>
+          <wp:inline distT="0" distB="0" distL="0" distR="0" wp14:anchorId="6B5DEC65" wp14:editId="3B9BAEE9">
+            <wp:extent cx="4960620" cy="4905111"/>
+            <wp:effectExtent l="0" t="0" r="0" b="0"/>
+            <wp:docPr id="209593379" name="Picture 1"/>
+            <wp:cNvGraphicFramePr>
+              <a:graphicFrameLocks xmlns:a="http://schemas.openxmlformats.org/drawingml/2006/main" noChangeAspect="1"/>
+            </wp:cNvGraphicFramePr>
+            <a:graphic xmlns:a="http://schemas.openxmlformats.org/drawingml/2006/main">
+              <a:graphicData uri="http://schemas.openxmlformats.org/drawingml/2006/picture">
+                <pic:pic xmlns:pic="http://schemas.openxmlformats.org/drawingml/2006/picture">
+                  <pic:nvPicPr>
+                    <pic:cNvPr id="209593379" name=""/>
+                    <pic:cNvPicPr/>
+                  </pic:nvPicPr>
+                  <pic:blipFill>
+                    <a:blip r:embed="rId14"/>
+                    <a:stretch>
+                      <a:fillRect/>
+                    </a:stretch>
+                  </pic:blipFill>
+                  <pic:spPr>
+                    <a:xfrm>
+                      <a:off x="0" y="0"/>
+                      <a:ext cx="4964731" cy="4909176"/>
+                    </a:xfrm>
+                    <a:prstGeom prst="rect">
+                      <a:avLst/>
+                    </a:prstGeom>
+                  </pic:spPr>
+                </pic:pic>
+              </a:graphicData>
+            </a:graphic>
+          </wp:inline>
+        </w:drawing>
+      </w:r>
+    </w:p>
+    <w:p>
+      <w:pPr>
+        <w:rPr>
+          <w:color w:val="FF0000"/>
+        </w:rPr>
+      </w:pPr>
+    </w:p>
+    <w:p>
+      <w:pPr>
+        <w:rPr>
+          <w:color w:val="FF0000"/>
+        </w:rPr>
+      </w:pPr>
+    </w:p>
+    <w:p>
+      <w:pPr>
+        <w:rPr>
+          <w:color w:val="FF0000"/>
+        </w:rPr>
+      </w:pPr>
+    </w:p>
+    <w:p>
+      <w:pPr>
+        <w:rPr>
+          <w:color w:val="FF0000"/>
+        </w:rPr>
+      </w:pPr>
+    </w:p>
+    <w:p>
+      <w:pPr>
+        <w:rPr>
+          <w:color w:val="FF0000"/>
+        </w:rPr>
+      </w:pPr>
+    </w:p>
+    <w:p>
+      <w:pPr>
         <w:rPr>
           <w:b/>
           <w:bCs/>
         </w:rPr>
-        <w:t>Raw BTS Airline Operational Data</w:t>
-      </w:r>
-      <w:r>
-        <w:br/>
-        <w:t>↓</w:t>
-      </w:r>
-      <w:r>
-        <w:br/>
-      </w:r>
+      </w:pPr>
       <w:r>
         <w:rPr>
           <w:b/>
           <w:bCs/>
         </w:rPr>
-        <w:t>Data Cleaning and Preparation</w:t>
-      </w:r>
-      <w:r>
-        <w:br/>
-        <w:t>↓</w:t>
-      </w:r>
-      <w:r>
-        <w:br/>
+        <w:t xml:space="preserve">Appendix </w:t>
       </w:r>
       <w:r>
         <w:rPr>
           <w:b/>
           <w:bCs/>
         </w:rPr>
-        <w:t>Exploratory Data Analysis</w:t>
-      </w:r>
-      <w:r>
-        <w:br/>
-        <w:t>↓</w:t>
-      </w:r>
-      <w:r>
-        <w:br/>
+        <w:t>B</w:t>
       </w:r>
       <w:r>
         <w:rPr>
           <w:b/>
           <w:bCs/>
         </w:rPr>
-        <w:t>Feature Engineering</w:t>
-      </w:r>
-      <w:r>
-        <w:br/>
-        <w:t>↓</w:t>
-      </w:r>
-      <w:r>
-        <w:br/>
+        <w:t xml:space="preserve"> – </w:t>
       </w:r>
       <w:r>
         <w:rPr>
           <w:b/>
           <w:bCs/>
         </w:rPr>
-        <w:t>Regression Model</w:t>
-      </w:r>
-      <w:r>
-        <w:br/>
-        <w:t>↓</w:t>
-      </w:r>
-      <w:r>
-        <w:br/>
+        <w:t>G</w:t>
       </w:r>
       <w:r>
         <w:rPr>
           <w:b/>
           <w:bCs/>
         </w:rPr>
-        <w:t>Predicted Arrival Delay</w:t>
-      </w:r>
-      <w:r>
-        <w:br/>
-        <w:t>↓</w:t>
-      </w:r>
-      <w:r>
-        <w:br/>
-      </w:r>
-      <w:r>
+        <w:t>rammar check of the Problem Definition section</w:t>
+      </w:r>
+    </w:p>
+    <w:p>
+      <w:pPr>
         <w:rPr>
           <w:b/>
           <w:bCs/>
         </w:rPr>
-        <w:t>Identify Potential Connecting Flights</w:t>
-      </w:r>
-      <w:r>
-        <w:br/>
-        <w:t>↓</w:t>
-      </w:r>
-      <w:r>
-        <w:br/>
-      </w:r>
-      <w:r>
-        <w:rPr>
-          <w:b/>
-          <w:bCs/>
-        </w:rPr>
-        <w:t>Calculate Connection Time / Buffer</w:t>
-      </w:r>
-      <w:r>
-        <w:br/>
-      </w:r>
-      <w:r>
+      </w:pPr>
+    </w:p>
+    <w:p>
+      <w:r>
+        <w:rPr>
+          <w:noProof/>
+        </w:rPr>
         <w:lastRenderedPageBreak/>
-        <w:t>↓</w:t>
-      </w:r>
-      <w:r>
-        <w:br/>
-      </w:r>
-      <w:r>
-        <w:rPr>
-          <w:b/>
-          <w:bCs/>
-        </w:rPr>
-        <w:t>Potential Flight Connection Risk</w:t>
-      </w:r>
-      <w:r>
-        <w:br/>
-        <w:t>↓</w:t>
-      </w:r>
-      <w:r>
-        <w:br/>
-      </w:r>
-      <w:r>
-        <w:rPr>
-          <w:b/>
-          <w:bCs/>
-        </w:rPr>
-        <w:t>Business Decision Support</w:t>
-      </w:r>
-    </w:p>
-    <w:p>
-      <w:r>
-        <w:t>This process shows how the raw operational data will be transformed into predictions and then used to provide information that could support airline decision-making</w:t>
-      </w:r>
-      <w:r>
-        <w:t>.</w:t>
-      </w:r>
+        <w:drawing>
+          <wp:inline distT="0" distB="0" distL="0" distR="0" wp14:anchorId="3FFB44F7" wp14:editId="25917BFE">
+            <wp:extent cx="4435224" cy="5349704"/>
+            <wp:effectExtent l="0" t="0" r="3810" b="3810"/>
+            <wp:docPr id="1048316194" name="Picture 1"/>
+            <wp:cNvGraphicFramePr>
+              <a:graphicFrameLocks xmlns:a="http://schemas.openxmlformats.org/drawingml/2006/main" noChangeAspect="1"/>
+            </wp:cNvGraphicFramePr>
+            <a:graphic xmlns:a="http://schemas.openxmlformats.org/drawingml/2006/main">
+              <a:graphicData uri="http://schemas.openxmlformats.org/drawingml/2006/picture">
+                <pic:pic xmlns:pic="http://schemas.openxmlformats.org/drawingml/2006/picture">
+                  <pic:nvPicPr>
+                    <pic:cNvPr id="1048316194" name=""/>
+                    <pic:cNvPicPr/>
+                  </pic:nvPicPr>
+                  <pic:blipFill>
+                    <a:blip r:embed="rId15"/>
+                    <a:stretch>
+                      <a:fillRect/>
+                    </a:stretch>
+                  </pic:blipFill>
+                  <pic:spPr>
+                    <a:xfrm>
+                      <a:off x="0" y="0"/>
+                      <a:ext cx="4435224" cy="5349704"/>
+                    </a:xfrm>
+                    <a:prstGeom prst="rect">
+                      <a:avLst/>
+                    </a:prstGeom>
+                  </pic:spPr>
+                </pic:pic>
+              </a:graphicData>
+            </a:graphic>
+          </wp:inline>
+        </w:drawing>
+      </w:r>
+    </w:p>
+    <w:p>
+      <w:pPr>
+        <w:rPr>
+          <w:color w:val="FF0000"/>
+        </w:rPr>
+      </w:pPr>
+    </w:p>
+    <w:p>
+      <w:pPr>
+        <w:rPr>
+          <w:color w:val="FF0000"/>
+        </w:rPr>
+      </w:pPr>
     </w:p>
     <w:p/>
-    <w:p>
-      <w:pPr>
-        <w:rPr>
-          <w:b/>
-          <w:bCs/>
-        </w:rPr>
-      </w:pPr>
-      <w:r>
-        <w:rPr>
-          <w:b/>
-          <w:bCs/>
-        </w:rPr>
-        <w:t>7. Data Sources</w:t>
-      </w:r>
-    </w:p>
-    <w:p>
-      <w:r>
-        <w:t xml:space="preserve">The main data source will be the </w:t>
-      </w:r>
-      <w:r>
-        <w:rPr>
-          <w:b/>
-          <w:bCs/>
-        </w:rPr>
-        <w:t>Airline On-Time Performance dataset</w:t>
-      </w:r>
-      <w:r>
-        <w:t xml:space="preserve"> published by the U.S. Bureau of Transportation Statistics (BTS).</w:t>
-      </w:r>
-    </w:p>
-    <w:p>
-      <w:r>
-        <w:t>The dataset provides raw historical operational data on commercial flights, including flight dates, operating airlines, origin and destination airports, scheduled and actual departure and arrival times, delays, cancellations, diversions and flight distance.</w:t>
-      </w:r>
-    </w:p>
-    <w:p>
-      <w:r>
-        <w:t>The data will be obtained in its raw format and will require cleaning and preparation before analysis. This will include checking missing values, data types, duplicate records, relevant variables and possible data quality issues.</w:t>
-      </w:r>
-    </w:p>
-    <w:p>
-      <w:r>
-        <w:t>An initial monthly extract has already been reviewed to understand the structure of the data and assess the relevance of the available variables. Additional months may be included in the final analysis to represent different operational periods and possible seasonal variation.</w:t>
-      </w:r>
-    </w:p>
-    <w:p>
-      <w:r>
-        <w:t>The dataset is publicly available from BTS. The files, periods used, source and applicable data-use conditions will be documented in the final project. If Minimum Connection Time information is included, its source and conditions of use will also be documented.</w:t>
-      </w:r>
-    </w:p>
-    <w:p>
-      <w:pPr>
-        <w:rPr>
-          <w:b/>
-          <w:bCs/>
-        </w:rPr>
-      </w:pPr>
-      <w:r>
-        <w:rPr>
-          <w:b/>
-          <w:bCs/>
-        </w:rPr>
-        <w:t>8. Expected Deliverables</w:t>
-      </w:r>
-    </w:p>
-    <w:p>
-      <w:r>
-        <w:t>The project is expected to produce a cleaned and prepared dataset from the original raw airline data, together with an exploratory analysis of flight delays and relevant visualisations.</w:t>
-      </w:r>
-    </w:p>
-    <w:p>
-      <w:r>
-        <w:t>Predictive regression models will be developed and compared to estimate arrival delay duration. Their performance will be evaluated using appropriate regression metrics.</w:t>
-      </w:r>
-    </w:p>
-    <w:p>
-      <w:r>
-        <w:t>The predicted delays will then be applied to potential flight connections identified from scheduled flight information. This analysis will investigate whether delay predictions can help identify situations where the available connection time becomes limited and the potential risk of disruption increases.</w:t>
-      </w:r>
-    </w:p>
-    <w:p>
-      <w:r>
-        <w:lastRenderedPageBreak/>
-        <w:t xml:space="preserve">The </w:t>
-      </w:r>
-      <w:proofErr w:type="gramStart"/>
-      <w:r>
-        <w:t>final results</w:t>
-      </w:r>
-      <w:proofErr w:type="gramEnd"/>
-      <w:r>
-        <w:t xml:space="preserve"> will be interpreted from a business perspective, including the possible value for airline operational and passenger-management decisions, as well as the limitations of the proposed approach.</w:t>
-      </w:r>
-    </w:p>
+    <w:p/>
     <w:p/>
     <w:sectPr>
       <w:pgSz w:w="11906" w:h="16838"/>
@@ -592,9 +4485,192 @@
 </w:document>
 </file>
 
+<file path=word/endnotes.xml><?xml version="1.0" encoding="utf-8"?>
+<w:endnotes xmlns:wpc="http://schemas.microsoft.com/office/word/2010/wordprocessingCanvas" xmlns:cx="http://schemas.microsoft.com/office/drawing/2014/chartex" xmlns:cx1="http://schemas.microsoft.com/office/drawing/2015/9/8/chartex" xmlns:cx2="http://schemas.microsoft.com/office/drawing/2015/10/21/chartex" xmlns:cx3="http://schemas.microsoft.com/office/drawing/2016/5/9/chartex" xmlns:cx4="http://schemas.microsoft.com/office/drawing/2016/5/10/chartex" xmlns:cx5="http://schemas.microsoft.com/office/drawing/2016/5/11/chartex" xmlns:cx6="http://schemas.microsoft.com/office/drawing/2016/5/12/chartex" xmlns:cx7="http://schemas.microsoft.com/office/drawing/2016/5/13/chartex" xmlns:cx8="http://schemas.microsoft.com/office/drawing/2016/5/14/chartex" xmlns:mc="http://schemas.openxmlformats.org/markup-compatibility/2006" xmlns:aink="http://schemas.microsoft.com/office/drawing/2016/ink" xmlns:am3d="http://schemas.microsoft.com/office/drawing/2017/model3d" xmlns:o="urn:schemas-microsoft-com:office:office" xmlns:oel="http://schemas.microsoft.com/office/2019/extlst" xmlns:r="http://schemas.openxmlformats.org/officeDocument/2006/relationships" xmlns:m="http://schemas.openxmlformats.org/officeDocument/2006/math" xmlns:v="urn:schemas-microsoft-com:vml" xmlns:wp14="http://schemas.microsoft.com/office/word/2010/wordprocessingDrawing" xmlns:wp="http://schemas.openxmlformats.org/drawingml/2006/wordprocessingDrawing" xmlns:w10="urn:schemas-microsoft-com:office:word" xmlns:w="http://schemas.openxmlformats.org/wordprocessingml/2006/main" xmlns:w14="http://schemas.microsoft.com/office/word/2010/wordml" xmlns:w15="http://schemas.microsoft.com/office/word/2012/wordml" xmlns:w16cex="http://schemas.microsoft.com/office/word/2018/wordml/cex" xmlns:w16cid="http://schemas.microsoft.com/office/word/2016/wordml/cid" xmlns:w16="http://schemas.microsoft.com/office/word/2018/wordml" xmlns:w16du="http://schemas.microsoft.com/office/word/2023/wordml/word16du" xmlns:w16sdtdh="http://schemas.microsoft.com/office/word/2020/wordml/sdtdatahash" xmlns:w16sdtfl="http://schemas.microsoft.com/office/word/2024/wordml/sdtformatlock" xmlns:w16se="http://schemas.microsoft.com/office/word/2015/wordml/symex" xmlns:wpg="http://schemas.microsoft.com/office/word/2010/wordprocessingGroup" xmlns:wpi="http://schemas.microsoft.com/office/word/2010/wordprocessingInk" xmlns:wne="http://schemas.microsoft.com/office/word/2006/wordml" xmlns:wps="http://schemas.microsoft.com/office/word/2010/wordprocessingShape" mc:Ignorable="w14 w15 w16se w16cid w16 w16cex w16sdtdh w16sdtfl w16du wp14">
+  <w:endnote w:type="separator" w:id="-1">
+    <w:p>
+      <w:pPr>
+        <w:spacing w:after="0" w:line="240" w:lineRule="auto"/>
+      </w:pPr>
+      <w:r>
+        <w:separator/>
+      </w:r>
+    </w:p>
+  </w:endnote>
+  <w:endnote w:type="continuationSeparator" w:id="0">
+    <w:p>
+      <w:pPr>
+        <w:spacing w:after="0" w:line="240" w:lineRule="auto"/>
+      </w:pPr>
+      <w:r>
+        <w:continuationSeparator/>
+      </w:r>
+    </w:p>
+  </w:endnote>
+</w:endnotes>
+</file>
+
+<file path=word/footer1.xml><?xml version="1.0" encoding="utf-8"?>
+<w:ftr xmlns:wpc="http://schemas.microsoft.com/office/word/2010/wordprocessingCanvas" xmlns:cx="http://schemas.microsoft.com/office/drawing/2014/chartex" xmlns:cx1="http://schemas.microsoft.com/office/drawing/2015/9/8/chartex" xmlns:cx2="http://schemas.microsoft.com/office/drawing/2015/10/21/chartex" xmlns:cx3="http://schemas.microsoft.com/office/drawing/2016/5/9/chartex" xmlns:cx4="http://schemas.microsoft.com/office/drawing/2016/5/10/chartex" xmlns:cx5="http://schemas.microsoft.com/office/drawing/2016/5/11/chartex" xmlns:cx6="http://schemas.microsoft.com/office/drawing/2016/5/12/chartex" xmlns:cx7="http://schemas.microsoft.com/office/drawing/2016/5/13/chartex" xmlns:cx8="http://schemas.microsoft.com/office/drawing/2016/5/14/chartex" xmlns:mc="http://schemas.openxmlformats.org/markup-compatibility/2006" xmlns:aink="http://schemas.microsoft.com/office/drawing/2016/ink" xmlns:am3d="http://schemas.microsoft.com/office/drawing/2017/model3d" xmlns:o="urn:schemas-microsoft-com:office:office" xmlns:oel="http://schemas.microsoft.com/office/2019/extlst" xmlns:r="http://schemas.openxmlformats.org/officeDocument/2006/relationships" xmlns:m="http://schemas.openxmlformats.org/officeDocument/2006/math" xmlns:v="urn:schemas-microsoft-com:vml" xmlns:wp14="http://schemas.microsoft.com/office/word/2010/wordprocessingDrawing" xmlns:wp="http://schemas.openxmlformats.org/drawingml/2006/wordprocessingDrawing" xmlns:w10="urn:schemas-microsoft-com:office:word" xmlns:w="http://schemas.openxmlformats.org/wordprocessingml/2006/main" xmlns:w14="http://schemas.microsoft.com/office/word/2010/wordml" xmlns:w15="http://schemas.microsoft.com/office/word/2012/wordml" xmlns:w16cex="http://schemas.microsoft.com/office/word/2018/wordml/cex" xmlns:w16cid="http://schemas.microsoft.com/office/word/2016/wordml/cid" xmlns:w16="http://schemas.microsoft.com/office/word/2018/wordml" xmlns:w16du="http://schemas.microsoft.com/office/word/2023/wordml/word16du" xmlns:w16sdtdh="http://schemas.microsoft.com/office/word/2020/wordml/sdtdatahash" xmlns:w16sdtfl="http://schemas.microsoft.com/office/word/2024/wordml/sdtformatlock" xmlns:w16se="http://schemas.microsoft.com/office/word/2015/wordml/symex" xmlns:wpg="http://schemas.microsoft.com/office/word/2010/wordprocessingGroup" xmlns:wpi="http://schemas.microsoft.com/office/word/2010/wordprocessingInk" xmlns:wne="http://schemas.microsoft.com/office/word/2006/wordml" xmlns:wps="http://schemas.microsoft.com/office/word/2010/wordprocessingShape" mc:Ignorable="w14 w15 w16se w16cid w16 w16cex w16sdtdh w16sdtfl w16du wp14">
+  <w:p>
+    <w:pPr>
+      <w:pBdr>
+        <w:top w:val="nil"/>
+        <w:left w:val="nil"/>
+        <w:bottom w:val="nil"/>
+        <w:right w:val="nil"/>
+        <w:between w:val="nil"/>
+      </w:pBdr>
+      <w:tabs>
+        <w:tab w:val="center" w:pos="4513"/>
+        <w:tab w:val="right" w:pos="9026"/>
+      </w:tabs>
+      <w:spacing w:after="0" w:line="240" w:lineRule="auto"/>
+      <w:jc w:val="center"/>
+      <w:rPr>
+        <w:color w:val="000000"/>
+      </w:rPr>
+    </w:pPr>
+  </w:p>
+  <w:p>
+    <w:pPr>
+      <w:pBdr>
+        <w:top w:val="nil"/>
+        <w:left w:val="nil"/>
+        <w:bottom w:val="nil"/>
+        <w:right w:val="nil"/>
+        <w:between w:val="nil"/>
+      </w:pBdr>
+      <w:tabs>
+        <w:tab w:val="center" w:pos="4513"/>
+        <w:tab w:val="right" w:pos="9026"/>
+      </w:tabs>
+      <w:spacing w:after="0" w:line="240" w:lineRule="auto"/>
+      <w:rPr>
+        <w:color w:val="000000"/>
+      </w:rPr>
+    </w:pPr>
+  </w:p>
+</w:ftr>
+</file>
+
+<file path=word/footnotes.xml><?xml version="1.0" encoding="utf-8"?>
+<w:footnotes xmlns:wpc="http://schemas.microsoft.com/office/word/2010/wordprocessingCanvas" xmlns:cx="http://schemas.microsoft.com/office/drawing/2014/chartex" xmlns:cx1="http://schemas.microsoft.com/office/drawing/2015/9/8/chartex" xmlns:cx2="http://schemas.microsoft.com/office/drawing/2015/10/21/chartex" xmlns:cx3="http://schemas.microsoft.com/office/drawing/2016/5/9/chartex" xmlns:cx4="http://schemas.microsoft.com/office/drawing/2016/5/10/chartex" xmlns:cx5="http://schemas.microsoft.com/office/drawing/2016/5/11/chartex" xmlns:cx6="http://schemas.microsoft.com/office/drawing/2016/5/12/chartex" xmlns:cx7="http://schemas.microsoft.com/office/drawing/2016/5/13/chartex" xmlns:cx8="http://schemas.microsoft.com/office/drawing/2016/5/14/chartex" xmlns:mc="http://schemas.openxmlformats.org/markup-compatibility/2006" xmlns:aink="http://schemas.microsoft.com/office/drawing/2016/ink" xmlns:am3d="http://schemas.microsoft.com/office/drawing/2017/model3d" xmlns:o="urn:schemas-microsoft-com:office:office" xmlns:oel="http://schemas.microsoft.com/office/2019/extlst" xmlns:r="http://schemas.openxmlformats.org/officeDocument/2006/relationships" xmlns:m="http://schemas.openxmlformats.org/officeDocument/2006/math" xmlns:v="urn:schemas-microsoft-com:vml" xmlns:wp14="http://schemas.microsoft.com/office/word/2010/wordprocessingDrawing" xmlns:wp="http://schemas.openxmlformats.org/drawingml/2006/wordprocessingDrawing" xmlns:w10="urn:schemas-microsoft-com:office:word" xmlns:w="http://schemas.openxmlformats.org/wordprocessingml/2006/main" xmlns:w14="http://schemas.microsoft.com/office/word/2010/wordml" xmlns:w15="http://schemas.microsoft.com/office/word/2012/wordml" xmlns:w16cex="http://schemas.microsoft.com/office/word/2018/wordml/cex" xmlns:w16cid="http://schemas.microsoft.com/office/word/2016/wordml/cid" xmlns:w16="http://schemas.microsoft.com/office/word/2018/wordml" xmlns:w16du="http://schemas.microsoft.com/office/word/2023/wordml/word16du" xmlns:w16sdtdh="http://schemas.microsoft.com/office/word/2020/wordml/sdtdatahash" xmlns:w16sdtfl="http://schemas.microsoft.com/office/word/2024/wordml/sdtformatlock" xmlns:w16se="http://schemas.microsoft.com/office/word/2015/wordml/symex" xmlns:wpg="http://schemas.microsoft.com/office/word/2010/wordprocessingGroup" xmlns:wpi="http://schemas.microsoft.com/office/word/2010/wordprocessingInk" xmlns:wne="http://schemas.microsoft.com/office/word/2006/wordml" xmlns:wps="http://schemas.microsoft.com/office/word/2010/wordprocessingShape" mc:Ignorable="w14 w15 w16se w16cid w16 w16cex w16sdtdh w16sdtfl w16du wp14">
+  <w:footnote w:type="separator" w:id="-1">
+    <w:p>
+      <w:pPr>
+        <w:spacing w:after="0" w:line="240" w:lineRule="auto"/>
+      </w:pPr>
+      <w:r>
+        <w:separator/>
+      </w:r>
+    </w:p>
+  </w:footnote>
+  <w:footnote w:type="continuationSeparator" w:id="0">
+    <w:p>
+      <w:pPr>
+        <w:spacing w:after="0" w:line="240" w:lineRule="auto"/>
+      </w:pPr>
+      <w:r>
+        <w:continuationSeparator/>
+      </w:r>
+    </w:p>
+  </w:footnote>
+</w:footnotes>
+</file>
+
 <file path=word/numbering.xml><?xml version="1.0" encoding="utf-8"?>
 <w:numbering xmlns:wpc="http://schemas.microsoft.com/office/word/2010/wordprocessingCanvas" xmlns:cx="http://schemas.microsoft.com/office/drawing/2014/chartex" xmlns:cx1="http://schemas.microsoft.com/office/drawing/2015/9/8/chartex" xmlns:cx2="http://schemas.microsoft.com/office/drawing/2015/10/21/chartex" xmlns:cx3="http://schemas.microsoft.com/office/drawing/2016/5/9/chartex" xmlns:cx4="http://schemas.microsoft.com/office/drawing/2016/5/10/chartex" xmlns:cx5="http://schemas.microsoft.com/office/drawing/2016/5/11/chartex" xmlns:cx6="http://schemas.microsoft.com/office/drawing/2016/5/12/chartex" xmlns:cx7="http://schemas.microsoft.com/office/drawing/2016/5/13/chartex" xmlns:cx8="http://schemas.microsoft.com/office/drawing/2016/5/14/chartex" xmlns:mc="http://schemas.openxmlformats.org/markup-compatibility/2006" xmlns:aink="http://schemas.microsoft.com/office/drawing/2016/ink" xmlns:am3d="http://schemas.microsoft.com/office/drawing/2017/model3d" xmlns:o="urn:schemas-microsoft-com:office:office" xmlns:oel="http://schemas.microsoft.com/office/2019/extlst" xmlns:r="http://schemas.openxmlformats.org/officeDocument/2006/relationships" xmlns:m="http://schemas.openxmlformats.org/officeDocument/2006/math" xmlns:v="urn:schemas-microsoft-com:vml" xmlns:wp14="http://schemas.microsoft.com/office/word/2010/wordprocessingDrawing" xmlns:wp="http://schemas.openxmlformats.org/drawingml/2006/wordprocessingDrawing" xmlns:w10="urn:schemas-microsoft-com:office:word" xmlns:w="http://schemas.openxmlformats.org/wordprocessingml/2006/main" xmlns:w14="http://schemas.microsoft.com/office/word/2010/wordml" xmlns:w15="http://schemas.microsoft.com/office/word/2012/wordml" xmlns:w16cex="http://schemas.microsoft.com/office/word/2018/wordml/cex" xmlns:w16cid="http://schemas.microsoft.com/office/word/2016/wordml/cid" xmlns:w16="http://schemas.microsoft.com/office/word/2018/wordml" xmlns:w16du="http://schemas.microsoft.com/office/word/2023/wordml/word16du" xmlns:w16sdtdh="http://schemas.microsoft.com/office/word/2020/wordml/sdtdatahash" xmlns:w16sdtfl="http://schemas.microsoft.com/office/word/2024/wordml/sdtformatlock" xmlns:w16se="http://schemas.microsoft.com/office/word/2015/wordml/symex" xmlns:wpg="http://schemas.microsoft.com/office/word/2010/wordprocessingGroup" xmlns:wpi="http://schemas.microsoft.com/office/word/2010/wordprocessingInk" xmlns:wne="http://schemas.microsoft.com/office/word/2006/wordml" xmlns:wps="http://schemas.microsoft.com/office/word/2010/wordprocessingShape" mc:Ignorable="w14 w15 w16se w16cid w16 w16cex w16sdtdh w16sdtfl w16du wp14">
   <w:abstractNum w:abstractNumId="0" w15:restartNumberingAfterBreak="0">
+    <w:nsid w:val="112A20E2"/>
+    <w:multiLevelType w:val="hybridMultilevel"/>
+    <w:tmpl w:val="6E2E626C"/>
+    <w:lvl w:ilvl="0" w:tplc="1809000F">
+      <w:start w:val="8"/>
+      <w:numFmt w:val="decimal"/>
+      <w:lvlText w:val="%1."/>
+      <w:lvlJc w:val="left"/>
+      <w:pPr>
+        <w:ind w:left="720" w:hanging="360"/>
+      </w:pPr>
+      <w:rPr>
+        <w:rFonts w:hint="default"/>
+      </w:rPr>
+    </w:lvl>
+    <w:lvl w:ilvl="1" w:tplc="18090019" w:tentative="1">
+      <w:start w:val="1"/>
+      <w:numFmt w:val="lowerLetter"/>
+      <w:lvlText w:val="%2."/>
+      <w:lvlJc w:val="left"/>
+      <w:pPr>
+        <w:ind w:left="1440" w:hanging="360"/>
+      </w:pPr>
+    </w:lvl>
+    <w:lvl w:ilvl="2" w:tplc="1809001B" w:tentative="1">
+      <w:start w:val="1"/>
+      <w:numFmt w:val="lowerRoman"/>
+      <w:lvlText w:val="%3."/>
+      <w:lvlJc w:val="right"/>
+      <w:pPr>
+        <w:ind w:left="2160" w:hanging="180"/>
+      </w:pPr>
+    </w:lvl>
+    <w:lvl w:ilvl="3" w:tplc="1809000F" w:tentative="1">
+      <w:start w:val="1"/>
+      <w:numFmt w:val="decimal"/>
+      <w:lvlText w:val="%4."/>
+      <w:lvlJc w:val="left"/>
+      <w:pPr>
+        <w:ind w:left="2880" w:hanging="360"/>
+      </w:pPr>
+    </w:lvl>
+    <w:lvl w:ilvl="4" w:tplc="18090019" w:tentative="1">
+      <w:start w:val="1"/>
+      <w:numFmt w:val="lowerLetter"/>
+      <w:lvlText w:val="%5."/>
+      <w:lvlJc w:val="left"/>
+      <w:pPr>
+        <w:ind w:left="3600" w:hanging="360"/>
+      </w:pPr>
+    </w:lvl>
+    <w:lvl w:ilvl="5" w:tplc="1809001B" w:tentative="1">
+      <w:start w:val="1"/>
+      <w:numFmt w:val="lowerRoman"/>
+      <w:lvlText w:val="%6."/>
+      <w:lvlJc w:val="right"/>
+      <w:pPr>
+        <w:ind w:left="4320" w:hanging="180"/>
+      </w:pPr>
+    </w:lvl>
+    <w:lvl w:ilvl="6" w:tplc="1809000F" w:tentative="1">
+      <w:start w:val="1"/>
+      <w:numFmt w:val="decimal"/>
+      <w:lvlText w:val="%7."/>
+      <w:lvlJc w:val="left"/>
+      <w:pPr>
+        <w:ind w:left="5040" w:hanging="360"/>
+      </w:pPr>
+    </w:lvl>
+    <w:lvl w:ilvl="7" w:tplc="18090019" w:tentative="1">
+      <w:start w:val="1"/>
+      <w:numFmt w:val="lowerLetter"/>
+      <w:lvlText w:val="%8."/>
+      <w:lvlJc w:val="left"/>
+      <w:pPr>
+        <w:ind w:left="5760" w:hanging="360"/>
+      </w:pPr>
+    </w:lvl>
+    <w:lvl w:ilvl="8" w:tplc="1809001B" w:tentative="1">
+      <w:start w:val="1"/>
+      <w:numFmt w:val="lowerRoman"/>
+      <w:lvlText w:val="%9."/>
+      <w:lvlJc w:val="right"/>
+      <w:pPr>
+        <w:ind w:left="6480" w:hanging="180"/>
+      </w:pPr>
+    </w:lvl>
+  </w:abstractNum>
+  <w:abstractNum w:abstractNumId="1" w15:restartNumberingAfterBreak="0">
     <w:nsid w:val="113F54B9"/>
     <w:multiLevelType w:val="multilevel"/>
     <w:tmpl w:val="F9F84E76"/>
@@ -707,10 +4783,205 @@
       </w:pPr>
     </w:lvl>
   </w:abstractNum>
+  <w:abstractNum w:abstractNumId="2" w15:restartNumberingAfterBreak="0">
+    <w:nsid w:val="616F24A2"/>
+    <w:multiLevelType w:val="hybridMultilevel"/>
+    <w:tmpl w:val="1AE8A788"/>
+    <w:lvl w:ilvl="0" w:tplc="1809000F">
+      <w:start w:val="1"/>
+      <w:numFmt w:val="decimal"/>
+      <w:lvlText w:val="%1."/>
+      <w:lvlJc w:val="left"/>
+      <w:pPr>
+        <w:ind w:left="720" w:hanging="360"/>
+      </w:pPr>
+      <w:rPr>
+        <w:rFonts w:hint="default"/>
+      </w:rPr>
+    </w:lvl>
+    <w:lvl w:ilvl="1" w:tplc="18090019" w:tentative="1">
+      <w:start w:val="1"/>
+      <w:numFmt w:val="lowerLetter"/>
+      <w:lvlText w:val="%2."/>
+      <w:lvlJc w:val="left"/>
+      <w:pPr>
+        <w:ind w:left="1440" w:hanging="360"/>
+      </w:pPr>
+    </w:lvl>
+    <w:lvl w:ilvl="2" w:tplc="1809001B" w:tentative="1">
+      <w:start w:val="1"/>
+      <w:numFmt w:val="lowerRoman"/>
+      <w:lvlText w:val="%3."/>
+      <w:lvlJc w:val="right"/>
+      <w:pPr>
+        <w:ind w:left="2160" w:hanging="180"/>
+      </w:pPr>
+    </w:lvl>
+    <w:lvl w:ilvl="3" w:tplc="1809000F" w:tentative="1">
+      <w:start w:val="1"/>
+      <w:numFmt w:val="decimal"/>
+      <w:lvlText w:val="%4."/>
+      <w:lvlJc w:val="left"/>
+      <w:pPr>
+        <w:ind w:left="2880" w:hanging="360"/>
+      </w:pPr>
+    </w:lvl>
+    <w:lvl w:ilvl="4" w:tplc="18090019" w:tentative="1">
+      <w:start w:val="1"/>
+      <w:numFmt w:val="lowerLetter"/>
+      <w:lvlText w:val="%5."/>
+      <w:lvlJc w:val="left"/>
+      <w:pPr>
+        <w:ind w:left="3600" w:hanging="360"/>
+      </w:pPr>
+    </w:lvl>
+    <w:lvl w:ilvl="5" w:tplc="1809001B" w:tentative="1">
+      <w:start w:val="1"/>
+      <w:numFmt w:val="lowerRoman"/>
+      <w:lvlText w:val="%6."/>
+      <w:lvlJc w:val="right"/>
+      <w:pPr>
+        <w:ind w:left="4320" w:hanging="180"/>
+      </w:pPr>
+    </w:lvl>
+    <w:lvl w:ilvl="6" w:tplc="1809000F" w:tentative="1">
+      <w:start w:val="1"/>
+      <w:numFmt w:val="decimal"/>
+      <w:lvlText w:val="%7."/>
+      <w:lvlJc w:val="left"/>
+      <w:pPr>
+        <w:ind w:left="5040" w:hanging="360"/>
+      </w:pPr>
+    </w:lvl>
+    <w:lvl w:ilvl="7" w:tplc="18090019" w:tentative="1">
+      <w:start w:val="1"/>
+      <w:numFmt w:val="lowerLetter"/>
+      <w:lvlText w:val="%8."/>
+      <w:lvlJc w:val="left"/>
+      <w:pPr>
+        <w:ind w:left="5760" w:hanging="360"/>
+      </w:pPr>
+    </w:lvl>
+    <w:lvl w:ilvl="8" w:tplc="1809001B" w:tentative="1">
+      <w:start w:val="1"/>
+      <w:numFmt w:val="lowerRoman"/>
+      <w:lvlText w:val="%9."/>
+      <w:lvlJc w:val="right"/>
+      <w:pPr>
+        <w:ind w:left="6480" w:hanging="180"/>
+      </w:pPr>
+    </w:lvl>
+  </w:abstractNum>
+  <w:abstractNum w:abstractNumId="3" w15:restartNumberingAfterBreak="0">
+    <w:nsid w:val="79132A2B"/>
+    <w:multiLevelType w:val="hybridMultilevel"/>
+    <w:tmpl w:val="7820C84E"/>
+    <w:lvl w:ilvl="0" w:tplc="1809000F">
+      <w:start w:val="7"/>
+      <w:numFmt w:val="decimal"/>
+      <w:lvlText w:val="%1."/>
+      <w:lvlJc w:val="left"/>
+      <w:pPr>
+        <w:ind w:left="720" w:hanging="360"/>
+      </w:pPr>
+      <w:rPr>
+        <w:rFonts w:hint="default"/>
+      </w:rPr>
+    </w:lvl>
+    <w:lvl w:ilvl="1" w:tplc="18090019" w:tentative="1">
+      <w:start w:val="1"/>
+      <w:numFmt w:val="lowerLetter"/>
+      <w:lvlText w:val="%2."/>
+      <w:lvlJc w:val="left"/>
+      <w:pPr>
+        <w:ind w:left="1440" w:hanging="360"/>
+      </w:pPr>
+    </w:lvl>
+    <w:lvl w:ilvl="2" w:tplc="1809001B" w:tentative="1">
+      <w:start w:val="1"/>
+      <w:numFmt w:val="lowerRoman"/>
+      <w:lvlText w:val="%3."/>
+      <w:lvlJc w:val="right"/>
+      <w:pPr>
+        <w:ind w:left="2160" w:hanging="180"/>
+      </w:pPr>
+    </w:lvl>
+    <w:lvl w:ilvl="3" w:tplc="1809000F" w:tentative="1">
+      <w:start w:val="1"/>
+      <w:numFmt w:val="decimal"/>
+      <w:lvlText w:val="%4."/>
+      <w:lvlJc w:val="left"/>
+      <w:pPr>
+        <w:ind w:left="2880" w:hanging="360"/>
+      </w:pPr>
+    </w:lvl>
+    <w:lvl w:ilvl="4" w:tplc="18090019" w:tentative="1">
+      <w:start w:val="1"/>
+      <w:numFmt w:val="lowerLetter"/>
+      <w:lvlText w:val="%5."/>
+      <w:lvlJc w:val="left"/>
+      <w:pPr>
+        <w:ind w:left="3600" w:hanging="360"/>
+      </w:pPr>
+    </w:lvl>
+    <w:lvl w:ilvl="5" w:tplc="1809001B" w:tentative="1">
+      <w:start w:val="1"/>
+      <w:numFmt w:val="lowerRoman"/>
+      <w:lvlText w:val="%6."/>
+      <w:lvlJc w:val="right"/>
+      <w:pPr>
+        <w:ind w:left="4320" w:hanging="180"/>
+      </w:pPr>
+    </w:lvl>
+    <w:lvl w:ilvl="6" w:tplc="1809000F" w:tentative="1">
+      <w:start w:val="1"/>
+      <w:numFmt w:val="decimal"/>
+      <w:lvlText w:val="%7."/>
+      <w:lvlJc w:val="left"/>
+      <w:pPr>
+        <w:ind w:left="5040" w:hanging="360"/>
+      </w:pPr>
+    </w:lvl>
+    <w:lvl w:ilvl="7" w:tplc="18090019" w:tentative="1">
+      <w:start w:val="1"/>
+      <w:numFmt w:val="lowerLetter"/>
+      <w:lvlText w:val="%8."/>
+      <w:lvlJc w:val="left"/>
+      <w:pPr>
+        <w:ind w:left="5760" w:hanging="360"/>
+      </w:pPr>
+    </w:lvl>
+    <w:lvl w:ilvl="8" w:tplc="1809001B" w:tentative="1">
+      <w:start w:val="1"/>
+      <w:numFmt w:val="lowerRoman"/>
+      <w:lvlText w:val="%9."/>
+      <w:lvlJc w:val="right"/>
+      <w:pPr>
+        <w:ind w:left="6480" w:hanging="180"/>
+      </w:pPr>
+    </w:lvl>
+  </w:abstractNum>
   <w:num w:numId="1" w16cid:durableId="1026828368">
+    <w:abstractNumId w:val="1"/>
+  </w:num>
+  <w:num w:numId="2" w16cid:durableId="1279291512">
+    <w:abstractNumId w:val="2"/>
+  </w:num>
+  <w:num w:numId="3" w16cid:durableId="545066752">
     <w:abstractNumId w:val="0"/>
   </w:num>
+  <w:num w:numId="4" w16cid:durableId="1889994710">
+    <w:abstractNumId w:val="3"/>
+  </w:num>
 </w:numbering>
+</file>
+
+<file path=word/people.xml><?xml version="1.0" encoding="utf-8"?>
+<w15:people xmlns:wpc="http://schemas.microsoft.com/office/word/2010/wordprocessingCanvas" xmlns:cx="http://schemas.microsoft.com/office/drawing/2014/chartex" xmlns:cx1="http://schemas.microsoft.com/office/drawing/2015/9/8/chartex" xmlns:cx2="http://schemas.microsoft.com/office/drawing/2015/10/21/chartex" xmlns:cx3="http://schemas.microsoft.com/office/drawing/2016/5/9/chartex" xmlns:cx4="http://schemas.microsoft.com/office/drawing/2016/5/10/chartex" xmlns:cx5="http://schemas.microsoft.com/office/drawing/2016/5/11/chartex" xmlns:cx6="http://schemas.microsoft.com/office/drawing/2016/5/12/chartex" xmlns:cx7="http://schemas.microsoft.com/office/drawing/2016/5/13/chartex" xmlns:cx8="http://schemas.microsoft.com/office/drawing/2016/5/14/chartex" xmlns:mc="http://schemas.openxmlformats.org/markup-compatibility/2006" xmlns:aink="http://schemas.microsoft.com/office/drawing/2016/ink" xmlns:am3d="http://schemas.microsoft.com/office/drawing/2017/model3d" xmlns:o="urn:schemas-microsoft-com:office:office" xmlns:oel="http://schemas.microsoft.com/office/2019/extlst" xmlns:r="http://schemas.openxmlformats.org/officeDocument/2006/relationships" xmlns:m="http://schemas.openxmlformats.org/officeDocument/2006/math" xmlns:v="urn:schemas-microsoft-com:vml" xmlns:wp14="http://schemas.microsoft.com/office/word/2010/wordprocessingDrawing" xmlns:wp="http://schemas.openxmlformats.org/drawingml/2006/wordprocessingDrawing" xmlns:w10="urn:schemas-microsoft-com:office:word" xmlns:w="http://schemas.openxmlformats.org/wordprocessingml/2006/main" xmlns:w14="http://schemas.microsoft.com/office/word/2010/wordml" xmlns:w15="http://schemas.microsoft.com/office/word/2012/wordml" xmlns:w16cex="http://schemas.microsoft.com/office/word/2018/wordml/cex" xmlns:w16cid="http://schemas.microsoft.com/office/word/2016/wordml/cid" xmlns:w16="http://schemas.microsoft.com/office/word/2018/wordml" xmlns:w16du="http://schemas.microsoft.com/office/word/2023/wordml/word16du" xmlns:w16sdtdh="http://schemas.microsoft.com/office/word/2020/wordml/sdtdatahash" xmlns:w16sdtfl="http://schemas.microsoft.com/office/word/2024/wordml/sdtformatlock" xmlns:w16se="http://schemas.microsoft.com/office/word/2015/wordml/symex" xmlns:wpg="http://schemas.microsoft.com/office/word/2010/wordprocessingGroup" xmlns:wpi="http://schemas.microsoft.com/office/word/2010/wordprocessingInk" xmlns:wne="http://schemas.microsoft.com/office/word/2006/wordml" xmlns:wps="http://schemas.microsoft.com/office/word/2010/wordprocessingShape" mc:Ignorable="w14 w15 w16se w16cid w16 w16cex w16sdtdh w16sdtfl w16du wp14">
+  <w15:person w15:author="naomie mboma">
+    <w15:presenceInfo w15:providerId="Windows Live" w15:userId="a58694736b7c72bf"/>
+  </w15:person>
+</w15:people>
 </file>
 
 <file path=word/styles.xml><?xml version="1.0" encoding="utf-8"?>
@@ -1113,7 +5384,7 @@
   <w:style w:type="paragraph" w:default="1" w:styleId="Normal">
     <w:name w:val="Normal"/>
     <w:qFormat/>
-    <w:rsid w:val="00B1249D"/>
+    <w:rsid w:val="001453F8"/>
   </w:style>
   <w:style w:type="paragraph" w:styleId="Heading1">
     <w:name w:val="heading 1"/>
@@ -1142,7 +5413,6 @@
     <w:next w:val="Normal"/>
     <w:link w:val="Heading2Char"/>
     <w:uiPriority w:val="9"/>
-    <w:semiHidden/>
     <w:unhideWhenUsed/>
     <w:qFormat/>
     <w:rsid w:val="001674C6"/>
@@ -1317,7 +5587,6 @@
   <w:style w:type="character" w:default="1" w:styleId="DefaultParagraphFont">
     <w:name w:val="Default Paragraph Font"/>
     <w:uiPriority w:val="1"/>
-    <w:semiHidden/>
     <w:unhideWhenUsed/>
   </w:style>
   <w:style w:type="table" w:default="1" w:styleId="TableNormal">
@@ -1359,7 +5628,6 @@
     <w:basedOn w:val="DefaultParagraphFont"/>
     <w:link w:val="Heading2"/>
     <w:uiPriority w:val="9"/>
-    <w:semiHidden/>
     <w:rsid w:val="001674C6"/>
     <w:rPr>
       <w:rFonts w:asciiTheme="majorHAnsi" w:eastAsiaTheme="majorEastAsia" w:hAnsiTheme="majorHAnsi" w:cstheme="majorBidi"/>
@@ -1629,6 +5897,74 @@
       <w:smallCaps/>
       <w:color w:val="0F4761" w:themeColor="accent1" w:themeShade="BF"/>
       <w:spacing w:val="5"/>
+    </w:rPr>
+  </w:style>
+  <w:style w:type="paragraph" w:styleId="TOC1">
+    <w:name w:val="toc 1"/>
+    <w:basedOn w:val="Normal"/>
+    <w:next w:val="Normal"/>
+    <w:autoRedefine/>
+    <w:uiPriority w:val="39"/>
+    <w:unhideWhenUsed/>
+    <w:rsid w:val="00D37786"/>
+    <w:pPr>
+      <w:spacing w:after="100"/>
+    </w:pPr>
+  </w:style>
+  <w:style w:type="paragraph" w:styleId="TOC2">
+    <w:name w:val="toc 2"/>
+    <w:basedOn w:val="Normal"/>
+    <w:next w:val="Normal"/>
+    <w:autoRedefine/>
+    <w:uiPriority w:val="39"/>
+    <w:unhideWhenUsed/>
+    <w:rsid w:val="00D37786"/>
+    <w:pPr>
+      <w:spacing w:after="100"/>
+      <w:ind w:left="240"/>
+    </w:pPr>
+  </w:style>
+  <w:style w:type="character" w:styleId="Hyperlink">
+    <w:name w:val="Hyperlink"/>
+    <w:basedOn w:val="DefaultParagraphFont"/>
+    <w:uiPriority w:val="99"/>
+    <w:unhideWhenUsed/>
+    <w:rsid w:val="00D37786"/>
+    <w:rPr>
+      <w:color w:val="467886" w:themeColor="hyperlink"/>
+      <w:u w:val="single"/>
+    </w:rPr>
+  </w:style>
+  <w:style w:type="paragraph" w:styleId="TOCHeading">
+    <w:name w:val="TOC Heading"/>
+    <w:basedOn w:val="Heading1"/>
+    <w:next w:val="Normal"/>
+    <w:uiPriority w:val="39"/>
+    <w:unhideWhenUsed/>
+    <w:qFormat/>
+    <w:rsid w:val="00D37786"/>
+    <w:pPr>
+      <w:spacing w:before="240" w:after="0" w:line="259" w:lineRule="auto"/>
+      <w:outlineLvl w:val="9"/>
+    </w:pPr>
+    <w:rPr>
+      <w:kern w:val="0"/>
+      <w:sz w:val="32"/>
+      <w:szCs w:val="32"/>
+      <w:lang w:eastAsia="en-IE"/>
+      <w14:ligatures w14:val="none"/>
+    </w:rPr>
+  </w:style>
+  <w:style w:type="character" w:styleId="UnresolvedMention">
+    <w:name w:val="Unresolved Mention"/>
+    <w:basedOn w:val="DefaultParagraphFont"/>
+    <w:uiPriority w:val="99"/>
+    <w:semiHidden/>
+    <w:unhideWhenUsed/>
+    <w:rsid w:val="007D662A"/>
+    <w:rPr>
+      <w:color w:val="605E5C"/>
+      <w:shd w:val="clear" w:color="auto" w:fill="E1DFDD"/>
     </w:rPr>
   </w:style>
 </w:styles>
@@ -1947,4 +6283,16 @@
     </a:ext>
   </a:extLst>
 </a:theme>
+</file>
+
+<file path=customXml/item1.xml><?xml version="1.0" encoding="utf-8"?>
+<b:Sources xmlns:b="http://schemas.openxmlformats.org/officeDocument/2006/bibliography" xmlns="http://schemas.openxmlformats.org/officeDocument/2006/bibliography" SelectedStyle="\APASixthEditionOfficeOnline.xsl" StyleName="APA" Version="6"/>
+</file>
+
+<file path=customXml/itemProps1.xml><?xml version="1.0" encoding="utf-8"?>
+<ds:datastoreItem xmlns:ds="http://schemas.openxmlformats.org/officeDocument/2006/customXml" ds:itemID="{9F42C07C-E4B0-4FD2-9AFC-2905AC3F9175}">
+  <ds:schemaRefs>
+    <ds:schemaRef ds:uri="http://schemas.openxmlformats.org/officeDocument/2006/bibliography"/>
+  </ds:schemaRefs>
+</ds:datastoreItem>
 </file>
--- a/Strategic thinking.docx
+++ b/Strategic thinking.docx
@@ -2,6 +2,16 @@
 <file path=word/document.xml><?xml version="1.0" encoding="utf-8"?>
 <w:document xmlns:wpc="http://schemas.microsoft.com/office/word/2010/wordprocessingCanvas" xmlns:cx="http://schemas.microsoft.com/office/drawing/2014/chartex" xmlns:cx1="http://schemas.microsoft.com/office/drawing/2015/9/8/chartex" xmlns:cx2="http://schemas.microsoft.com/office/drawing/2015/10/21/chartex" xmlns:cx3="http://schemas.microsoft.com/office/drawing/2016/5/9/chartex" xmlns:cx4="http://schemas.microsoft.com/office/drawing/2016/5/10/chartex" xmlns:cx5="http://schemas.microsoft.com/office/drawing/2016/5/11/chartex" xmlns:cx6="http://schemas.microsoft.com/office/drawing/2016/5/12/chartex" xmlns:cx7="http://schemas.microsoft.com/office/drawing/2016/5/13/chartex" xmlns:cx8="http://schemas.microsoft.com/office/drawing/2016/5/14/chartex" xmlns:mc="http://schemas.openxmlformats.org/markup-compatibility/2006" xmlns:aink="http://schemas.microsoft.com/office/drawing/2016/ink" xmlns:am3d="http://schemas.microsoft.com/office/drawing/2017/model3d" xmlns:o="urn:schemas-microsoft-com:office:office" xmlns:oel="http://schemas.microsoft.com/office/2019/extlst" xmlns:r="http://schemas.openxmlformats.org/officeDocument/2006/relationships" xmlns:m="http://schemas.openxmlformats.org/officeDocument/2006/math" xmlns:v="urn:schemas-microsoft-com:vml" xmlns:wp14="http://schemas.microsoft.com/office/word/2010/wordprocessingDrawing" xmlns:wp="http://schemas.openxmlformats.org/drawingml/2006/wordprocessingDrawing" xmlns:w10="urn:schemas-microsoft-com:office:word" xmlns:w="http://schemas.openxmlformats.org/wordprocessingml/2006/main" xmlns:w14="http://schemas.microsoft.com/office/word/2010/wordml" xmlns:w15="http://schemas.microsoft.com/office/word/2012/wordml" xmlns:w16cex="http://schemas.microsoft.com/office/word/2018/wordml/cex" xmlns:w16cid="http://schemas.microsoft.com/office/word/2016/wordml/cid" xmlns:w16="http://schemas.microsoft.com/office/word/2018/wordml" xmlns:w16du="http://schemas.microsoft.com/office/word/2023/wordml/word16du" xmlns:w16sdtdh="http://schemas.microsoft.com/office/word/2020/wordml/sdtdatahash" xmlns:w16sdtfl="http://schemas.microsoft.com/office/word/2024/wordml/sdtformatlock" xmlns:w16se="http://schemas.microsoft.com/office/word/2015/wordml/symex" xmlns:wpg="http://schemas.microsoft.com/office/word/2010/wordprocessingGroup" xmlns:wpi="http://schemas.microsoft.com/office/word/2010/wordprocessingInk" xmlns:wne="http://schemas.microsoft.com/office/word/2006/wordml" xmlns:wps="http://schemas.microsoft.com/office/word/2010/wordprocessingShape" mc:Ignorable="w14 w15 w16se w16cid w16 w16cex w16sdtdh w16sdtfl w16du wp14">
   <w:body>
+    <w:p>
+      <w:pPr>
+        <w:rPr>
+          <w:b/>
+          <w:color w:val="156082"/>
+          <w:sz w:val="36"/>
+          <w:szCs w:val="36"/>
+        </w:rPr>
+      </w:pPr>
+    </w:p>
     <w:p>
       <w:r>
         <w:rPr>
@@ -242,17 +252,6 @@
           </wp:anchor>
         </w:drawing>
       </w:r>
-    </w:p>
-    <w:p>
-      <w:pPr>
-        <w:spacing w:line="600" w:lineRule="auto"/>
-        <w:rPr>
-          <w:b/>
-          <w:color w:val="156082"/>
-          <w:sz w:val="36"/>
-          <w:szCs w:val="36"/>
-        </w:rPr>
-      </w:pPr>
       <w:r>
         <w:rPr>
           <w:b/>
@@ -622,19 +621,6 @@
           </w:p>
           <w:p>
             <w:pPr>
-              <w:spacing w:line="360" w:lineRule="auto"/>
-              <w:rPr>
-                <w:b/>
-                <w:bCs/>
-                <w:i/>
-                <w:color w:val="156082"/>
-                <w:sz w:val="32"/>
-                <w:szCs w:val="32"/>
-              </w:rPr>
-            </w:pPr>
-          </w:p>
-          <w:p>
-            <w:pPr>
               <w:spacing w:line="480" w:lineRule="auto"/>
               <w:rPr>
                 <w:i/>
@@ -715,6 +701,7 @@
                 <w:szCs w:val="32"/>
               </w:rPr>
             </w:pPr>
+            <w:proofErr w:type="spellStart"/>
             <w:r>
               <w:rPr>
                 <w:b/>
@@ -724,12 +711,10 @@
                 <w:sz w:val="32"/>
                 <w:szCs w:val="32"/>
               </w:rPr>
-              <w:t>Taufique Ahmed</w:t>
-            </w:r>
-          </w:p>
-          <w:p>
-            <w:pPr>
-              <w:spacing w:line="480" w:lineRule="auto"/>
+              <w:t>Taufique</w:t>
+            </w:r>
+            <w:proofErr w:type="spellEnd"/>
+            <w:r>
               <w:rPr>
                 <w:b/>
                 <w:bCs/>
@@ -738,7 +723,8 @@
                 <w:sz w:val="32"/>
                 <w:szCs w:val="32"/>
               </w:rPr>
-            </w:pPr>
+              <w:t xml:space="preserve"> Ahmed</w:t>
+            </w:r>
           </w:p>
           <w:p>
             <w:pPr>
@@ -752,6 +738,64 @@
                 <w:szCs w:val="32"/>
               </w:rPr>
             </w:pPr>
+          </w:p>
+          <w:p>
+            <w:pPr>
+              <w:spacing w:line="480" w:lineRule="auto"/>
+              <w:rPr>
+                <w:i/>
+                <w:color w:val="156082"/>
+                <w:sz w:val="32"/>
+                <w:szCs w:val="32"/>
+              </w:rPr>
+            </w:pPr>
+            <w:r>
+              <w:rPr>
+                <w:i/>
+                <w:color w:val="156082"/>
+                <w:sz w:val="32"/>
+                <w:szCs w:val="32"/>
+              </w:rPr>
+              <w:t>GitH</w:t>
+            </w:r>
+            <w:r>
+              <w:rPr>
+                <w:i/>
+                <w:color w:val="156082"/>
+                <w:sz w:val="32"/>
+                <w:szCs w:val="32"/>
+              </w:rPr>
+              <w:t>u</w:t>
+            </w:r>
+            <w:r>
+              <w:rPr>
+                <w:i/>
+                <w:color w:val="156082"/>
+                <w:sz w:val="32"/>
+                <w:szCs w:val="32"/>
+              </w:rPr>
+              <w:t xml:space="preserve">b </w:t>
+            </w:r>
+          </w:p>
+          <w:p>
+            <w:pPr>
+              <w:spacing w:line="480" w:lineRule="auto"/>
+              <w:rPr>
+                <w:i/>
+                <w:color w:val="156082"/>
+                <w:sz w:val="28"/>
+                <w:szCs w:val="28"/>
+              </w:rPr>
+            </w:pPr>
+            <w:r>
+              <w:rPr>
+                <w:i/>
+                <w:color w:val="156082"/>
+                <w:sz w:val="28"/>
+                <w:szCs w:val="28"/>
+              </w:rPr>
+              <w:t>https://github.com/sba26107-ai/Capstone-project---2026</w:t>
+            </w:r>
           </w:p>
           <w:p>
             <w:pPr>
@@ -932,7 +976,25 @@
                 <w:sz w:val="32"/>
                 <w:szCs w:val="32"/>
               </w:rPr>
-              <w:t>17/10/2026</w:t>
+              <w:t>1</w:t>
+            </w:r>
+            <w:r>
+              <w:rPr>
+                <w:i/>
+                <w:color w:val="156082"/>
+                <w:sz w:val="32"/>
+                <w:szCs w:val="32"/>
+              </w:rPr>
+              <w:t>5</w:t>
+            </w:r>
+            <w:r>
+              <w:rPr>
+                <w:i/>
+                <w:color w:val="156082"/>
+                <w:sz w:val="32"/>
+                <w:szCs w:val="32"/>
+              </w:rPr>
+              <w:t>/10/2026</w:t>
             </w:r>
           </w:p>
           <w:p>
@@ -1010,7 +1072,15 @@
           <w:sz w:val="28"/>
           <w:szCs w:val="28"/>
         </w:rPr>
-        <w:t xml:space="preserve"> ChatGPT</w:t>
+        <w:t xml:space="preserve"> </w:t>
+      </w:r>
+      <w:r>
+        <w:rPr>
+          <w:bCs/>
+          <w:sz w:val="28"/>
+          <w:szCs w:val="28"/>
+        </w:rPr>
+        <w:t>ChatGPT</w:t>
       </w:r>
       <w:r>
         <w:rPr>
@@ -1229,7 +1299,6 @@
         </w:sectPr>
       </w:pPr>
     </w:p>
-    <w:p/>
     <w:p>
       <w:pPr>
         <w:keepNext/>
@@ -1249,15 +1318,6 @@
           <w:szCs w:val="32"/>
         </w:rPr>
       </w:pPr>
-      <w:r>
-        <w:rPr>
-          <w:rFonts w:ascii="Play" w:eastAsia="Play" w:hAnsi="Play" w:cs="Play"/>
-          <w:color w:val="0F4761"/>
-          <w:sz w:val="32"/>
-          <w:szCs w:val="32"/>
-        </w:rPr>
-        <w:t>Contents</w:t>
-      </w:r>
     </w:p>
     <w:sdt>
       <w:sdtPr>
@@ -1316,7 +1376,7 @@
           <w:r>
             <w:fldChar w:fldCharType="separate"/>
           </w:r>
-          <w:hyperlink w:anchor="_Toc242732583" w:history="1">
+          <w:hyperlink w:anchor="_Toc242948920" w:history="1">
             <w:r>
               <w:rPr>
                 <w:rStyle w:val="Hyperlink"/>
@@ -1358,7 +1418,7 @@
                 <w:noProof/>
                 <w:webHidden/>
               </w:rPr>
-              <w:instrText xml:space="preserve"> PAGEREF _Toc242732583 \h </w:instrText>
+              <w:instrText xml:space="preserve"> PAGEREF _Toc242948920 \h </w:instrText>
             </w:r>
             <w:r>
               <w:rPr>
@@ -1402,7 +1462,7 @@
               <w:lang w:eastAsia="en-IE"/>
             </w:rPr>
           </w:pPr>
-          <w:hyperlink w:anchor="_Toc242732584" w:history="1">
+          <w:hyperlink w:anchor="_Toc242948921" w:history="1">
             <w:r>
               <w:rPr>
                 <w:rStyle w:val="Hyperlink"/>
@@ -1444,7 +1504,7 @@
                 <w:noProof/>
                 <w:webHidden/>
               </w:rPr>
-              <w:instrText xml:space="preserve"> PAGEREF _Toc242732584 \h </w:instrText>
+              <w:instrText xml:space="preserve"> PAGEREF _Toc242948921 \h </w:instrText>
             </w:r>
             <w:r>
               <w:rPr>
@@ -1465,873 +1525,6 @@
                 <w:webHidden/>
               </w:rPr>
               <w:t>5</w:t>
-            </w:r>
-            <w:r>
-              <w:rPr>
-                <w:noProof/>
-                <w:webHidden/>
-              </w:rPr>
-              <w:fldChar w:fldCharType="end"/>
-            </w:r>
-          </w:hyperlink>
-        </w:p>
-        <w:p>
-          <w:pPr>
-            <w:pStyle w:val="TOC1"/>
-            <w:tabs>
-              <w:tab w:val="right" w:leader="dot" w:pos="9016"/>
-            </w:tabs>
-            <w:rPr>
-              <w:rFonts w:eastAsiaTheme="minorEastAsia"/>
-              <w:noProof/>
-              <w:lang w:eastAsia="en-IE"/>
-            </w:rPr>
-          </w:pPr>
-          <w:hyperlink w:anchor="_Toc242732585" w:history="1">
-            <w:r>
-              <w:rPr>
-                <w:rStyle w:val="Hyperlink"/>
-                <w:noProof/>
-              </w:rPr>
-              <w:t xml:space="preserve">3. </w:t>
-            </w:r>
-            <w:r>
-              <w:rPr>
-                <w:rStyle w:val="Hyperlink"/>
-                <w:b/>
-                <w:bCs/>
-                <w:noProof/>
-              </w:rPr>
-              <w:t>Aim and Objectives</w:t>
-            </w:r>
-            <w:r>
-              <w:rPr>
-                <w:noProof/>
-                <w:webHidden/>
-              </w:rPr>
-              <w:tab/>
-            </w:r>
-            <w:r>
-              <w:rPr>
-                <w:noProof/>
-                <w:webHidden/>
-              </w:rPr>
-              <w:fldChar w:fldCharType="begin"/>
-            </w:r>
-            <w:r>
-              <w:rPr>
-                <w:noProof/>
-                <w:webHidden/>
-              </w:rPr>
-              <w:instrText xml:space="preserve"> PAGEREF _Toc242732585 \h </w:instrText>
-            </w:r>
-            <w:r>
-              <w:rPr>
-                <w:noProof/>
-                <w:webHidden/>
-              </w:rPr>
-            </w:r>
-            <w:r>
-              <w:rPr>
-                <w:noProof/>
-                <w:webHidden/>
-              </w:rPr>
-              <w:fldChar w:fldCharType="separate"/>
-            </w:r>
-            <w:r>
-              <w:rPr>
-                <w:noProof/>
-                <w:webHidden/>
-              </w:rPr>
-              <w:t>6</w:t>
-            </w:r>
-            <w:r>
-              <w:rPr>
-                <w:noProof/>
-                <w:webHidden/>
-              </w:rPr>
-              <w:fldChar w:fldCharType="end"/>
-            </w:r>
-          </w:hyperlink>
-        </w:p>
-        <w:p>
-          <w:pPr>
-            <w:pStyle w:val="TOC2"/>
-            <w:tabs>
-              <w:tab w:val="right" w:leader="dot" w:pos="9016"/>
-            </w:tabs>
-            <w:rPr>
-              <w:rFonts w:eastAsiaTheme="minorEastAsia"/>
-              <w:noProof/>
-              <w:lang w:eastAsia="en-IE"/>
-            </w:rPr>
-          </w:pPr>
-          <w:hyperlink w:anchor="_Toc242732586" w:history="1">
-            <w:r>
-              <w:rPr>
-                <w:rStyle w:val="Hyperlink"/>
-                <w:noProof/>
-              </w:rPr>
-              <w:t>3.1 Aim</w:t>
-            </w:r>
-            <w:r>
-              <w:rPr>
-                <w:noProof/>
-                <w:webHidden/>
-              </w:rPr>
-              <w:tab/>
-            </w:r>
-            <w:r>
-              <w:rPr>
-                <w:noProof/>
-                <w:webHidden/>
-              </w:rPr>
-              <w:fldChar w:fldCharType="begin"/>
-            </w:r>
-            <w:r>
-              <w:rPr>
-                <w:noProof/>
-                <w:webHidden/>
-              </w:rPr>
-              <w:instrText xml:space="preserve"> PAGEREF _Toc242732586 \h </w:instrText>
-            </w:r>
-            <w:r>
-              <w:rPr>
-                <w:noProof/>
-                <w:webHidden/>
-              </w:rPr>
-            </w:r>
-            <w:r>
-              <w:rPr>
-                <w:noProof/>
-                <w:webHidden/>
-              </w:rPr>
-              <w:fldChar w:fldCharType="separate"/>
-            </w:r>
-            <w:r>
-              <w:rPr>
-                <w:noProof/>
-                <w:webHidden/>
-              </w:rPr>
-              <w:t>6</w:t>
-            </w:r>
-            <w:r>
-              <w:rPr>
-                <w:noProof/>
-                <w:webHidden/>
-              </w:rPr>
-              <w:fldChar w:fldCharType="end"/>
-            </w:r>
-          </w:hyperlink>
-        </w:p>
-        <w:p>
-          <w:pPr>
-            <w:pStyle w:val="TOC2"/>
-            <w:tabs>
-              <w:tab w:val="right" w:leader="dot" w:pos="9016"/>
-            </w:tabs>
-            <w:rPr>
-              <w:rFonts w:eastAsiaTheme="minorEastAsia"/>
-              <w:noProof/>
-              <w:lang w:eastAsia="en-IE"/>
-            </w:rPr>
-          </w:pPr>
-          <w:hyperlink w:anchor="_Toc242732587" w:history="1">
-            <w:r>
-              <w:rPr>
-                <w:rStyle w:val="Hyperlink"/>
-                <w:noProof/>
-              </w:rPr>
-              <w:t>3.2 Objectives</w:t>
-            </w:r>
-            <w:r>
-              <w:rPr>
-                <w:noProof/>
-                <w:webHidden/>
-              </w:rPr>
-              <w:tab/>
-            </w:r>
-            <w:r>
-              <w:rPr>
-                <w:noProof/>
-                <w:webHidden/>
-              </w:rPr>
-              <w:fldChar w:fldCharType="begin"/>
-            </w:r>
-            <w:r>
-              <w:rPr>
-                <w:noProof/>
-                <w:webHidden/>
-              </w:rPr>
-              <w:instrText xml:space="preserve"> PAGEREF _Toc242732587 \h </w:instrText>
-            </w:r>
-            <w:r>
-              <w:rPr>
-                <w:noProof/>
-                <w:webHidden/>
-              </w:rPr>
-            </w:r>
-            <w:r>
-              <w:rPr>
-                <w:noProof/>
-                <w:webHidden/>
-              </w:rPr>
-              <w:fldChar w:fldCharType="separate"/>
-            </w:r>
-            <w:r>
-              <w:rPr>
-                <w:noProof/>
-                <w:webHidden/>
-              </w:rPr>
-              <w:t>6</w:t>
-            </w:r>
-            <w:r>
-              <w:rPr>
-                <w:noProof/>
-                <w:webHidden/>
-              </w:rPr>
-              <w:fldChar w:fldCharType="end"/>
-            </w:r>
-          </w:hyperlink>
-        </w:p>
-        <w:p>
-          <w:pPr>
-            <w:pStyle w:val="TOC2"/>
-            <w:tabs>
-              <w:tab w:val="right" w:leader="dot" w:pos="9016"/>
-            </w:tabs>
-            <w:rPr>
-              <w:rFonts w:eastAsiaTheme="minorEastAsia"/>
-              <w:noProof/>
-              <w:lang w:eastAsia="en-IE"/>
-            </w:rPr>
-          </w:pPr>
-          <w:hyperlink w:anchor="_Toc242732588" w:history="1">
-            <w:r>
-              <w:rPr>
-                <w:rStyle w:val="Hyperlink"/>
-                <w:noProof/>
-              </w:rPr>
-              <w:t>3.3 Business Hypothesis</w:t>
-            </w:r>
-            <w:r>
-              <w:rPr>
-                <w:noProof/>
-                <w:webHidden/>
-              </w:rPr>
-              <w:tab/>
-            </w:r>
-            <w:r>
-              <w:rPr>
-                <w:noProof/>
-                <w:webHidden/>
-              </w:rPr>
-              <w:fldChar w:fldCharType="begin"/>
-            </w:r>
-            <w:r>
-              <w:rPr>
-                <w:noProof/>
-                <w:webHidden/>
-              </w:rPr>
-              <w:instrText xml:space="preserve"> PAGEREF _Toc242732588 \h </w:instrText>
-            </w:r>
-            <w:r>
-              <w:rPr>
-                <w:noProof/>
-                <w:webHidden/>
-              </w:rPr>
-            </w:r>
-            <w:r>
-              <w:rPr>
-                <w:noProof/>
-                <w:webHidden/>
-              </w:rPr>
-              <w:fldChar w:fldCharType="separate"/>
-            </w:r>
-            <w:r>
-              <w:rPr>
-                <w:noProof/>
-                <w:webHidden/>
-              </w:rPr>
-              <w:t>6</w:t>
-            </w:r>
-            <w:r>
-              <w:rPr>
-                <w:noProof/>
-                <w:webHidden/>
-              </w:rPr>
-              <w:fldChar w:fldCharType="end"/>
-            </w:r>
-          </w:hyperlink>
-        </w:p>
-        <w:p>
-          <w:pPr>
-            <w:pStyle w:val="TOC1"/>
-            <w:tabs>
-              <w:tab w:val="right" w:leader="dot" w:pos="9016"/>
-            </w:tabs>
-            <w:rPr>
-              <w:rFonts w:eastAsiaTheme="minorEastAsia"/>
-              <w:noProof/>
-              <w:lang w:eastAsia="en-IE"/>
-            </w:rPr>
-          </w:pPr>
-          <w:hyperlink w:anchor="_Toc242732589" w:history="1">
-            <w:r>
-              <w:rPr>
-                <w:rStyle w:val="Hyperlink"/>
-                <w:noProof/>
-              </w:rPr>
-              <w:t>4. Scope</w:t>
-            </w:r>
-            <w:r>
-              <w:rPr>
-                <w:noProof/>
-                <w:webHidden/>
-              </w:rPr>
-              <w:tab/>
-            </w:r>
-            <w:r>
-              <w:rPr>
-                <w:noProof/>
-                <w:webHidden/>
-              </w:rPr>
-              <w:fldChar w:fldCharType="begin"/>
-            </w:r>
-            <w:r>
-              <w:rPr>
-                <w:noProof/>
-                <w:webHidden/>
-              </w:rPr>
-              <w:instrText xml:space="preserve"> PAGEREF _Toc242732589 \h </w:instrText>
-            </w:r>
-            <w:r>
-              <w:rPr>
-                <w:noProof/>
-                <w:webHidden/>
-              </w:rPr>
-            </w:r>
-            <w:r>
-              <w:rPr>
-                <w:noProof/>
-                <w:webHidden/>
-              </w:rPr>
-              <w:fldChar w:fldCharType="separate"/>
-            </w:r>
-            <w:r>
-              <w:rPr>
-                <w:noProof/>
-                <w:webHidden/>
-              </w:rPr>
-              <w:t>6</w:t>
-            </w:r>
-            <w:r>
-              <w:rPr>
-                <w:noProof/>
-                <w:webHidden/>
-              </w:rPr>
-              <w:fldChar w:fldCharType="end"/>
-            </w:r>
-          </w:hyperlink>
-        </w:p>
-        <w:p>
-          <w:pPr>
-            <w:pStyle w:val="TOC1"/>
-            <w:tabs>
-              <w:tab w:val="right" w:leader="dot" w:pos="9016"/>
-            </w:tabs>
-            <w:rPr>
-              <w:rFonts w:eastAsiaTheme="minorEastAsia"/>
-              <w:noProof/>
-              <w:lang w:eastAsia="en-IE"/>
-            </w:rPr>
-          </w:pPr>
-          <w:hyperlink w:anchor="_Toc242732590" w:history="1">
-            <w:r>
-              <w:rPr>
-                <w:rStyle w:val="Hyperlink"/>
-                <w:b/>
-                <w:bCs/>
-                <w:noProof/>
-              </w:rPr>
-              <w:t>5.Methodology</w:t>
-            </w:r>
-            <w:r>
-              <w:rPr>
-                <w:noProof/>
-                <w:webHidden/>
-              </w:rPr>
-              <w:tab/>
-            </w:r>
-            <w:r>
-              <w:rPr>
-                <w:noProof/>
-                <w:webHidden/>
-              </w:rPr>
-              <w:fldChar w:fldCharType="begin"/>
-            </w:r>
-            <w:r>
-              <w:rPr>
-                <w:noProof/>
-                <w:webHidden/>
-              </w:rPr>
-              <w:instrText xml:space="preserve"> PAGEREF _Toc242732590 \h </w:instrText>
-            </w:r>
-            <w:r>
-              <w:rPr>
-                <w:noProof/>
-                <w:webHidden/>
-              </w:rPr>
-            </w:r>
-            <w:r>
-              <w:rPr>
-                <w:noProof/>
-                <w:webHidden/>
-              </w:rPr>
-              <w:fldChar w:fldCharType="separate"/>
-            </w:r>
-            <w:r>
-              <w:rPr>
-                <w:noProof/>
-                <w:webHidden/>
-              </w:rPr>
-              <w:t>7</w:t>
-            </w:r>
-            <w:r>
-              <w:rPr>
-                <w:noProof/>
-                <w:webHidden/>
-              </w:rPr>
-              <w:fldChar w:fldCharType="end"/>
-            </w:r>
-          </w:hyperlink>
-        </w:p>
-        <w:p>
-          <w:pPr>
-            <w:pStyle w:val="TOC2"/>
-            <w:tabs>
-              <w:tab w:val="right" w:leader="dot" w:pos="9016"/>
-            </w:tabs>
-            <w:rPr>
-              <w:rFonts w:eastAsiaTheme="minorEastAsia"/>
-              <w:noProof/>
-              <w:lang w:eastAsia="en-IE"/>
-            </w:rPr>
-          </w:pPr>
-          <w:hyperlink w:anchor="_Toc242732591" w:history="1">
-            <w:r>
-              <w:rPr>
-                <w:rStyle w:val="Hyperlink"/>
-                <w:noProof/>
-              </w:rPr>
-              <w:t>5.1 Data Preparation and Exploratory Analysis</w:t>
-            </w:r>
-            <w:r>
-              <w:rPr>
-                <w:noProof/>
-                <w:webHidden/>
-              </w:rPr>
-              <w:tab/>
-            </w:r>
-            <w:r>
-              <w:rPr>
-                <w:noProof/>
-                <w:webHidden/>
-              </w:rPr>
-              <w:fldChar w:fldCharType="begin"/>
-            </w:r>
-            <w:r>
-              <w:rPr>
-                <w:noProof/>
-                <w:webHidden/>
-              </w:rPr>
-              <w:instrText xml:space="preserve"> PAGEREF _Toc242732591 \h </w:instrText>
-            </w:r>
-            <w:r>
-              <w:rPr>
-                <w:noProof/>
-                <w:webHidden/>
-              </w:rPr>
-            </w:r>
-            <w:r>
-              <w:rPr>
-                <w:noProof/>
-                <w:webHidden/>
-              </w:rPr>
-              <w:fldChar w:fldCharType="separate"/>
-            </w:r>
-            <w:r>
-              <w:rPr>
-                <w:noProof/>
-                <w:webHidden/>
-              </w:rPr>
-              <w:t>7</w:t>
-            </w:r>
-            <w:r>
-              <w:rPr>
-                <w:noProof/>
-                <w:webHidden/>
-              </w:rPr>
-              <w:fldChar w:fldCharType="end"/>
-            </w:r>
-          </w:hyperlink>
-        </w:p>
-        <w:p>
-          <w:pPr>
-            <w:pStyle w:val="TOC2"/>
-            <w:tabs>
-              <w:tab w:val="right" w:leader="dot" w:pos="9016"/>
-            </w:tabs>
-            <w:rPr>
-              <w:rFonts w:eastAsiaTheme="minorEastAsia"/>
-              <w:noProof/>
-              <w:lang w:eastAsia="en-IE"/>
-            </w:rPr>
-          </w:pPr>
-          <w:hyperlink w:anchor="_Toc242732592" w:history="1">
-            <w:r>
-              <w:rPr>
-                <w:rStyle w:val="Hyperlink"/>
-                <w:noProof/>
-              </w:rPr>
-              <w:t>5.2 Predictive Modelling</w:t>
-            </w:r>
-            <w:r>
-              <w:rPr>
-                <w:noProof/>
-                <w:webHidden/>
-              </w:rPr>
-              <w:tab/>
-            </w:r>
-            <w:r>
-              <w:rPr>
-                <w:noProof/>
-                <w:webHidden/>
-              </w:rPr>
-              <w:fldChar w:fldCharType="begin"/>
-            </w:r>
-            <w:r>
-              <w:rPr>
-                <w:noProof/>
-                <w:webHidden/>
-              </w:rPr>
-              <w:instrText xml:space="preserve"> PAGEREF _Toc242732592 \h </w:instrText>
-            </w:r>
-            <w:r>
-              <w:rPr>
-                <w:noProof/>
-                <w:webHidden/>
-              </w:rPr>
-            </w:r>
-            <w:r>
-              <w:rPr>
-                <w:noProof/>
-                <w:webHidden/>
-              </w:rPr>
-              <w:fldChar w:fldCharType="separate"/>
-            </w:r>
-            <w:r>
-              <w:rPr>
-                <w:noProof/>
-                <w:webHidden/>
-              </w:rPr>
-              <w:t>7</w:t>
-            </w:r>
-            <w:r>
-              <w:rPr>
-                <w:noProof/>
-                <w:webHidden/>
-              </w:rPr>
-              <w:fldChar w:fldCharType="end"/>
-            </w:r>
-          </w:hyperlink>
-        </w:p>
-        <w:p>
-          <w:pPr>
-            <w:pStyle w:val="TOC2"/>
-            <w:tabs>
-              <w:tab w:val="right" w:leader="dot" w:pos="9016"/>
-            </w:tabs>
-            <w:rPr>
-              <w:rFonts w:eastAsiaTheme="minorEastAsia"/>
-              <w:noProof/>
-              <w:lang w:eastAsia="en-IE"/>
-            </w:rPr>
-          </w:pPr>
-          <w:hyperlink w:anchor="_Toc242732593" w:history="1">
-            <w:r>
-              <w:rPr>
-                <w:rStyle w:val="Hyperlink"/>
-                <w:noProof/>
-              </w:rPr>
-              <w:t>5.3 Connection Risk Assessment</w:t>
-            </w:r>
-            <w:r>
-              <w:rPr>
-                <w:noProof/>
-                <w:webHidden/>
-              </w:rPr>
-              <w:tab/>
-            </w:r>
-            <w:r>
-              <w:rPr>
-                <w:noProof/>
-                <w:webHidden/>
-              </w:rPr>
-              <w:fldChar w:fldCharType="begin"/>
-            </w:r>
-            <w:r>
-              <w:rPr>
-                <w:noProof/>
-                <w:webHidden/>
-              </w:rPr>
-              <w:instrText xml:space="preserve"> PAGEREF _Toc242732593 \h </w:instrText>
-            </w:r>
-            <w:r>
-              <w:rPr>
-                <w:noProof/>
-                <w:webHidden/>
-              </w:rPr>
-            </w:r>
-            <w:r>
-              <w:rPr>
-                <w:noProof/>
-                <w:webHidden/>
-              </w:rPr>
-              <w:fldChar w:fldCharType="separate"/>
-            </w:r>
-            <w:r>
-              <w:rPr>
-                <w:noProof/>
-                <w:webHidden/>
-              </w:rPr>
-              <w:t>7</w:t>
-            </w:r>
-            <w:r>
-              <w:rPr>
-                <w:noProof/>
-                <w:webHidden/>
-              </w:rPr>
-              <w:fldChar w:fldCharType="end"/>
-            </w:r>
-          </w:hyperlink>
-        </w:p>
-        <w:p>
-          <w:pPr>
-            <w:pStyle w:val="TOC2"/>
-            <w:tabs>
-              <w:tab w:val="right" w:leader="dot" w:pos="9016"/>
-            </w:tabs>
-            <w:rPr>
-              <w:rFonts w:eastAsiaTheme="minorEastAsia"/>
-              <w:noProof/>
-              <w:lang w:eastAsia="en-IE"/>
-            </w:rPr>
-          </w:pPr>
-          <w:hyperlink w:anchor="_Toc242732594" w:history="1">
-            <w:r>
-              <w:rPr>
-                <w:rStyle w:val="Hyperlink"/>
-                <w:noProof/>
-              </w:rPr>
-              <w:t>5.4 Technologies and Tools</w:t>
-            </w:r>
-            <w:r>
-              <w:rPr>
-                <w:noProof/>
-                <w:webHidden/>
-              </w:rPr>
-              <w:tab/>
-            </w:r>
-            <w:r>
-              <w:rPr>
-                <w:noProof/>
-                <w:webHidden/>
-              </w:rPr>
-              <w:fldChar w:fldCharType="begin"/>
-            </w:r>
-            <w:r>
-              <w:rPr>
-                <w:noProof/>
-                <w:webHidden/>
-              </w:rPr>
-              <w:instrText xml:space="preserve"> PAGEREF _Toc242732594 \h </w:instrText>
-            </w:r>
-            <w:r>
-              <w:rPr>
-                <w:noProof/>
-                <w:webHidden/>
-              </w:rPr>
-            </w:r>
-            <w:r>
-              <w:rPr>
-                <w:noProof/>
-                <w:webHidden/>
-              </w:rPr>
-              <w:fldChar w:fldCharType="separate"/>
-            </w:r>
-            <w:r>
-              <w:rPr>
-                <w:noProof/>
-                <w:webHidden/>
-              </w:rPr>
-              <w:t>8</w:t>
-            </w:r>
-            <w:r>
-              <w:rPr>
-                <w:noProof/>
-                <w:webHidden/>
-              </w:rPr>
-              <w:fldChar w:fldCharType="end"/>
-            </w:r>
-          </w:hyperlink>
-        </w:p>
-        <w:p>
-          <w:pPr>
-            <w:pStyle w:val="TOC1"/>
-            <w:tabs>
-              <w:tab w:val="right" w:leader="dot" w:pos="9016"/>
-            </w:tabs>
-            <w:rPr>
-              <w:rFonts w:eastAsiaTheme="minorEastAsia"/>
-              <w:noProof/>
-              <w:lang w:eastAsia="en-IE"/>
-            </w:rPr>
-          </w:pPr>
-          <w:hyperlink w:anchor="_Toc242732595" w:history="1">
-            <w:r>
-              <w:rPr>
-                <w:rStyle w:val="Hyperlink"/>
-                <w:noProof/>
-              </w:rPr>
-              <w:t>6.</w:t>
-            </w:r>
-            <w:r>
-              <w:rPr>
-                <w:rStyle w:val="Hyperlink"/>
-                <w:b/>
-                <w:bCs/>
-                <w:noProof/>
-              </w:rPr>
-              <w:t xml:space="preserve"> </w:t>
-            </w:r>
-            <w:r>
-              <w:rPr>
-                <w:rStyle w:val="Hyperlink"/>
-                <w:noProof/>
-              </w:rPr>
-              <w:t>High-Level Architecture</w:t>
-            </w:r>
-            <w:r>
-              <w:rPr>
-                <w:noProof/>
-                <w:webHidden/>
-              </w:rPr>
-              <w:tab/>
-            </w:r>
-            <w:r>
-              <w:rPr>
-                <w:noProof/>
-                <w:webHidden/>
-              </w:rPr>
-              <w:fldChar w:fldCharType="begin"/>
-            </w:r>
-            <w:r>
-              <w:rPr>
-                <w:noProof/>
-                <w:webHidden/>
-              </w:rPr>
-              <w:instrText xml:space="preserve"> PAGEREF _Toc242732595 \h </w:instrText>
-            </w:r>
-            <w:r>
-              <w:rPr>
-                <w:noProof/>
-                <w:webHidden/>
-              </w:rPr>
-            </w:r>
-            <w:r>
-              <w:rPr>
-                <w:noProof/>
-                <w:webHidden/>
-              </w:rPr>
-              <w:fldChar w:fldCharType="separate"/>
-            </w:r>
-            <w:r>
-              <w:rPr>
-                <w:noProof/>
-                <w:webHidden/>
-              </w:rPr>
-              <w:t>8</w:t>
-            </w:r>
-            <w:r>
-              <w:rPr>
-                <w:noProof/>
-                <w:webHidden/>
-              </w:rPr>
-              <w:fldChar w:fldCharType="end"/>
-            </w:r>
-          </w:hyperlink>
-        </w:p>
-        <w:p>
-          <w:pPr>
-            <w:pStyle w:val="TOC1"/>
-            <w:tabs>
-              <w:tab w:val="right" w:leader="dot" w:pos="9016"/>
-            </w:tabs>
-            <w:rPr>
-              <w:rFonts w:eastAsiaTheme="minorEastAsia"/>
-              <w:noProof/>
-              <w:lang w:eastAsia="en-IE"/>
-            </w:rPr>
-          </w:pPr>
-          <w:hyperlink w:anchor="_Toc242732596" w:history="1">
-            <w:r>
-              <w:rPr>
-                <w:rStyle w:val="Hyperlink"/>
-                <w:noProof/>
-              </w:rPr>
-              <w:t>7. Data Sources</w:t>
-            </w:r>
-            <w:r>
-              <w:rPr>
-                <w:noProof/>
-                <w:webHidden/>
-              </w:rPr>
-              <w:tab/>
-            </w:r>
-            <w:r>
-              <w:rPr>
-                <w:noProof/>
-                <w:webHidden/>
-              </w:rPr>
-              <w:fldChar w:fldCharType="begin"/>
-            </w:r>
-            <w:r>
-              <w:rPr>
-                <w:noProof/>
-                <w:webHidden/>
-              </w:rPr>
-              <w:instrText xml:space="preserve"> PAGEREF _Toc242732596 \h </w:instrText>
-            </w:r>
-            <w:r>
-              <w:rPr>
-                <w:noProof/>
-                <w:webHidden/>
-              </w:rPr>
-            </w:r>
-            <w:r>
-              <w:rPr>
-                <w:noProof/>
-                <w:webHidden/>
-              </w:rPr>
-              <w:fldChar w:fldCharType="separate"/>
-            </w:r>
-            <w:r>
-              <w:rPr>
-                <w:noProof/>
-                <w:webHidden/>
-              </w:rPr>
-              <w:t>8</w:t>
             </w:r>
             <w:r>
               <w:rPr>
@@ -2355,13 +1548,15 @@
               <w:lang w:eastAsia="en-IE"/>
             </w:rPr>
           </w:pPr>
-          <w:hyperlink w:anchor="_Toc242732597" w:history="1">
+          <w:hyperlink w:anchor="_Toc242948922" w:history="1">
             <w:r>
               <w:rPr>
                 <w:rStyle w:val="Hyperlink"/>
-                <w:noProof/>
-              </w:rPr>
-              <w:t>8.</w:t>
+                <w:b/>
+                <w:bCs/>
+                <w:noProof/>
+              </w:rPr>
+              <w:t>3.</w:t>
             </w:r>
             <w:r>
               <w:rPr>
@@ -2374,9 +1569,11 @@
             <w:r>
               <w:rPr>
                 <w:rStyle w:val="Hyperlink"/>
-                <w:noProof/>
-              </w:rPr>
-              <w:t>Expected Deliverables</w:t>
+                <w:b/>
+                <w:bCs/>
+                <w:noProof/>
+              </w:rPr>
+              <w:t>Aim and Objectives</w:t>
             </w:r>
             <w:r>
               <w:rPr>
@@ -2397,7 +1594,7 @@
                 <w:noProof/>
                 <w:webHidden/>
               </w:rPr>
-              <w:instrText xml:space="preserve"> PAGEREF _Toc242732597 \h </w:instrText>
+              <w:instrText xml:space="preserve"> PAGEREF _Toc242948922 \h </w:instrText>
             </w:r>
             <w:r>
               <w:rPr>
@@ -2417,7 +1614,639 @@
                 <w:noProof/>
                 <w:webHidden/>
               </w:rPr>
-              <w:t>9</w:t>
+              <w:t>6</w:t>
+            </w:r>
+            <w:r>
+              <w:rPr>
+                <w:noProof/>
+                <w:webHidden/>
+              </w:rPr>
+              <w:fldChar w:fldCharType="end"/>
+            </w:r>
+          </w:hyperlink>
+        </w:p>
+        <w:p>
+          <w:pPr>
+            <w:pStyle w:val="TOC2"/>
+            <w:tabs>
+              <w:tab w:val="right" w:leader="dot" w:pos="9016"/>
+            </w:tabs>
+            <w:rPr>
+              <w:rFonts w:eastAsiaTheme="minorEastAsia"/>
+              <w:noProof/>
+              <w:lang w:eastAsia="en-IE"/>
+            </w:rPr>
+          </w:pPr>
+          <w:hyperlink w:anchor="_Toc242948923" w:history="1">
+            <w:r>
+              <w:rPr>
+                <w:rStyle w:val="Hyperlink"/>
+                <w:noProof/>
+              </w:rPr>
+              <w:t>3.1 Aim</w:t>
+            </w:r>
+            <w:r>
+              <w:rPr>
+                <w:noProof/>
+                <w:webHidden/>
+              </w:rPr>
+              <w:tab/>
+            </w:r>
+            <w:r>
+              <w:rPr>
+                <w:noProof/>
+                <w:webHidden/>
+              </w:rPr>
+              <w:fldChar w:fldCharType="begin"/>
+            </w:r>
+            <w:r>
+              <w:rPr>
+                <w:noProof/>
+                <w:webHidden/>
+              </w:rPr>
+              <w:instrText xml:space="preserve"> PAGEREF _Toc242948923 \h </w:instrText>
+            </w:r>
+            <w:r>
+              <w:rPr>
+                <w:noProof/>
+                <w:webHidden/>
+              </w:rPr>
+            </w:r>
+            <w:r>
+              <w:rPr>
+                <w:noProof/>
+                <w:webHidden/>
+              </w:rPr>
+              <w:fldChar w:fldCharType="separate"/>
+            </w:r>
+            <w:r>
+              <w:rPr>
+                <w:noProof/>
+                <w:webHidden/>
+              </w:rPr>
+              <w:t>6</w:t>
+            </w:r>
+            <w:r>
+              <w:rPr>
+                <w:noProof/>
+                <w:webHidden/>
+              </w:rPr>
+              <w:fldChar w:fldCharType="end"/>
+            </w:r>
+          </w:hyperlink>
+        </w:p>
+        <w:p>
+          <w:pPr>
+            <w:pStyle w:val="TOC2"/>
+            <w:tabs>
+              <w:tab w:val="right" w:leader="dot" w:pos="9016"/>
+            </w:tabs>
+            <w:rPr>
+              <w:rFonts w:eastAsiaTheme="minorEastAsia"/>
+              <w:noProof/>
+              <w:lang w:eastAsia="en-IE"/>
+            </w:rPr>
+          </w:pPr>
+          <w:hyperlink w:anchor="_Toc242948924" w:history="1">
+            <w:r>
+              <w:rPr>
+                <w:rStyle w:val="Hyperlink"/>
+                <w:noProof/>
+              </w:rPr>
+              <w:t>3.2 Objectives</w:t>
+            </w:r>
+            <w:r>
+              <w:rPr>
+                <w:noProof/>
+                <w:webHidden/>
+              </w:rPr>
+              <w:tab/>
+            </w:r>
+            <w:r>
+              <w:rPr>
+                <w:noProof/>
+                <w:webHidden/>
+              </w:rPr>
+              <w:fldChar w:fldCharType="begin"/>
+            </w:r>
+            <w:r>
+              <w:rPr>
+                <w:noProof/>
+                <w:webHidden/>
+              </w:rPr>
+              <w:instrText xml:space="preserve"> PAGEREF _Toc242948924 \h </w:instrText>
+            </w:r>
+            <w:r>
+              <w:rPr>
+                <w:noProof/>
+                <w:webHidden/>
+              </w:rPr>
+            </w:r>
+            <w:r>
+              <w:rPr>
+                <w:noProof/>
+                <w:webHidden/>
+              </w:rPr>
+              <w:fldChar w:fldCharType="separate"/>
+            </w:r>
+            <w:r>
+              <w:rPr>
+                <w:noProof/>
+                <w:webHidden/>
+              </w:rPr>
+              <w:t>6</w:t>
+            </w:r>
+            <w:r>
+              <w:rPr>
+                <w:noProof/>
+                <w:webHidden/>
+              </w:rPr>
+              <w:fldChar w:fldCharType="end"/>
+            </w:r>
+          </w:hyperlink>
+        </w:p>
+        <w:p>
+          <w:pPr>
+            <w:pStyle w:val="TOC2"/>
+            <w:tabs>
+              <w:tab w:val="right" w:leader="dot" w:pos="9016"/>
+            </w:tabs>
+            <w:rPr>
+              <w:rFonts w:eastAsiaTheme="minorEastAsia"/>
+              <w:noProof/>
+              <w:lang w:eastAsia="en-IE"/>
+            </w:rPr>
+          </w:pPr>
+          <w:hyperlink w:anchor="_Toc242948925" w:history="1">
+            <w:r>
+              <w:rPr>
+                <w:rStyle w:val="Hyperlink"/>
+                <w:noProof/>
+              </w:rPr>
+              <w:t>3.3 Business Hypothesis</w:t>
+            </w:r>
+            <w:r>
+              <w:rPr>
+                <w:noProof/>
+                <w:webHidden/>
+              </w:rPr>
+              <w:tab/>
+            </w:r>
+            <w:r>
+              <w:rPr>
+                <w:noProof/>
+                <w:webHidden/>
+              </w:rPr>
+              <w:fldChar w:fldCharType="begin"/>
+            </w:r>
+            <w:r>
+              <w:rPr>
+                <w:noProof/>
+                <w:webHidden/>
+              </w:rPr>
+              <w:instrText xml:space="preserve"> PAGEREF _Toc242948925 \h </w:instrText>
+            </w:r>
+            <w:r>
+              <w:rPr>
+                <w:noProof/>
+                <w:webHidden/>
+              </w:rPr>
+            </w:r>
+            <w:r>
+              <w:rPr>
+                <w:noProof/>
+                <w:webHidden/>
+              </w:rPr>
+              <w:fldChar w:fldCharType="separate"/>
+            </w:r>
+            <w:r>
+              <w:rPr>
+                <w:noProof/>
+                <w:webHidden/>
+              </w:rPr>
+              <w:t>6</w:t>
+            </w:r>
+            <w:r>
+              <w:rPr>
+                <w:noProof/>
+                <w:webHidden/>
+              </w:rPr>
+              <w:fldChar w:fldCharType="end"/>
+            </w:r>
+          </w:hyperlink>
+        </w:p>
+        <w:p>
+          <w:pPr>
+            <w:pStyle w:val="TOC1"/>
+            <w:tabs>
+              <w:tab w:val="right" w:leader="dot" w:pos="9016"/>
+            </w:tabs>
+            <w:rPr>
+              <w:rFonts w:eastAsiaTheme="minorEastAsia"/>
+              <w:noProof/>
+              <w:lang w:eastAsia="en-IE"/>
+            </w:rPr>
+          </w:pPr>
+          <w:hyperlink w:anchor="_Toc242948926" w:history="1">
+            <w:r>
+              <w:rPr>
+                <w:rStyle w:val="Hyperlink"/>
+                <w:noProof/>
+              </w:rPr>
+              <w:t>4. Scope</w:t>
+            </w:r>
+            <w:r>
+              <w:rPr>
+                <w:noProof/>
+                <w:webHidden/>
+              </w:rPr>
+              <w:tab/>
+            </w:r>
+            <w:r>
+              <w:rPr>
+                <w:noProof/>
+                <w:webHidden/>
+              </w:rPr>
+              <w:fldChar w:fldCharType="begin"/>
+            </w:r>
+            <w:r>
+              <w:rPr>
+                <w:noProof/>
+                <w:webHidden/>
+              </w:rPr>
+              <w:instrText xml:space="preserve"> PAGEREF _Toc242948926 \h </w:instrText>
+            </w:r>
+            <w:r>
+              <w:rPr>
+                <w:noProof/>
+                <w:webHidden/>
+              </w:rPr>
+            </w:r>
+            <w:r>
+              <w:rPr>
+                <w:noProof/>
+                <w:webHidden/>
+              </w:rPr>
+              <w:fldChar w:fldCharType="separate"/>
+            </w:r>
+            <w:r>
+              <w:rPr>
+                <w:noProof/>
+                <w:webHidden/>
+              </w:rPr>
+              <w:t>6</w:t>
+            </w:r>
+            <w:r>
+              <w:rPr>
+                <w:noProof/>
+                <w:webHidden/>
+              </w:rPr>
+              <w:fldChar w:fldCharType="end"/>
+            </w:r>
+          </w:hyperlink>
+        </w:p>
+        <w:p>
+          <w:pPr>
+            <w:pStyle w:val="TOC1"/>
+            <w:tabs>
+              <w:tab w:val="right" w:leader="dot" w:pos="9016"/>
+            </w:tabs>
+            <w:rPr>
+              <w:rFonts w:eastAsiaTheme="minorEastAsia"/>
+              <w:noProof/>
+              <w:lang w:eastAsia="en-IE"/>
+            </w:rPr>
+          </w:pPr>
+          <w:hyperlink w:anchor="_Toc242948927" w:history="1">
+            <w:r>
+              <w:rPr>
+                <w:rStyle w:val="Hyperlink"/>
+                <w:b/>
+                <w:bCs/>
+                <w:noProof/>
+              </w:rPr>
+              <w:t>5.Methodology</w:t>
+            </w:r>
+            <w:r>
+              <w:rPr>
+                <w:noProof/>
+                <w:webHidden/>
+              </w:rPr>
+              <w:tab/>
+            </w:r>
+            <w:r>
+              <w:rPr>
+                <w:noProof/>
+                <w:webHidden/>
+              </w:rPr>
+              <w:fldChar w:fldCharType="begin"/>
+            </w:r>
+            <w:r>
+              <w:rPr>
+                <w:noProof/>
+                <w:webHidden/>
+              </w:rPr>
+              <w:instrText xml:space="preserve"> PAGEREF _Toc242948927 \h </w:instrText>
+            </w:r>
+            <w:r>
+              <w:rPr>
+                <w:noProof/>
+                <w:webHidden/>
+              </w:rPr>
+            </w:r>
+            <w:r>
+              <w:rPr>
+                <w:noProof/>
+                <w:webHidden/>
+              </w:rPr>
+              <w:fldChar w:fldCharType="separate"/>
+            </w:r>
+            <w:r>
+              <w:rPr>
+                <w:noProof/>
+                <w:webHidden/>
+              </w:rPr>
+              <w:t>7</w:t>
+            </w:r>
+            <w:r>
+              <w:rPr>
+                <w:noProof/>
+                <w:webHidden/>
+              </w:rPr>
+              <w:fldChar w:fldCharType="end"/>
+            </w:r>
+          </w:hyperlink>
+        </w:p>
+        <w:p>
+          <w:pPr>
+            <w:pStyle w:val="TOC2"/>
+            <w:tabs>
+              <w:tab w:val="right" w:leader="dot" w:pos="9016"/>
+            </w:tabs>
+            <w:rPr>
+              <w:rFonts w:eastAsiaTheme="minorEastAsia"/>
+              <w:noProof/>
+              <w:lang w:eastAsia="en-IE"/>
+            </w:rPr>
+          </w:pPr>
+          <w:hyperlink w:anchor="_Toc242948928" w:history="1">
+            <w:r>
+              <w:rPr>
+                <w:rStyle w:val="Hyperlink"/>
+                <w:noProof/>
+              </w:rPr>
+              <w:t>5.1 Data Preparation and Exploratory Analysis</w:t>
+            </w:r>
+            <w:r>
+              <w:rPr>
+                <w:noProof/>
+                <w:webHidden/>
+              </w:rPr>
+              <w:tab/>
+            </w:r>
+            <w:r>
+              <w:rPr>
+                <w:noProof/>
+                <w:webHidden/>
+              </w:rPr>
+              <w:fldChar w:fldCharType="begin"/>
+            </w:r>
+            <w:r>
+              <w:rPr>
+                <w:noProof/>
+                <w:webHidden/>
+              </w:rPr>
+              <w:instrText xml:space="preserve"> PAGEREF _Toc242948928 \h </w:instrText>
+            </w:r>
+            <w:r>
+              <w:rPr>
+                <w:noProof/>
+                <w:webHidden/>
+              </w:rPr>
+            </w:r>
+            <w:r>
+              <w:rPr>
+                <w:noProof/>
+                <w:webHidden/>
+              </w:rPr>
+              <w:fldChar w:fldCharType="separate"/>
+            </w:r>
+            <w:r>
+              <w:rPr>
+                <w:noProof/>
+                <w:webHidden/>
+              </w:rPr>
+              <w:t>7</w:t>
+            </w:r>
+            <w:r>
+              <w:rPr>
+                <w:noProof/>
+                <w:webHidden/>
+              </w:rPr>
+              <w:fldChar w:fldCharType="end"/>
+            </w:r>
+          </w:hyperlink>
+        </w:p>
+        <w:p>
+          <w:pPr>
+            <w:pStyle w:val="TOC2"/>
+            <w:tabs>
+              <w:tab w:val="right" w:leader="dot" w:pos="9016"/>
+            </w:tabs>
+            <w:rPr>
+              <w:rFonts w:eastAsiaTheme="minorEastAsia"/>
+              <w:noProof/>
+              <w:lang w:eastAsia="en-IE"/>
+            </w:rPr>
+          </w:pPr>
+          <w:hyperlink w:anchor="_Toc242948929" w:history="1">
+            <w:r>
+              <w:rPr>
+                <w:rStyle w:val="Hyperlink"/>
+                <w:noProof/>
+              </w:rPr>
+              <w:t>5.2 Predictive Modelling</w:t>
+            </w:r>
+            <w:r>
+              <w:rPr>
+                <w:noProof/>
+                <w:webHidden/>
+              </w:rPr>
+              <w:tab/>
+            </w:r>
+            <w:r>
+              <w:rPr>
+                <w:noProof/>
+                <w:webHidden/>
+              </w:rPr>
+              <w:fldChar w:fldCharType="begin"/>
+            </w:r>
+            <w:r>
+              <w:rPr>
+                <w:noProof/>
+                <w:webHidden/>
+              </w:rPr>
+              <w:instrText xml:space="preserve"> PAGEREF _Toc242948929 \h </w:instrText>
+            </w:r>
+            <w:r>
+              <w:rPr>
+                <w:noProof/>
+                <w:webHidden/>
+              </w:rPr>
+            </w:r>
+            <w:r>
+              <w:rPr>
+                <w:noProof/>
+                <w:webHidden/>
+              </w:rPr>
+              <w:fldChar w:fldCharType="separate"/>
+            </w:r>
+            <w:r>
+              <w:rPr>
+                <w:noProof/>
+                <w:webHidden/>
+              </w:rPr>
+              <w:t>7</w:t>
+            </w:r>
+            <w:r>
+              <w:rPr>
+                <w:noProof/>
+                <w:webHidden/>
+              </w:rPr>
+              <w:fldChar w:fldCharType="end"/>
+            </w:r>
+          </w:hyperlink>
+        </w:p>
+        <w:p>
+          <w:pPr>
+            <w:pStyle w:val="TOC2"/>
+            <w:tabs>
+              <w:tab w:val="right" w:leader="dot" w:pos="9016"/>
+            </w:tabs>
+            <w:rPr>
+              <w:rFonts w:eastAsiaTheme="minorEastAsia"/>
+              <w:noProof/>
+              <w:lang w:eastAsia="en-IE"/>
+            </w:rPr>
+          </w:pPr>
+          <w:hyperlink w:anchor="_Toc242948930" w:history="1">
+            <w:r>
+              <w:rPr>
+                <w:rStyle w:val="Hyperlink"/>
+                <w:noProof/>
+              </w:rPr>
+              <w:t>5.3 Connection Risk Assessment</w:t>
+            </w:r>
+            <w:r>
+              <w:rPr>
+                <w:noProof/>
+                <w:webHidden/>
+              </w:rPr>
+              <w:tab/>
+            </w:r>
+            <w:r>
+              <w:rPr>
+                <w:noProof/>
+                <w:webHidden/>
+              </w:rPr>
+              <w:fldChar w:fldCharType="begin"/>
+            </w:r>
+            <w:r>
+              <w:rPr>
+                <w:noProof/>
+                <w:webHidden/>
+              </w:rPr>
+              <w:instrText xml:space="preserve"> PAGEREF _Toc242948930 \h </w:instrText>
+            </w:r>
+            <w:r>
+              <w:rPr>
+                <w:noProof/>
+                <w:webHidden/>
+              </w:rPr>
+            </w:r>
+            <w:r>
+              <w:rPr>
+                <w:noProof/>
+                <w:webHidden/>
+              </w:rPr>
+              <w:fldChar w:fldCharType="separate"/>
+            </w:r>
+            <w:r>
+              <w:rPr>
+                <w:noProof/>
+                <w:webHidden/>
+              </w:rPr>
+              <w:t>7</w:t>
+            </w:r>
+            <w:r>
+              <w:rPr>
+                <w:noProof/>
+                <w:webHidden/>
+              </w:rPr>
+              <w:fldChar w:fldCharType="end"/>
+            </w:r>
+          </w:hyperlink>
+        </w:p>
+        <w:p>
+          <w:pPr>
+            <w:pStyle w:val="TOC2"/>
+            <w:tabs>
+              <w:tab w:val="right" w:leader="dot" w:pos="9016"/>
+            </w:tabs>
+            <w:rPr>
+              <w:rFonts w:eastAsiaTheme="minorEastAsia"/>
+              <w:noProof/>
+              <w:lang w:eastAsia="en-IE"/>
+            </w:rPr>
+          </w:pPr>
+          <w:hyperlink w:anchor="_Toc242948931" w:history="1">
+            <w:r>
+              <w:rPr>
+                <w:rStyle w:val="Hyperlink"/>
+                <w:noProof/>
+              </w:rPr>
+              <w:t>5.4 Technologies and Tools</w:t>
+            </w:r>
+            <w:r>
+              <w:rPr>
+                <w:noProof/>
+                <w:webHidden/>
+              </w:rPr>
+              <w:tab/>
+            </w:r>
+            <w:r>
+              <w:rPr>
+                <w:noProof/>
+                <w:webHidden/>
+              </w:rPr>
+              <w:fldChar w:fldCharType="begin"/>
+            </w:r>
+            <w:r>
+              <w:rPr>
+                <w:noProof/>
+                <w:webHidden/>
+              </w:rPr>
+              <w:instrText xml:space="preserve"> PAGEREF _Toc242948931 \h </w:instrText>
+            </w:r>
+            <w:r>
+              <w:rPr>
+                <w:noProof/>
+                <w:webHidden/>
+              </w:rPr>
+            </w:r>
+            <w:r>
+              <w:rPr>
+                <w:noProof/>
+                <w:webHidden/>
+              </w:rPr>
+              <w:fldChar w:fldCharType="separate"/>
+            </w:r>
+            <w:r>
+              <w:rPr>
+                <w:noProof/>
+                <w:webHidden/>
+              </w:rPr>
+              <w:t>8</w:t>
             </w:r>
             <w:r>
               <w:rPr>
@@ -2441,12 +2270,270 @@
               <w:lang w:eastAsia="en-IE"/>
             </w:rPr>
           </w:pPr>
-          <w:hyperlink w:anchor="_Toc242732598" w:history="1">
+          <w:hyperlink w:anchor="_Toc242948932" w:history="1">
             <w:r>
               <w:rPr>
                 <w:rStyle w:val="Hyperlink"/>
                 <w:noProof/>
               </w:rPr>
+              <w:t>6.</w:t>
+            </w:r>
+            <w:r>
+              <w:rPr>
+                <w:rFonts w:eastAsiaTheme="minorEastAsia"/>
+                <w:noProof/>
+                <w:lang w:eastAsia="en-IE"/>
+              </w:rPr>
+              <w:tab/>
+            </w:r>
+            <w:r>
+              <w:rPr>
+                <w:rStyle w:val="Hyperlink"/>
+                <w:noProof/>
+              </w:rPr>
+              <w:t>High-Level Architecture</w:t>
+            </w:r>
+            <w:r>
+              <w:rPr>
+                <w:noProof/>
+                <w:webHidden/>
+              </w:rPr>
+              <w:tab/>
+            </w:r>
+            <w:r>
+              <w:rPr>
+                <w:noProof/>
+                <w:webHidden/>
+              </w:rPr>
+              <w:fldChar w:fldCharType="begin"/>
+            </w:r>
+            <w:r>
+              <w:rPr>
+                <w:noProof/>
+                <w:webHidden/>
+              </w:rPr>
+              <w:instrText xml:space="preserve"> PAGEREF _Toc242948932 \h </w:instrText>
+            </w:r>
+            <w:r>
+              <w:rPr>
+                <w:noProof/>
+                <w:webHidden/>
+              </w:rPr>
+            </w:r>
+            <w:r>
+              <w:rPr>
+                <w:noProof/>
+                <w:webHidden/>
+              </w:rPr>
+              <w:fldChar w:fldCharType="separate"/>
+            </w:r>
+            <w:r>
+              <w:rPr>
+                <w:noProof/>
+                <w:webHidden/>
+              </w:rPr>
+              <w:t>8</w:t>
+            </w:r>
+            <w:r>
+              <w:rPr>
+                <w:noProof/>
+                <w:webHidden/>
+              </w:rPr>
+              <w:fldChar w:fldCharType="end"/>
+            </w:r>
+          </w:hyperlink>
+        </w:p>
+        <w:p>
+          <w:pPr>
+            <w:pStyle w:val="TOC1"/>
+            <w:tabs>
+              <w:tab w:val="left" w:pos="480"/>
+              <w:tab w:val="right" w:leader="dot" w:pos="9016"/>
+            </w:tabs>
+            <w:rPr>
+              <w:rFonts w:eastAsiaTheme="minorEastAsia"/>
+              <w:noProof/>
+              <w:lang w:eastAsia="en-IE"/>
+            </w:rPr>
+          </w:pPr>
+          <w:hyperlink w:anchor="_Toc242948933" w:history="1">
+            <w:r>
+              <w:rPr>
+                <w:rStyle w:val="Hyperlink"/>
+                <w:noProof/>
+              </w:rPr>
+              <w:t>7.</w:t>
+            </w:r>
+            <w:r>
+              <w:rPr>
+                <w:rFonts w:eastAsiaTheme="minorEastAsia"/>
+                <w:noProof/>
+                <w:lang w:eastAsia="en-IE"/>
+              </w:rPr>
+              <w:tab/>
+            </w:r>
+            <w:r>
+              <w:rPr>
+                <w:rStyle w:val="Hyperlink"/>
+                <w:noProof/>
+              </w:rPr>
+              <w:t>Data Sources</w:t>
+            </w:r>
+            <w:r>
+              <w:rPr>
+                <w:noProof/>
+                <w:webHidden/>
+              </w:rPr>
+              <w:tab/>
+            </w:r>
+            <w:r>
+              <w:rPr>
+                <w:noProof/>
+                <w:webHidden/>
+              </w:rPr>
+              <w:fldChar w:fldCharType="begin"/>
+            </w:r>
+            <w:r>
+              <w:rPr>
+                <w:noProof/>
+                <w:webHidden/>
+              </w:rPr>
+              <w:instrText xml:space="preserve"> PAGEREF _Toc242948933 \h </w:instrText>
+            </w:r>
+            <w:r>
+              <w:rPr>
+                <w:noProof/>
+                <w:webHidden/>
+              </w:rPr>
+            </w:r>
+            <w:r>
+              <w:rPr>
+                <w:noProof/>
+                <w:webHidden/>
+              </w:rPr>
+              <w:fldChar w:fldCharType="separate"/>
+            </w:r>
+            <w:r>
+              <w:rPr>
+                <w:noProof/>
+                <w:webHidden/>
+              </w:rPr>
+              <w:t>9</w:t>
+            </w:r>
+            <w:r>
+              <w:rPr>
+                <w:noProof/>
+                <w:webHidden/>
+              </w:rPr>
+              <w:fldChar w:fldCharType="end"/>
+            </w:r>
+          </w:hyperlink>
+        </w:p>
+        <w:p>
+          <w:pPr>
+            <w:pStyle w:val="TOC1"/>
+            <w:tabs>
+              <w:tab w:val="left" w:pos="480"/>
+              <w:tab w:val="right" w:leader="dot" w:pos="9016"/>
+            </w:tabs>
+            <w:rPr>
+              <w:rFonts w:eastAsiaTheme="minorEastAsia"/>
+              <w:noProof/>
+              <w:lang w:eastAsia="en-IE"/>
+            </w:rPr>
+          </w:pPr>
+          <w:hyperlink w:anchor="_Toc242948934" w:history="1">
+            <w:r>
+              <w:rPr>
+                <w:rStyle w:val="Hyperlink"/>
+                <w:noProof/>
+              </w:rPr>
+              <w:t>8.</w:t>
+            </w:r>
+            <w:r>
+              <w:rPr>
+                <w:rFonts w:eastAsiaTheme="minorEastAsia"/>
+                <w:noProof/>
+                <w:lang w:eastAsia="en-IE"/>
+              </w:rPr>
+              <w:tab/>
+            </w:r>
+            <w:r>
+              <w:rPr>
+                <w:rStyle w:val="Hyperlink"/>
+                <w:noProof/>
+              </w:rPr>
+              <w:t>Expected Deliverables</w:t>
+            </w:r>
+            <w:r>
+              <w:rPr>
+                <w:noProof/>
+                <w:webHidden/>
+              </w:rPr>
+              <w:tab/>
+            </w:r>
+            <w:r>
+              <w:rPr>
+                <w:noProof/>
+                <w:webHidden/>
+              </w:rPr>
+              <w:fldChar w:fldCharType="begin"/>
+            </w:r>
+            <w:r>
+              <w:rPr>
+                <w:noProof/>
+                <w:webHidden/>
+              </w:rPr>
+              <w:instrText xml:space="preserve"> PAGEREF _Toc242948934 \h </w:instrText>
+            </w:r>
+            <w:r>
+              <w:rPr>
+                <w:noProof/>
+                <w:webHidden/>
+              </w:rPr>
+            </w:r>
+            <w:r>
+              <w:rPr>
+                <w:noProof/>
+                <w:webHidden/>
+              </w:rPr>
+              <w:fldChar w:fldCharType="separate"/>
+            </w:r>
+            <w:r>
+              <w:rPr>
+                <w:noProof/>
+                <w:webHidden/>
+              </w:rPr>
+              <w:t>9</w:t>
+            </w:r>
+            <w:r>
+              <w:rPr>
+                <w:noProof/>
+                <w:webHidden/>
+              </w:rPr>
+              <w:fldChar w:fldCharType="end"/>
+            </w:r>
+          </w:hyperlink>
+        </w:p>
+        <w:p>
+          <w:pPr>
+            <w:pStyle w:val="TOC1"/>
+            <w:tabs>
+              <w:tab w:val="left" w:pos="480"/>
+              <w:tab w:val="right" w:leader="dot" w:pos="9016"/>
+            </w:tabs>
+            <w:rPr>
+              <w:rFonts w:eastAsiaTheme="minorEastAsia"/>
+              <w:noProof/>
+              <w:lang w:eastAsia="en-IE"/>
+            </w:rPr>
+          </w:pPr>
+          <w:hyperlink w:anchor="_Toc242948935" w:history="1">
+            <w:r>
+              <w:rPr>
+                <w:rStyle w:val="Hyperlink"/>
+                <w:noProof/>
+              </w:rPr>
               <w:t>9.</w:t>
             </w:r>
             <w:r>
@@ -2483,7 +2570,7 @@
                 <w:noProof/>
                 <w:webHidden/>
               </w:rPr>
-              <w:instrText xml:space="preserve"> PAGEREF _Toc242732598 \h </w:instrText>
+              <w:instrText xml:space="preserve"> PAGEREF _Toc242948935 \h </w:instrText>
             </w:r>
             <w:r>
               <w:rPr>
@@ -2526,7 +2613,7 @@
               <w:lang w:eastAsia="en-IE"/>
             </w:rPr>
           </w:pPr>
-          <w:hyperlink w:anchor="_Toc242732599" w:history="1">
+          <w:hyperlink w:anchor="_Toc242948936" w:history="1">
             <w:r>
               <w:rPr>
                 <w:rStyle w:val="Hyperlink"/>
@@ -2569,7 +2656,7 @@
                 <w:noProof/>
                 <w:webHidden/>
               </w:rPr>
-              <w:instrText xml:space="preserve"> PAGEREF _Toc242732599 \h </w:instrText>
+              <w:instrText xml:space="preserve"> PAGEREF _Toc242948936 \h </w:instrText>
             </w:r>
             <w:r>
               <w:rPr>
@@ -2589,7 +2676,7 @@
                 <w:noProof/>
                 <w:webHidden/>
               </w:rPr>
-              <w:t>10</w:t>
+              <w:t>11</w:t>
             </w:r>
             <w:r>
               <w:rPr>
@@ -2612,7 +2699,7 @@
               <w:lang w:eastAsia="en-IE"/>
             </w:rPr>
           </w:pPr>
-          <w:hyperlink w:anchor="_Toc242732600" w:history="1">
+          <w:hyperlink w:anchor="_Toc242948937" w:history="1">
             <w:r>
               <w:rPr>
                 <w:rStyle w:val="Hyperlink"/>
@@ -2639,7 +2726,7 @@
                 <w:noProof/>
                 <w:webHidden/>
               </w:rPr>
-              <w:instrText xml:space="preserve"> PAGEREF _Toc242732600 \h </w:instrText>
+              <w:instrText xml:space="preserve"> PAGEREF _Toc242948937 \h </w:instrText>
             </w:r>
             <w:r>
               <w:rPr>
@@ -2659,7 +2746,7 @@
                 <w:noProof/>
                 <w:webHidden/>
               </w:rPr>
-              <w:t>10</w:t>
+              <w:t>11</w:t>
             </w:r>
             <w:r>
               <w:rPr>
@@ -2682,7 +2769,7 @@
               <w:lang w:eastAsia="en-IE"/>
             </w:rPr>
           </w:pPr>
-          <w:hyperlink w:anchor="_Toc242732601" w:history="1">
+          <w:hyperlink w:anchor="_Toc242948938" w:history="1">
             <w:r>
               <w:rPr>
                 <w:rStyle w:val="Hyperlink"/>
@@ -2709,7 +2796,7 @@
                 <w:noProof/>
                 <w:webHidden/>
               </w:rPr>
-              <w:instrText xml:space="preserve"> PAGEREF _Toc242732601 \h </w:instrText>
+              <w:instrText xml:space="preserve"> PAGEREF _Toc242948938 \h </w:instrText>
             </w:r>
             <w:r>
               <w:rPr>
@@ -2729,7 +2816,7 @@
                 <w:noProof/>
                 <w:webHidden/>
               </w:rPr>
-              <w:t>11</w:t>
+              <w:t>12</w:t>
             </w:r>
             <w:r>
               <w:rPr>
@@ -2790,17 +2877,20 @@
     <w:p>
       <w:pPr>
         <w:rPr>
-          <w:color w:val="3A3A3A"/>
+          <w:rFonts w:asciiTheme="majorHAnsi" w:eastAsiaTheme="majorEastAsia" w:hAnsiTheme="majorHAnsi" w:cstheme="majorBidi"/>
+          <w:color w:val="0F4761" w:themeColor="accent1" w:themeShade="BF"/>
           <w:sz w:val="40"/>
           <w:szCs w:val="40"/>
         </w:rPr>
       </w:pPr>
       <w:r>
         <w:rPr>
-          <w:color w:val="3A3A3A"/>
+          <w:rFonts w:asciiTheme="majorHAnsi" w:eastAsiaTheme="majorEastAsia" w:hAnsiTheme="majorHAnsi" w:cstheme="majorBidi"/>
+          <w:color w:val="0F4761" w:themeColor="accent1" w:themeShade="BF"/>
           <w:sz w:val="40"/>
           <w:szCs w:val="40"/>
         </w:rPr>
+        <w:lastRenderedPageBreak/>
         <w:t>Abstract</w:t>
       </w:r>
     </w:p>
@@ -2853,7 +2943,7 @@
         <w:spacing w:after="0"/>
       </w:pPr>
       <w:bookmarkStart w:id="5" w:name="_Toc242717966"/>
-      <w:bookmarkStart w:id="6" w:name="_Toc242732583"/>
+      <w:bookmarkStart w:id="6" w:name="_Toc242948920"/>
       <w:r>
         <w:lastRenderedPageBreak/>
         <w:t>Introduction</w:t>
@@ -2861,7 +2951,6 @@
       <w:bookmarkEnd w:id="5"/>
       <w:bookmarkEnd w:id="6"/>
     </w:p>
-    <w:p/>
     <w:p>
       <w:r>
         <w:t>I chose this topic because I really enjoy travelling, and when I have a connecting flight, delays are always something I think about. Even a small delay can sometimes leave very little time to catch the next flight. I started wondering if data could help understand when a connection might be at risk.</w:t>
@@ -2895,7 +2984,7 @@
         </w:numPr>
         <w:spacing w:after="0"/>
       </w:pPr>
-      <w:bookmarkStart w:id="7" w:name="_Toc242732584"/>
+      <w:bookmarkStart w:id="7" w:name="_Toc242948921"/>
       <w:r>
         <w:t>Problem Definition</w:t>
       </w:r>
@@ -2906,10 +2995,6 @@
         <w:t xml:space="preserve">Flight delays can have a significant impact on passengers travelling on connecting itineraries </w:t>
       </w:r>
       <w:r>
-        <w:rPr>
-          <w:b/>
-          <w:bCs/>
-        </w:rPr>
         <w:t>(Guimarães, Soares and Ventura, 2022).</w:t>
       </w:r>
       <w:r>
@@ -2939,20 +3024,26 @@
     <w:p>
       <w:pPr>
         <w:pStyle w:val="Heading1"/>
+        <w:numPr>
+          <w:ilvl w:val="0"/>
+          <w:numId w:val="2"/>
+        </w:numPr>
         <w:tabs>
           <w:tab w:val="left" w:pos="2904"/>
         </w:tabs>
         <w:spacing w:before="0"/>
-      </w:pPr>
-      <w:bookmarkStart w:id="8" w:name="_Toc242732585"/>
-      <w:r>
-        <w:t xml:space="preserve">3. </w:t>
-      </w:r>
-      <w:r>
         <w:rPr>
           <w:b/>
           <w:bCs/>
         </w:rPr>
+      </w:pPr>
+      <w:bookmarkStart w:id="8" w:name="_Toc242948922"/>
+      <w:r>
+        <w:rPr>
+          <w:b/>
+          <w:bCs/>
+        </w:rPr>
+        <w:lastRenderedPageBreak/>
         <w:t>Aim and Objectives</w:t>
       </w:r>
       <w:bookmarkEnd w:id="8"/>
@@ -2961,7 +3052,7 @@
       <w:pPr>
         <w:pStyle w:val="Heading2"/>
       </w:pPr>
-      <w:bookmarkStart w:id="9" w:name="_Toc242732586"/>
+      <w:bookmarkStart w:id="9" w:name="_Toc242948923"/>
       <w:r>
         <w:t>3.1 Aim</w:t>
       </w:r>
@@ -2972,11 +3063,12 @@
         <w:t>The aim of this project is to investigate whether historical airline operational data can be used to predict arrival delays and use these predictions to assess potential flight connection risk.</w:t>
       </w:r>
     </w:p>
+    <w:p/>
     <w:p>
       <w:pPr>
         <w:pStyle w:val="Heading2"/>
       </w:pPr>
-      <w:bookmarkStart w:id="10" w:name="_Toc242732587"/>
+      <w:bookmarkStart w:id="10" w:name="_Toc242948924"/>
       <w:r>
         <w:t>3.2 Objectives</w:t>
       </w:r>
@@ -3041,7 +3133,7 @@
       <w:pPr>
         <w:pStyle w:val="Heading2"/>
       </w:pPr>
-      <w:bookmarkStart w:id="11" w:name="_Toc242732588"/>
+      <w:bookmarkStart w:id="11" w:name="_Toc242948925"/>
       <w:r>
         <w:t xml:space="preserve">3.3 </w:t>
       </w:r>
@@ -3064,7 +3156,7 @@
         </w:tabs>
         <w:spacing w:before="0"/>
       </w:pPr>
-      <w:bookmarkStart w:id="12" w:name="_Toc242732589"/>
+      <w:bookmarkStart w:id="12" w:name="_Toc242948926"/>
       <w:r>
         <w:t>4. Scope</w:t>
       </w:r>
@@ -3072,7 +3164,10 @@
     </w:p>
     <w:p>
       <w:r>
-        <w:t>The project will focus on historical U.S. commercial airline operations using publicly available data from the U.S. Bureau of Transportation Statistics (BTS). The analysis will consider variables such as airlines, routes, scheduled flight times, distance and flight delays.</w:t>
+        <w:t>The project will focus on U.S. commercial airline operations for May 2026, using publicly available data from the U.S. Bureau of Transportation Statistics (BTS)</w:t>
+      </w:r>
+      <w:r>
+        <w:t>. The analysis will consider variables such as airlines, routes, scheduled flight times, distance and flight delays.</w:t>
       </w:r>
     </w:p>
     <w:p>
@@ -3105,7 +3200,7 @@
         <w:spacing w:before="0"/>
         <w:ind w:left="360"/>
       </w:pPr>
-      <w:bookmarkStart w:id="13" w:name="_Toc242732590"/>
+      <w:bookmarkStart w:id="13" w:name="_Toc242948927"/>
       <w:r>
         <w:rPr>
           <w:b/>
@@ -3127,7 +3222,7 @@
       <w:pPr>
         <w:pStyle w:val="Heading2"/>
       </w:pPr>
-      <w:bookmarkStart w:id="14" w:name="_Toc242732591"/>
+      <w:bookmarkStart w:id="14" w:name="_Toc242948928"/>
       <w:r>
         <w:t xml:space="preserve">5.1 </w:t>
       </w:r>
@@ -3137,27 +3232,19 @@
       <w:bookmarkEnd w:id="14"/>
     </w:p>
     <w:p>
-      <w:pPr>
-        <w:rPr>
-          <w:b/>
-          <w:bCs/>
-        </w:rPr>
-      </w:pPr>
-    </w:p>
-    <w:p>
-      <w:r>
-        <w:t>The first stage will involve collecting and preparing the historical airline data. The raw data will be processed using Python and checked for missing values, duplicates, data types and other possible data quality issues.</w:t>
-      </w:r>
-    </w:p>
-    <w:p>
-      <w:r>
-        <w:rPr>
-          <w:highlight w:val="yellow"/>
-        </w:rPr>
-        <w:t>Exploratory Data Analysis (EDA</w:t>
-      </w:r>
-      <w:r>
-        <w:t>) will then be used to understand the data and identify patterns in arrival delays. Operational factors such as route, airline, scheduled departure and arrival times, flight distance and travel period will be explored.</w:t>
+      <w:r>
+        <w:t xml:space="preserve">The first stage will involve collecting and preparing the historical airline data. The raw data will be processed using Python and checked for missing values, duplicates, data types and other possible data </w:t>
+      </w:r>
+      <w:r>
+        <w:t>quality issues.</w:t>
+      </w:r>
+    </w:p>
+    <w:p>
+      <w:r>
+        <w:t>Exploratory Data Analysis (EDA) will then be used to understand the data and identify</w:t>
+      </w:r>
+      <w:r>
+        <w:t xml:space="preserve"> patterns in arrival delays. Operational factors such as route, airline, scheduled departure and arrival times, flight distance and travel period will be explored.</w:t>
       </w:r>
     </w:p>
     <w:p/>
@@ -3165,7 +3252,7 @@
       <w:pPr>
         <w:pStyle w:val="Heading2"/>
       </w:pPr>
-      <w:bookmarkStart w:id="15" w:name="_Toc242732592"/>
+      <w:bookmarkStart w:id="15" w:name="_Toc242948929"/>
       <w:r>
         <w:t xml:space="preserve">5.2 </w:t>
       </w:r>
@@ -3173,19 +3260,47 @@
         <w:t>Predictive Modelling</w:t>
       </w:r>
       <w:bookmarkEnd w:id="15"/>
-      <w:r>
-        <w:br/>
-      </w:r>
-    </w:p>
-    <w:p>
-      <w:r>
-        <w:t xml:space="preserve">As the main value to be predicted is arrival delay measured in minutes, the predictive task will be treated as a regression problem. Different regression models will be developed and compared to identify the most suitable approach. Performance will be evaluated using regression metrics such as </w:t>
-      </w:r>
-      <w:r>
-        <w:rPr>
-          <w:highlight w:val="yellow"/>
-        </w:rPr>
-        <w:t>Mean Absolute Error (MAE), Root Mean Squared Error (RMSE) and R-squared (R²).</w:t>
+    </w:p>
+    <w:p>
+      <w:r>
+        <w:t>The main value I want to predict is the arrival delay in minutes, so I will use regression for this part of the project. Before building the models, I will decide which variables from the dataset are useful for predicting the arrival delay. I am particularly interested in looking at factors such as the airline, route, scheduled times and distance. I will then compare different regression models to understand which one gives the most useful predictions, especially for flights where even a small delay could affect the next connection.</w:t>
+      </w:r>
+    </w:p>
+    <w:p>
+      <w:pPr>
+        <w:pStyle w:val="Heading2"/>
+      </w:pPr>
+      <w:bookmarkStart w:id="16" w:name="_Toc242948930"/>
+      <w:r>
+        <w:t>5.</w:t>
+      </w:r>
+      <w:r>
+        <w:t>3 Connection Risk Assessment</w:t>
+      </w:r>
+      <w:bookmarkEnd w:id="16"/>
+    </w:p>
+    <w:p>
+      <w:r>
+        <w:t>Potential connecting flights will then be identified using scheduled flight information. Flights arriving and departing from the same airport within an appropriate connection window will be considered as potential connections. For each potential connection, the scheduled connection time will be calculated and compared with the predicted arrival delay to assess how much of the available connection time could be lost.</w:t>
+      </w:r>
+    </w:p>
+    <w:p>
+      <w:r>
+        <w:t>Where reliable Minimum Connection Time (MCT) information is available, this may also be considered when assessing the remaining connection buffer (International Air Transport Association, n.d.)</w:t>
+      </w:r>
+      <w:r>
+        <w:t>.</w:t>
+      </w:r>
+    </w:p>
+    <w:p>
+      <w:r>
+        <w:t>This approach will allow potential connection risk to be analysed without assuming that the flights represent an actual passenger itinerary.</w:t>
+      </w:r>
+    </w:p>
+    <w:p>
+      <w:r>
+        <w:lastRenderedPageBreak/>
+        <w:t>For me, this is an important part of the project because looking only at the number of minutes of delay does not show the full problem. A 20-minute delay could have very little impact on one connection but could make another connection much more difficult. For this reason, I want to look at the predicted delay together with the time available between the two flights.</w:t>
       </w:r>
     </w:p>
     <w:p/>
@@ -3193,95 +3308,47 @@
       <w:pPr>
         <w:pStyle w:val="Heading2"/>
       </w:pPr>
-      <w:bookmarkStart w:id="16" w:name="_Toc242732593"/>
-      <w:r>
-        <w:t>5.</w:t>
-      </w:r>
-      <w:r>
-        <w:t>3 Connection Risk Assessment</w:t>
-      </w:r>
-      <w:bookmarkEnd w:id="16"/>
-      <w:r>
-        <w:rPr>
-          <w:b/>
-          <w:bCs/>
-        </w:rPr>
-        <w:br/>
-      </w:r>
-    </w:p>
-    <w:p>
-      <w:r>
-        <w:t>Potential connecting flights will then be identified using scheduled flight information. Flights arriving and departing from the same airport within an appropriate connection window will be considered as potential connections. For each potential connection, the scheduled connection time will be calculated and compared with the predicted arrival delay to assess how much of the available connection time could be lost.</w:t>
-      </w:r>
-    </w:p>
-    <w:p>
-      <w:r>
-        <w:t>Where reliable Minimum Connection Time (MCT) information is available, this may also be considered when assessing the remaining connection buffer (International Air Transport Association, n.d.)</w:t>
-      </w:r>
-      <w:r>
-        <w:t>.</w:t>
-      </w:r>
-    </w:p>
-    <w:p>
-      <w:r>
-        <w:lastRenderedPageBreak/>
-        <w:t>This approach will allow potential connection risk to be analysed without assuming that the flights represent an actual passenger itinerary.</w:t>
+      <w:bookmarkStart w:id="17" w:name="_Toc242948931"/>
+      <w:r>
+        <w:t xml:space="preserve">5.4 </w:t>
+      </w:r>
+      <w:r>
+        <w:t>Technologies and Tools</w:t>
+      </w:r>
+      <w:bookmarkEnd w:id="17"/>
+    </w:p>
+    <w:p>
+      <w:r>
+        <w:t>Python will be used for data preparation, analysis, visualisation and modelling.</w:t>
+      </w:r>
+      <w:r>
+        <w:t xml:space="preserve"> Libraries such as Pandas and NumPy are expected to be used during the project.</w:t>
       </w:r>
     </w:p>
     <w:p/>
     <w:p/>
     <w:p>
       <w:pPr>
-        <w:pStyle w:val="Heading2"/>
-      </w:pPr>
-      <w:bookmarkStart w:id="17" w:name="_Toc242732594"/>
-      <w:r>
-        <w:t xml:space="preserve">5.4 </w:t>
-      </w:r>
-      <w:r>
-        <w:t>Technologies and Tools</w:t>
-      </w:r>
-      <w:bookmarkEnd w:id="17"/>
-    </w:p>
-    <w:p>
-      <w:r>
-        <w:t xml:space="preserve">Python will be used for data preparation, analysis, visualisation and modelling. Libraries such as Pandas, NumPy, </w:t>
-      </w:r>
-      <w:r>
-        <w:rPr>
-          <w:highlight w:val="yellow"/>
-        </w:rPr>
-        <w:t>Matplotlib and Scikit-learn are expecte</w:t>
-      </w:r>
-      <w:r>
-        <w:t>d to be used.</w:t>
-      </w:r>
-    </w:p>
-    <w:p/>
-    <w:p/>
-    <w:p>
-      <w:pPr>
         <w:pStyle w:val="Heading1"/>
+        <w:numPr>
+          <w:ilvl w:val="0"/>
+          <w:numId w:val="1"/>
+        </w:numPr>
         <w:tabs>
           <w:tab w:val="left" w:pos="2904"/>
         </w:tabs>
         <w:spacing w:before="0"/>
       </w:pPr>
-      <w:bookmarkStart w:id="18" w:name="_Toc242732595"/>
-      <w:r>
-        <w:t>6.</w:t>
-      </w:r>
-      <w:r>
-        <w:rPr>
-          <w:b/>
-          <w:bCs/>
-        </w:rPr>
-        <w:t xml:space="preserve"> </w:t>
-      </w:r>
+      <w:bookmarkStart w:id="18" w:name="_Toc242948932"/>
       <w:r>
         <w:t>High-Level Architecture</w:t>
       </w:r>
       <w:bookmarkEnd w:id="18"/>
+    </w:p>
+    <w:p>
+      <w:pPr>
+        <w:pStyle w:val="ListParagraph"/>
+      </w:pPr>
     </w:p>
     <w:p>
       <w:r>
@@ -3349,6 +3416,7 @@
         <w:t>The diagram shows how the raw airline data will be prepared, analysed and used to predict arrival delays. The predictions will then be used to assess potential flight connection risk and support business decision-making.</w:t>
       </w:r>
     </w:p>
+    <w:p/>
     <w:p>
       <w:pPr>
         <w:pStyle w:val="Heading1"/>
@@ -3361,8 +3429,9 @@
         </w:tabs>
         <w:spacing w:before="0"/>
       </w:pPr>
-      <w:bookmarkStart w:id="19" w:name="_Toc242732596"/>
-      <w:r>
+      <w:bookmarkStart w:id="19" w:name="_Toc242948933"/>
+      <w:r>
+        <w:lastRenderedPageBreak/>
         <w:t>Data Sources</w:t>
       </w:r>
       <w:bookmarkEnd w:id="19"/>
@@ -3379,7 +3448,6 @@
     </w:p>
     <w:p>
       <w:r>
-        <w:lastRenderedPageBreak/>
         <w:t>The dataset provides raw historical operational data on commercial flights, including flight dates, operating airlines, origin and destination airports, scheduled and actual departure and arrival times, delays, cancellations, diversions and flight distance (Bureau of Transportation Statistics, 2026a).</w:t>
       </w:r>
       <w:r>
@@ -3394,7 +3462,11 @@
         <w:t>The dataset is publicly available from BTS. The files, periods used, source and applicable data-use conditions will be documented in the final project. If Minimum Connection Time information is included, its source and conditions of use will also be documented.</w:t>
       </w:r>
     </w:p>
-    <w:p/>
+    <w:p>
+      <w:r>
+        <w:t>This dataset is suitable for the project because it contains both the delay information needed for the predictive analysis and the scheduled flight information needed to identify potential connections. It also includes operational variables such as airlines, airports, routes and distance, which can be explored to understand their relationship with arrival delays.</w:t>
+      </w:r>
+    </w:p>
     <w:p/>
     <w:p>
       <w:pPr>
@@ -3408,7 +3480,7 @@
         </w:tabs>
         <w:spacing w:before="0"/>
       </w:pPr>
-      <w:bookmarkStart w:id="20" w:name="_Toc242732597"/>
+      <w:bookmarkStart w:id="20" w:name="_Toc242948934"/>
       <w:r>
         <w:t>Expected Deliverables</w:t>
       </w:r>
@@ -3416,42 +3488,24 @@
     </w:p>
     <w:p>
       <w:r>
-        <w:t xml:space="preserve">The project is expected to produce a cleaned and prepared dataset from the original raw airline data, together with an </w:t>
-      </w:r>
-      <w:r>
-        <w:rPr>
-          <w:highlight w:val="yellow"/>
-        </w:rPr>
-        <w:t>exploratory analysis</w:t>
-      </w:r>
-      <w:r>
-        <w:t xml:space="preserve"> of flight delays and relevant visualisations.</w:t>
-      </w:r>
-    </w:p>
-    <w:p>
-      <w:r>
-        <w:rPr>
-          <w:highlight w:val="yellow"/>
-        </w:rPr>
-        <w:t>Predictive regression models</w:t>
-      </w:r>
-      <w:r>
-        <w:t xml:space="preserve"> will be developed and compared to estimate arrival delay duration. Their performance will be evaluated using appropriate regression metrics.</w:t>
-      </w:r>
-    </w:p>
-    <w:p>
-      <w:r>
-        <w:t>The predicted delays will then be applied to potential flight connections identified from scheduled flight information. This analysis will investigate whether delay predictions can help identify situations where the available connection time becomes limited and the potential risk of disruption increases.</w:t>
-      </w:r>
-    </w:p>
-    <w:p>
-      <w:r>
-        <w:t>The final results will be interpreted from a business perspective, including the possible value for airline operational and passenger-management decisions, as well as the limitations of the proposed approach.</w:t>
-      </w:r>
-    </w:p>
-    <w:p/>
-    <w:p/>
-    <w:p/>
+        <w:t>The project will produce a cleaned dataset from the original airline data and an analysis of flight delays with some visualisations.</w:t>
+      </w:r>
+    </w:p>
+    <w:p>
+      <w:r>
+        <w:t>Different regression models will be tested and compared to predict arrival delays. The models will also be evaluated using appropriate regression metrics.</w:t>
+      </w:r>
+    </w:p>
+    <w:p>
+      <w:r>
+        <w:t>The predicted delays will then be used to look at potential flight connections based on the scheduled flight information. This will help to see if a delay could reduce the time available for a connection and increase the risk of disruption.</w:t>
+      </w:r>
+    </w:p>
+    <w:p>
+      <w:r>
+        <w:t>Finally, I will look at how the results could be useful for airlines and passenger management. I will also consider the main limitations of the project.</w:t>
+      </w:r>
+    </w:p>
     <w:p/>
     <w:p/>
     <w:p>
@@ -3466,9 +3520,8 @@
         </w:tabs>
         <w:spacing w:before="0"/>
       </w:pPr>
-      <w:bookmarkStart w:id="21" w:name="_Toc242732598"/>
-      <w:r>
-        <w:lastRenderedPageBreak/>
+      <w:bookmarkStart w:id="21" w:name="_Toc242948935"/>
+      <w:r>
         <w:t>Project Timeline</w:t>
       </w:r>
       <w:bookmarkEnd w:id="21"/>
@@ -3480,547 +3533,9 @@
       <w:r>
         <w:t>ow:</w:t>
       </w:r>
-    </w:p>
-    <w:p/>
-    <w:tbl>
-      <w:tblPr>
-        <w:tblW w:w="0" w:type="auto"/>
-        <w:tblCellSpacing w:w="15" w:type="dxa"/>
-        <w:tblCellMar>
-          <w:top w:w="15" w:type="dxa"/>
-          <w:left w:w="15" w:type="dxa"/>
-          <w:bottom w:w="15" w:type="dxa"/>
-          <w:right w:w="15" w:type="dxa"/>
-        </w:tblCellMar>
-        <w:tblLook w:val="04A0" w:firstRow="1" w:lastRow="0" w:firstColumn="1" w:lastColumn="0" w:noHBand="0" w:noVBand="1"/>
-      </w:tblPr>
-      <w:tblGrid>
-        <w:gridCol w:w="2946"/>
-        <w:gridCol w:w="1291"/>
-        <w:gridCol w:w="1988"/>
-      </w:tblGrid>
-      <w:tr>
-        <w:trPr>
-          <w:tblHeader/>
-          <w:tblCellSpacing w:w="15" w:type="dxa"/>
-        </w:trPr>
-        <w:tc>
-          <w:tcPr>
-            <w:tcW w:w="0" w:type="auto"/>
-            <w:vAlign w:val="center"/>
-            <w:hideMark/>
-          </w:tcPr>
-          <w:p>
-            <w:pPr>
-              <w:rPr>
-                <w:b/>
-                <w:bCs/>
-              </w:rPr>
-            </w:pPr>
-            <w:r>
-              <w:rPr>
-                <w:b/>
-                <w:bCs/>
-              </w:rPr>
-              <w:t>Activity</w:t>
-            </w:r>
-          </w:p>
-        </w:tc>
-        <w:tc>
-          <w:tcPr>
-            <w:tcW w:w="0" w:type="auto"/>
-            <w:vAlign w:val="center"/>
-            <w:hideMark/>
-          </w:tcPr>
-          <w:p>
-            <w:pPr>
-              <w:rPr>
-                <w:b/>
-                <w:bCs/>
-              </w:rPr>
-            </w:pPr>
-            <w:r>
-              <w:rPr>
-                <w:b/>
-                <w:bCs/>
-              </w:rPr>
-              <w:t>Semester 1</w:t>
-            </w:r>
-          </w:p>
-        </w:tc>
-        <w:tc>
-          <w:tcPr>
-            <w:tcW w:w="0" w:type="auto"/>
-            <w:vAlign w:val="center"/>
-            <w:hideMark/>
-          </w:tcPr>
-          <w:p>
-            <w:pPr>
-              <w:rPr>
-                <w:b/>
-                <w:bCs/>
-              </w:rPr>
-            </w:pPr>
-            <w:r>
-              <w:rPr>
-                <w:b/>
-                <w:bCs/>
-              </w:rPr>
-              <w:t xml:space="preserve">              </w:t>
-            </w:r>
-            <w:r>
-              <w:rPr>
-                <w:b/>
-                <w:bCs/>
-              </w:rPr>
-              <w:t>Semester 2</w:t>
-            </w:r>
-          </w:p>
-        </w:tc>
-      </w:tr>
-      <w:tr>
-        <w:trPr>
-          <w:tblCellSpacing w:w="15" w:type="dxa"/>
-        </w:trPr>
-        <w:tc>
-          <w:tcPr>
-            <w:tcW w:w="0" w:type="auto"/>
-            <w:vAlign w:val="center"/>
-            <w:hideMark/>
-          </w:tcPr>
-          <w:p>
-            <w:r>
-              <w:t>Define business problem</w:t>
-            </w:r>
-          </w:p>
-        </w:tc>
-        <w:tc>
-          <w:tcPr>
-            <w:tcW w:w="0" w:type="auto"/>
-            <w:vAlign w:val="center"/>
-            <w:hideMark/>
-          </w:tcPr>
-          <w:p>
-            <w:r>
-              <w:t xml:space="preserve">       </w:t>
-            </w:r>
-            <w:r>
-              <w:t>✓</w:t>
-            </w:r>
-          </w:p>
-        </w:tc>
-        <w:tc>
-          <w:tcPr>
-            <w:tcW w:w="0" w:type="auto"/>
-            <w:vAlign w:val="center"/>
-            <w:hideMark/>
-          </w:tcPr>
-          <w:p/>
-        </w:tc>
-      </w:tr>
-      <w:tr>
-        <w:trPr>
-          <w:tblCellSpacing w:w="15" w:type="dxa"/>
-        </w:trPr>
-        <w:tc>
-          <w:tcPr>
-            <w:tcW w:w="0" w:type="auto"/>
-            <w:vAlign w:val="center"/>
-            <w:hideMark/>
-          </w:tcPr>
-          <w:p>
-            <w:r>
-              <w:t>Literature review</w:t>
-            </w:r>
-          </w:p>
-        </w:tc>
-        <w:tc>
-          <w:tcPr>
-            <w:tcW w:w="0" w:type="auto"/>
-            <w:vAlign w:val="center"/>
-            <w:hideMark/>
-          </w:tcPr>
-          <w:p>
-            <w:r>
-              <w:t xml:space="preserve">       </w:t>
-            </w:r>
-            <w:r>
-              <w:t>✓</w:t>
-            </w:r>
-          </w:p>
-        </w:tc>
-        <w:tc>
-          <w:tcPr>
-            <w:tcW w:w="0" w:type="auto"/>
-            <w:vAlign w:val="center"/>
-            <w:hideMark/>
-          </w:tcPr>
-          <w:p/>
-        </w:tc>
-      </w:tr>
-      <w:tr>
-        <w:trPr>
-          <w:tblCellSpacing w:w="15" w:type="dxa"/>
-        </w:trPr>
-        <w:tc>
-          <w:tcPr>
-            <w:tcW w:w="0" w:type="auto"/>
-            <w:vAlign w:val="center"/>
-            <w:hideMark/>
-          </w:tcPr>
-          <w:p>
-            <w:r>
-              <w:t>Data collection</w:t>
-            </w:r>
-          </w:p>
-        </w:tc>
-        <w:tc>
-          <w:tcPr>
-            <w:tcW w:w="0" w:type="auto"/>
-            <w:vAlign w:val="center"/>
-            <w:hideMark/>
-          </w:tcPr>
-          <w:p>
-            <w:r>
-              <w:t xml:space="preserve">       </w:t>
-            </w:r>
-            <w:r>
-              <w:t>✓</w:t>
-            </w:r>
-          </w:p>
-        </w:tc>
-        <w:tc>
-          <w:tcPr>
-            <w:tcW w:w="0" w:type="auto"/>
-            <w:vAlign w:val="center"/>
-            <w:hideMark/>
-          </w:tcPr>
-          <w:p/>
-        </w:tc>
-      </w:tr>
-      <w:tr>
-        <w:trPr>
-          <w:tblCellSpacing w:w="15" w:type="dxa"/>
-        </w:trPr>
-        <w:tc>
-          <w:tcPr>
-            <w:tcW w:w="0" w:type="auto"/>
-            <w:vAlign w:val="center"/>
-            <w:hideMark/>
-          </w:tcPr>
-          <w:p>
-            <w:r>
-              <w:t>Data cleaning &amp; preparation</w:t>
-            </w:r>
-          </w:p>
-        </w:tc>
-        <w:tc>
-          <w:tcPr>
-            <w:tcW w:w="0" w:type="auto"/>
-            <w:vAlign w:val="center"/>
-            <w:hideMark/>
-          </w:tcPr>
-          <w:p>
-            <w:r>
-              <w:t xml:space="preserve">       </w:t>
-            </w:r>
-            <w:r>
-              <w:t>✓</w:t>
-            </w:r>
-          </w:p>
-        </w:tc>
-        <w:tc>
-          <w:tcPr>
-            <w:tcW w:w="0" w:type="auto"/>
-            <w:vAlign w:val="center"/>
-            <w:hideMark/>
-          </w:tcPr>
-          <w:p/>
-        </w:tc>
-      </w:tr>
-      <w:tr>
-        <w:trPr>
-          <w:tblCellSpacing w:w="15" w:type="dxa"/>
-        </w:trPr>
-        <w:tc>
-          <w:tcPr>
-            <w:tcW w:w="0" w:type="auto"/>
-            <w:vAlign w:val="center"/>
-            <w:hideMark/>
-          </w:tcPr>
-          <w:p>
-            <w:r>
-              <w:t>Exploratory Data Analysis</w:t>
-            </w:r>
-          </w:p>
-        </w:tc>
-        <w:tc>
-          <w:tcPr>
-            <w:tcW w:w="0" w:type="auto"/>
-            <w:vAlign w:val="center"/>
-            <w:hideMark/>
-          </w:tcPr>
-          <w:p>
-            <w:r>
-              <w:t xml:space="preserve">       </w:t>
-            </w:r>
-            <w:r>
-              <w:t>✓</w:t>
-            </w:r>
-          </w:p>
-        </w:tc>
-        <w:tc>
-          <w:tcPr>
-            <w:tcW w:w="0" w:type="auto"/>
-            <w:vAlign w:val="center"/>
-            <w:hideMark/>
-          </w:tcPr>
-          <w:p/>
-        </w:tc>
-      </w:tr>
-      <w:tr>
-        <w:trPr>
-          <w:tblCellSpacing w:w="15" w:type="dxa"/>
-        </w:trPr>
-        <w:tc>
-          <w:tcPr>
-            <w:tcW w:w="0" w:type="auto"/>
-            <w:vAlign w:val="center"/>
-            <w:hideMark/>
-          </w:tcPr>
-          <w:p>
-            <w:r>
-              <w:t>Feature engineering</w:t>
-            </w:r>
-          </w:p>
-        </w:tc>
-        <w:tc>
-          <w:tcPr>
-            <w:tcW w:w="0" w:type="auto"/>
-            <w:vAlign w:val="center"/>
-            <w:hideMark/>
-          </w:tcPr>
-          <w:p>
-            <w:r>
-              <w:t xml:space="preserve">       </w:t>
-            </w:r>
-            <w:r>
-              <w:t>✓</w:t>
-            </w:r>
-          </w:p>
-        </w:tc>
-        <w:tc>
-          <w:tcPr>
-            <w:tcW w:w="0" w:type="auto"/>
-            <w:vAlign w:val="center"/>
-            <w:hideMark/>
-          </w:tcPr>
-          <w:p/>
-        </w:tc>
-      </w:tr>
-      <w:tr>
-        <w:trPr>
-          <w:tblCellSpacing w:w="15" w:type="dxa"/>
-        </w:trPr>
-        <w:tc>
-          <w:tcPr>
-            <w:tcW w:w="0" w:type="auto"/>
-            <w:vAlign w:val="center"/>
-            <w:hideMark/>
-          </w:tcPr>
-          <w:p>
-            <w:r>
-              <w:t>Regression modelling</w:t>
-            </w:r>
-          </w:p>
-        </w:tc>
-        <w:tc>
-          <w:tcPr>
-            <w:tcW w:w="0" w:type="auto"/>
-            <w:vAlign w:val="center"/>
-            <w:hideMark/>
-          </w:tcPr>
-          <w:p/>
-        </w:tc>
-        <w:tc>
-          <w:tcPr>
-            <w:tcW w:w="0" w:type="auto"/>
-            <w:vAlign w:val="center"/>
-            <w:hideMark/>
-          </w:tcPr>
-          <w:p>
-            <w:r>
-              <w:t xml:space="preserve">                   </w:t>
-            </w:r>
-            <w:r>
-              <w:t>✓</w:t>
-            </w:r>
-          </w:p>
-        </w:tc>
-      </w:tr>
-      <w:tr>
-        <w:trPr>
-          <w:tblCellSpacing w:w="15" w:type="dxa"/>
-        </w:trPr>
-        <w:tc>
-          <w:tcPr>
-            <w:tcW w:w="0" w:type="auto"/>
-            <w:vAlign w:val="center"/>
-            <w:hideMark/>
-          </w:tcPr>
-          <w:p>
-            <w:r>
-              <w:t>Model evaluation</w:t>
-            </w:r>
-          </w:p>
-        </w:tc>
-        <w:tc>
-          <w:tcPr>
-            <w:tcW w:w="0" w:type="auto"/>
-            <w:vAlign w:val="center"/>
-            <w:hideMark/>
-          </w:tcPr>
-          <w:p/>
-        </w:tc>
-        <w:tc>
-          <w:tcPr>
-            <w:tcW w:w="0" w:type="auto"/>
-            <w:vAlign w:val="center"/>
-            <w:hideMark/>
-          </w:tcPr>
-          <w:p>
-            <w:r>
-              <w:t xml:space="preserve">                   </w:t>
-            </w:r>
-            <w:r>
-              <w:t>✓</w:t>
-            </w:r>
-          </w:p>
-        </w:tc>
-      </w:tr>
-      <w:tr>
-        <w:trPr>
-          <w:tblCellSpacing w:w="15" w:type="dxa"/>
-        </w:trPr>
-        <w:tc>
-          <w:tcPr>
-            <w:tcW w:w="0" w:type="auto"/>
-            <w:vAlign w:val="center"/>
-            <w:hideMark/>
-          </w:tcPr>
-          <w:p>
-            <w:r>
-              <w:t>Connection risk analysis</w:t>
-            </w:r>
-          </w:p>
-        </w:tc>
-        <w:tc>
-          <w:tcPr>
-            <w:tcW w:w="0" w:type="auto"/>
-            <w:vAlign w:val="center"/>
-            <w:hideMark/>
-          </w:tcPr>
-          <w:p/>
-        </w:tc>
-        <w:tc>
-          <w:tcPr>
-            <w:tcW w:w="0" w:type="auto"/>
-            <w:vAlign w:val="center"/>
-            <w:hideMark/>
-          </w:tcPr>
-          <w:p>
-            <w:r>
-              <w:t xml:space="preserve">                   </w:t>
-            </w:r>
-            <w:r>
-              <w:t>✓</w:t>
-            </w:r>
-          </w:p>
-        </w:tc>
-      </w:tr>
-      <w:tr>
-        <w:trPr>
-          <w:tblCellSpacing w:w="15" w:type="dxa"/>
-        </w:trPr>
-        <w:tc>
-          <w:tcPr>
-            <w:tcW w:w="0" w:type="auto"/>
-            <w:vAlign w:val="center"/>
-            <w:hideMark/>
-          </w:tcPr>
-          <w:p>
-            <w:r>
-              <w:t>Business interpretation</w:t>
-            </w:r>
-          </w:p>
-        </w:tc>
-        <w:tc>
-          <w:tcPr>
-            <w:tcW w:w="0" w:type="auto"/>
-            <w:vAlign w:val="center"/>
-            <w:hideMark/>
-          </w:tcPr>
-          <w:p/>
-        </w:tc>
-        <w:tc>
-          <w:tcPr>
-            <w:tcW w:w="0" w:type="auto"/>
-            <w:vAlign w:val="center"/>
-            <w:hideMark/>
-          </w:tcPr>
-          <w:p>
-            <w:r>
-              <w:t xml:space="preserve">                   </w:t>
-            </w:r>
-            <w:r>
-              <w:t>✓</w:t>
-            </w:r>
-          </w:p>
-        </w:tc>
-      </w:tr>
-      <w:tr>
-        <w:trPr>
-          <w:tblCellSpacing w:w="15" w:type="dxa"/>
-        </w:trPr>
-        <w:tc>
-          <w:tcPr>
-            <w:tcW w:w="0" w:type="auto"/>
-            <w:vAlign w:val="center"/>
-            <w:hideMark/>
-          </w:tcPr>
-          <w:p>
-            <w:r>
-              <w:t>Final report</w:t>
-            </w:r>
-          </w:p>
-        </w:tc>
-        <w:tc>
-          <w:tcPr>
-            <w:tcW w:w="0" w:type="auto"/>
-            <w:vAlign w:val="center"/>
-            <w:hideMark/>
-          </w:tcPr>
-          <w:p/>
-        </w:tc>
-        <w:tc>
-          <w:tcPr>
-            <w:tcW w:w="0" w:type="auto"/>
-            <w:vAlign w:val="center"/>
-            <w:hideMark/>
-          </w:tcPr>
-          <w:p>
-            <w:r>
-              <w:t xml:space="preserve">                   </w:t>
-            </w:r>
-            <w:r>
-              <w:t>✓</w:t>
-            </w:r>
-          </w:p>
-        </w:tc>
-      </w:tr>
-    </w:tbl>
-    <w:p/>
-    <w:p>
+      <w:r>
+        <w:t xml:space="preserve"> </w:t>
+      </w:r>
       <w:r>
         <w:t>Project Timeline – Gantt Chart</w:t>
       </w:r>
@@ -4031,10 +3546,10 @@
           <w:noProof/>
         </w:rPr>
         <w:drawing>
-          <wp:inline distT="0" distB="0" distL="0" distR="0" wp14:anchorId="57D7514C" wp14:editId="4CE6955C">
-            <wp:extent cx="5731510" cy="2498725"/>
-            <wp:effectExtent l="0" t="0" r="2540" b="0"/>
-            <wp:docPr id="322083927" name="Picture 1"/>
+          <wp:inline distT="0" distB="0" distL="0" distR="0" wp14:anchorId="72FCDE05" wp14:editId="69DE6AD0">
+            <wp:extent cx="4892464" cy="4572396"/>
+            <wp:effectExtent l="0" t="0" r="3810" b="0"/>
+            <wp:docPr id="371861512" name="Picture 1"/>
             <wp:cNvGraphicFramePr>
               <a:graphicFrameLocks xmlns:a="http://schemas.openxmlformats.org/drawingml/2006/main" noChangeAspect="1"/>
             </wp:cNvGraphicFramePr>
@@ -4042,7 +3557,7 @@
               <a:graphicData uri="http://schemas.openxmlformats.org/drawingml/2006/picture">
                 <pic:pic xmlns:pic="http://schemas.openxmlformats.org/drawingml/2006/picture">
                   <pic:nvPicPr>
-                    <pic:cNvPr id="322083927" name=""/>
+                    <pic:cNvPr id="371861512" name=""/>
                     <pic:cNvPicPr/>
                   </pic:nvPicPr>
                   <pic:blipFill>
@@ -4054,7 +3569,7 @@
                   <pic:spPr>
                     <a:xfrm>
                       <a:off x="0" y="0"/>
-                      <a:ext cx="5731510" cy="2498725"/>
+                      <a:ext cx="4892464" cy="4572396"/>
                     </a:xfrm>
                     <a:prstGeom prst="rect">
                       <a:avLst/>
@@ -4067,23 +3582,29 @@
         </w:drawing>
       </w:r>
     </w:p>
+    <w:p>
+      <w:r>
+        <w:t>The project will be developed across two semesters.</w:t>
+      </w:r>
+    </w:p>
+    <w:p>
+      <w:r>
+        <w:t>During the first semester, the main activities will include defining the business problem, reviewing relevant literature, collecting the raw data, cleaning and preparing the dataset, conducting Exploratory Data Analysis</w:t>
+      </w:r>
+      <w:r>
+        <w:t>.</w:t>
+      </w:r>
+    </w:p>
+    <w:p>
+      <w:r>
+        <w:t>During the second semester, different regression models will be developed, evaluated and compared. The selected approach will then be applied to the potential flight connection risk analysis. The final stages will include business interpretation, discussion of limitations, recommendations and completion of the Capstone report.</w:t>
+      </w:r>
+    </w:p>
     <w:p/>
     <w:p/>
-    <w:p>
-      <w:r>
-        <w:t>The project will be developed across two semesters.</w:t>
-      </w:r>
-    </w:p>
-    <w:p>
-      <w:r>
-        <w:t>During the first semester, the main activities will include defining the business problem, reviewing relevant literature, collecting the raw data, cleaning and preparing the dataset, conducting Exploratory Data Analysis and beginning feature selection and engineering.</w:t>
-      </w:r>
-    </w:p>
-    <w:p>
-      <w:r>
-        <w:t>During the second semester, different regression models will be developed, evaluated and compared. The selected approach will then be applied to the potential flight connection risk analysis. The final stages will include business interpretation, discussion of limitations, recommendations and completion of the Capstone report.</w:t>
-      </w:r>
-    </w:p>
+    <w:p/>
+    <w:p/>
+    <w:p/>
     <w:p>
       <w:pPr>
         <w:pStyle w:val="Heading1"/>
@@ -4092,7 +3613,7 @@
         </w:tabs>
         <w:spacing w:before="0"/>
       </w:pPr>
-      <w:bookmarkStart w:id="22" w:name="_Toc242732599"/>
+      <w:bookmarkStart w:id="22" w:name="_Toc242948936"/>
       <w:r>
         <w:t>10.</w:t>
       </w:r>
@@ -4120,7 +3641,15 @@
     </w:p>
     <w:p>
       <w:r>
-        <w:t>The interpretation of the predictive results will also be considered carefully. Model predictions are estimates and should not be treated as certain outcomes. A potential connection identified as being at risk will not mean that a passenger will definitely miss the next flight.</w:t>
+        <w:t xml:space="preserve">The interpretation of the predictive results will also be considered carefully. Model predictions are estimates and should not be treated as certain outcomes. A potential connection identified as being at risk will not mean that a passenger will </w:t>
+      </w:r>
+      <w:proofErr w:type="gramStart"/>
+      <w:r>
+        <w:t>definitely miss</w:t>
+      </w:r>
+      <w:proofErr w:type="gramEnd"/>
+      <w:r>
+        <w:t xml:space="preserve"> the next flight.</w:t>
       </w:r>
     </w:p>
     <w:p/>
@@ -4130,14 +3659,13 @@
         <w:pStyle w:val="Heading1"/>
       </w:pPr>
       <w:bookmarkStart w:id="23" w:name="_Toc242717971"/>
-      <w:bookmarkStart w:id="24" w:name="_Toc242732600"/>
+      <w:bookmarkStart w:id="24" w:name="_Toc242948937"/>
       <w:r>
         <w:t>References</w:t>
       </w:r>
       <w:bookmarkEnd w:id="23"/>
       <w:bookmarkEnd w:id="24"/>
     </w:p>
-    <w:p/>
     <w:p>
       <w:r>
         <w:t xml:space="preserve">Bureau of Transportation Statistics (2026) </w:t>
@@ -4167,8 +3695,15 @@
     <w:p/>
     <w:p>
       <w:r>
-        <w:lastRenderedPageBreak/>
-        <w:t xml:space="preserve">Guimarães, M., Soares, C. and Ventura, R. (2022) ‘Decision Support Models for Predicting and Explaining Airport Passenger Connectivity From Data’, </w:t>
+        <w:t xml:space="preserve">Guimarães, M., Soares, C. and Ventura, R. (2022) ‘Decision Support Models for Predicting and Explaining Airport Passenger Connectivity </w:t>
+      </w:r>
+      <w:proofErr w:type="gramStart"/>
+      <w:r>
+        <w:t>From</w:t>
+      </w:r>
+      <w:proofErr w:type="gramEnd"/>
+      <w:r>
+        <w:t xml:space="preserve"> Data’, </w:t>
       </w:r>
       <w:r>
         <w:rPr>
@@ -4235,7 +3770,7 @@
       </w:pPr>
       <w:bookmarkStart w:id="25" w:name="_heading=h.kfkjs3rwl2c1" w:colFirst="0" w:colLast="0"/>
       <w:bookmarkStart w:id="26" w:name="_Toc242717972"/>
-      <w:bookmarkStart w:id="27" w:name="_Toc242732601"/>
+      <w:bookmarkStart w:id="27" w:name="_Toc242948938"/>
       <w:bookmarkEnd w:id="25"/>
       <w:r>
         <w:t>Appendix</w:t>
@@ -4291,7 +3826,6 @@
           <w:noProof/>
           <w:color w:val="FF0000"/>
         </w:rPr>
-        <w:lastRenderedPageBreak/>
         <w:drawing>
           <wp:inline distT="0" distB="0" distL="0" distR="0" wp14:anchorId="6B5DEC65" wp14:editId="3B9BAEE9">
             <wp:extent cx="4960620" cy="4905111"/>
@@ -4420,7 +3954,6 @@
         <w:rPr>
           <w:noProof/>
         </w:rPr>
-        <w:lastRenderedPageBreak/>
         <w:drawing>
           <wp:inline distT="0" distB="0" distL="0" distR="0" wp14:anchorId="3FFB44F7" wp14:editId="25917BFE">
             <wp:extent cx="4435224" cy="5349704"/>
@@ -4793,7 +4326,7 @@
       <w:lvlText w:val="%1."/>
       <w:lvlJc w:val="left"/>
       <w:pPr>
-        <w:ind w:left="720" w:hanging="360"/>
+        <w:ind w:left="786" w:hanging="360"/>
       </w:pPr>
       <w:rPr>
         <w:rFonts w:hint="default"/>
@@ -4805,7 +4338,7 @@
       <w:lvlText w:val="%2."/>
       <w:lvlJc w:val="left"/>
       <w:pPr>
-        <w:ind w:left="1440" w:hanging="360"/>
+        <w:ind w:left="1506" w:hanging="360"/>
       </w:pPr>
     </w:lvl>
     <w:lvl w:ilvl="2" w:tplc="1809001B" w:tentative="1">
@@ -4814,7 +4347,7 @@
       <w:lvlText w:val="%3."/>
       <w:lvlJc w:val="right"/>
       <w:pPr>
-        <w:ind w:left="2160" w:hanging="180"/>
+        <w:ind w:left="2226" w:hanging="180"/>
       </w:pPr>
     </w:lvl>
     <w:lvl w:ilvl="3" w:tplc="1809000F" w:tentative="1">
@@ -4823,7 +4356,7 @@
       <w:lvlText w:val="%4."/>
       <w:lvlJc w:val="left"/>
       <w:pPr>
-        <w:ind w:left="2880" w:hanging="360"/>
+        <w:ind w:left="2946" w:hanging="360"/>
       </w:pPr>
     </w:lvl>
     <w:lvl w:ilvl="4" w:tplc="18090019" w:tentative="1">
@@ -4832,7 +4365,7 @@
       <w:lvlText w:val="%5."/>
       <w:lvlJc w:val="left"/>
       <w:pPr>
-        <w:ind w:left="3600" w:hanging="360"/>
+        <w:ind w:left="3666" w:hanging="360"/>
       </w:pPr>
     </w:lvl>
     <w:lvl w:ilvl="5" w:tplc="1809001B" w:tentative="1">
@@ -4841,7 +4374,7 @@
       <w:lvlText w:val="%6."/>
       <w:lvlJc w:val="right"/>
       <w:pPr>
-        <w:ind w:left="4320" w:hanging="180"/>
+        <w:ind w:left="4386" w:hanging="180"/>
       </w:pPr>
     </w:lvl>
     <w:lvl w:ilvl="6" w:tplc="1809000F" w:tentative="1">
@@ -4850,7 +4383,7 @@
       <w:lvlText w:val="%7."/>
       <w:lvlJc w:val="left"/>
       <w:pPr>
-        <w:ind w:left="5040" w:hanging="360"/>
+        <w:ind w:left="5106" w:hanging="360"/>
       </w:pPr>
     </w:lvl>
     <w:lvl w:ilvl="7" w:tplc="18090019" w:tentative="1">
@@ -4859,7 +4392,7 @@
       <w:lvlText w:val="%8."/>
       <w:lvlJc w:val="left"/>
       <w:pPr>
-        <w:ind w:left="5760" w:hanging="360"/>
+        <w:ind w:left="5826" w:hanging="360"/>
       </w:pPr>
     </w:lvl>
     <w:lvl w:ilvl="8" w:tplc="1809001B" w:tentative="1">
@@ -4868,7 +4401,7 @@
       <w:lvlText w:val="%9."/>
       <w:lvlJc w:val="right"/>
       <w:pPr>
-        <w:ind w:left="6480" w:hanging="180"/>
+        <w:ind w:left="6546" w:hanging="180"/>
       </w:pPr>
     </w:lvl>
   </w:abstractNum>
